--- a/examples/river-oak/complaint.docx
+++ b/examples/river-oak/complaint.docx
@@ -272,24 +272,24 @@
           <w:sz w:val="24"/>
           <w:szCs w:val="24"/>
         </w:rPr>
-        <w:t xml:space="preserve">1.	Petitioner Jordan Rivera (“Student”) is an 8-year-old student who has been eligible for special education and related services under the category of Autism since March 11, 2024, and who attends Willow Creek Elementary School in the River Oak Unified School District (“District”). This due process complaint is brought on Student’s behalf by the parent, Dana Rivera (“Parent”), who is self-represented.</w:t>
-      </w:r>
-    </w:p>
-    <w:p>
-      <w:pPr>
-        <w:widowControl/>
-        <w:tabs>
-          <w:tab w:val="left" w:pos="720"/>
-        </w:tabs>
-        <w:spacing w:line="480"/>
-      </w:pPr>
-      <w:r>
-        <w:rPr>
-          <w:rFonts w:ascii="Times New Roman" w:cs="Times New Roman" w:eastAsia="Times New Roman" w:hAnsi="Times New Roman"/>
-          <w:sz w:val="24"/>
-          <w:szCs w:val="24"/>
-        </w:rPr>
-        <w:t xml:space="preserve">2.	The District has denied Student a free appropriate public education (“FAPE”) by failing to provide an individualized education program (“IEP”) adequate to Student’s needs; by failing to implement the services the operative IEP requires; and by failing to evaluate Student appropriately.</w:t>
+        <w:t xml:space="preserve">1.	Petitioner Jordan Rivera (“Student”) is an 8-year-old student who is eligible for special education and related services under the category of Autism (initially found eligible on March 11, 2024), and who attends Willow Creek Elementary School in the River Oak Unified School District (“District”). This due process complaint is brought on Student’s behalf by the parent, Dana Rivera (“Parent”), who is self-represented.</w:t>
+      </w:r>
+    </w:p>
+    <w:p>
+      <w:pPr>
+        <w:widowControl/>
+        <w:tabs>
+          <w:tab w:val="left" w:pos="720"/>
+        </w:tabs>
+        <w:spacing w:line="480"/>
+      </w:pPr>
+      <w:r>
+        <w:rPr>
+          <w:rFonts w:ascii="Times New Roman" w:cs="Times New Roman" w:eastAsia="Times New Roman" w:hAnsi="Times New Roman"/>
+          <w:sz w:val="24"/>
+          <w:szCs w:val="24"/>
+        </w:rPr>
+        <w:t xml:space="preserve">2.	The District has denied Student a free appropriate public education (“FAPE”) by failing to provide an individualized education program (“IEP”) adequate to Student’s needs; by failing to implement the services the operative IEP requires; and by failing to evaluate Student appropriately. Petitioner requests an impartial due process hearing on the problems stated in this complaint.</w:t>
       </w:r>
     </w:p>
     <w:p>
@@ -424,7 +424,7 @@
           <w:sz w:val="24"/>
           <w:szCs w:val="24"/>
         </w:rPr>
-        <w:t xml:space="preserve">7.	On December 2, 2025, the Parent requested a reevaluation of reading skills in writing.</w:t>
+        <w:t xml:space="preserve">7.	On December 2, 2025, the Parent requested in writing a reevaluation of reading skills.</w:t>
       </w:r>
     </w:p>
     <w:p>
@@ -509,7 +509,7 @@
           <w:sz w:val="24"/>
           <w:szCs w:val="24"/>
         </w:rPr>
-        <w:t xml:space="preserve">12.	On March 14, 2026, the Parent requested revision of the goal and the assessment plan in writing.</w:t>
+        <w:t xml:space="preserve">12.	On March 14, 2026, the Parent requested in writing that the reading fluency goal be revised and that the District provide the assessment plan she had requested on December 2, 2025, which she had not received.</w:t>
       </w:r>
     </w:p>
     <w:p>
@@ -592,24 +592,24 @@
           <w:sz w:val="24"/>
           <w:szCs w:val="24"/>
         </w:rPr>
-        <w:t xml:space="preserve">14.	On September 8, 2025 the IEP team adopted an annual reading fluency goal providing that Student will increase oral reading fluency to 60 words per minute with 90% accuracy on a first-grade passage, from a baseline of 22 words per minute, and noted that the goal was carried forward from the March 11, 2024 IEP with the baseline updated.</w:t>
-      </w:r>
-    </w:p>
-    <w:p>
-      <w:pPr>
-        <w:widowControl/>
-        <w:tabs>
-          <w:tab w:val="left" w:pos="720"/>
-        </w:tabs>
-        <w:spacing w:line="480"/>
-      </w:pPr>
-      <w:r>
-        <w:rPr>
-          <w:rFonts w:ascii="Times New Roman" w:cs="Times New Roman" w:eastAsia="Times New Roman" w:hAnsi="Times New Roman"/>
-          <w:sz w:val="24"/>
-          <w:szCs w:val="24"/>
-        </w:rPr>
-        <w:t xml:space="preserve">15.	The IEP records the Parent's statement that the reading goal had not changed since the March 11, 2024 IEP, her request for a revised goal and more intensive reading instruction, and her written exception that she did not agree the reading goal was appropriate.</w:t>
+        <w:t xml:space="preserve">14.	On September 8, 2025, the IEP team adopted an annual reading fluency goal providing that Student will increase oral reading fluency to 60 words per minute with 90% accuracy on a first-grade passage, from a baseline of 22 words per minute, and noted that the goal was carried forward from the March 11, 2024 IEP with the baseline updated.</w:t>
+      </w:r>
+    </w:p>
+    <w:p>
+      <w:pPr>
+        <w:widowControl/>
+        <w:tabs>
+          <w:tab w:val="left" w:pos="720"/>
+        </w:tabs>
+        <w:spacing w:line="480"/>
+      </w:pPr>
+      <w:r>
+        <w:rPr>
+          <w:rFonts w:ascii="Times New Roman" w:cs="Times New Roman" w:eastAsia="Times New Roman" w:hAnsi="Times New Roman"/>
+          <w:sz w:val="24"/>
+          <w:szCs w:val="24"/>
+        </w:rPr>
+        <w:t xml:space="preserve">15.	The IEP records the Parent’s statement that the reading goal had not changed since the March 11, 2024 IEP, her request for a revised goal and more intensive reading instruction, and her written exception that she did not agree the reading goal was appropriate.</w:t>
       </w:r>
     </w:p>
     <w:p>
@@ -643,7 +643,7 @@
           <w:sz w:val="24"/>
           <w:szCs w:val="24"/>
         </w:rPr>
-        <w:t xml:space="preserve">17.	On March 12, 2026 the IEP team declined to revise the goal, stating that the goal remained appropriate and that it would review the goal at the annual review in September 2026.</w:t>
+        <w:t xml:space="preserve">17.	On March 12, 2026, the IEP team declined to revise the goal, stating that the goal remained appropriate and that it would review the goal at the annual review in September 2026.</w:t>
       </w:r>
     </w:p>
     <w:p>
@@ -726,24 +726,24 @@
           <w:sz w:val="24"/>
           <w:szCs w:val="24"/>
         </w:rPr>
-        <w:t xml:space="preserve">20.	The District's service delivery log for September 8, 2025 to February 27, 2026 records the full 240 minutes in 4 of 24 instructional weeks, an average of 95 minutes per week across the period, and 20 weeks below 240 minutes.</w:t>
-      </w:r>
-    </w:p>
-    <w:p>
-      <w:pPr>
-        <w:widowControl/>
-        <w:tabs>
-          <w:tab w:val="left" w:pos="720"/>
-        </w:tabs>
-        <w:spacing w:line="480"/>
-      </w:pPr>
-      <w:r>
-        <w:rPr>
-          <w:rFonts w:ascii="Times New Roman" w:cs="Times New Roman" w:eastAsia="Times New Roman" w:hAnsi="Times New Roman"/>
-          <w:sz w:val="24"/>
-          <w:szCs w:val="24"/>
-        </w:rPr>
-        <w:t xml:space="preserve">21.	The log records that the small-group reading block was discontinued on October 6, 2025 when the reading intervention position became vacant, that specialized academic instruction was thereafter provided in the general education classroom during available periods, and that the position remained unfilled as of February 27, 2026.</w:t>
+        <w:t xml:space="preserve">20.	The District’s service delivery log for September 8, 2025 to February 27, 2026 records the full 240 minutes in 4 of 24 instructional weeks, an average of 95 minutes per week across the period, and 20 weeks below 240 minutes.</w:t>
+      </w:r>
+    </w:p>
+    <w:p>
+      <w:pPr>
+        <w:widowControl/>
+        <w:tabs>
+          <w:tab w:val="left" w:pos="720"/>
+        </w:tabs>
+        <w:spacing w:line="480"/>
+      </w:pPr>
+      <w:r>
+        <w:rPr>
+          <w:rFonts w:ascii="Times New Roman" w:cs="Times New Roman" w:eastAsia="Times New Roman" w:hAnsi="Times New Roman"/>
+          <w:sz w:val="24"/>
+          <w:szCs w:val="24"/>
+        </w:rPr>
+        <w:t xml:space="preserve">21.	The log records that the small-group reading block was discontinued on October 6, 2025 when the reading intervention position became vacant, and that the position remained unfilled as of February 27, 2026; for the week of October 6, 2025 it records specialized academic instruction provided in the general education classroom during available periods.</w:t>
       </w:r>
     </w:p>
     <w:p>
@@ -809,24 +809,24 @@
           <w:sz w:val="24"/>
           <w:szCs w:val="24"/>
         </w:rPr>
-        <w:t xml:space="preserve">23.	On December 2, 2025 the Parent requested in writing a reevaluation of Student's reading skills, including an assessment of phonological processing and decoding.</w:t>
-      </w:r>
-    </w:p>
-    <w:p>
-      <w:pPr>
-        <w:widowControl/>
-        <w:tabs>
-          <w:tab w:val="left" w:pos="720"/>
-        </w:tabs>
-        <w:spacing w:line="480"/>
-      </w:pPr>
-      <w:r>
-        <w:rPr>
-          <w:rFonts w:ascii="Times New Roman" w:cs="Times New Roman" w:eastAsia="Times New Roman" w:hAnsi="Times New Roman"/>
-          <w:sz w:val="24"/>
-          <w:szCs w:val="24"/>
-        </w:rPr>
-        <w:t xml:space="preserve">24.	On December 4, 2025 the District wrote that it would prepare an assessment plan for the Parent's consent within the required timeline.</w:t>
+        <w:t xml:space="preserve">23.	On December 2, 2025, the Parent requested in writing a reevaluation of Student’s reading skills, including an assessment of phonological processing and decoding.</w:t>
+      </w:r>
+    </w:p>
+    <w:p>
+      <w:pPr>
+        <w:widowControl/>
+        <w:tabs>
+          <w:tab w:val="left" w:pos="720"/>
+        </w:tabs>
+        <w:spacing w:line="480"/>
+      </w:pPr>
+      <w:r>
+        <w:rPr>
+          <w:rFonts w:ascii="Times New Roman" w:cs="Times New Roman" w:eastAsia="Times New Roman" w:hAnsi="Times New Roman"/>
+          <w:sz w:val="24"/>
+          <w:szCs w:val="24"/>
+        </w:rPr>
+        <w:t xml:space="preserve">24.	On December 4, 2025, the District wrote that it would prepare an assessment plan for the Parent’s consent within the required timeline.</w:t>
       </w:r>
     </w:p>
     <w:p>
@@ -898,6 +898,8 @@
     </w:p>
     <w:p>
       <w:pPr>
+        <w:keepLines/>
+        <w:widowControl/>
         <w:tabs>
           <w:tab w:val="left" w:pos="2160"/>
         </w:tabs>
@@ -910,11 +912,13 @@
           <w:sz w:val="24"/>
           <w:szCs w:val="24"/>
         </w:rPr>
-        <w:t xml:space="preserve">(a)	convene an IEP team meeting within 15 days to adopt measurable annual reading goals based on current assessment data;</w:t>
-      </w:r>
-    </w:p>
-    <w:p>
-      <w:pPr>
+        <w:t xml:space="preserve">(a)	convene an IEP team meeting within 15 days to adopt measurable reading goals based on current assessment data;</w:t>
+      </w:r>
+    </w:p>
+    <w:p>
+      <w:pPr>
+        <w:keepLines/>
+        <w:widowControl/>
         <w:tabs>
           <w:tab w:val="left" w:pos="2160"/>
         </w:tabs>
@@ -927,11 +931,13 @@
           <w:sz w:val="24"/>
           <w:szCs w:val="24"/>
         </w:rPr>
-        <w:t xml:space="preserve">(b)	fund an independent educational evaluation in reading and written expression;</w:t>
-      </w:r>
-    </w:p>
-    <w:p>
-      <w:pPr>
+        <w:t xml:space="preserve">(b)	fund an independent educational evaluation in reading and written expression at the District’s expense;</w:t>
+      </w:r>
+    </w:p>
+    <w:p>
+      <w:pPr>
+        <w:keepLines/>
+        <w:widowControl/>
         <w:tabs>
           <w:tab w:val="left" w:pos="2160"/>
         </w:tabs>
@@ -944,11 +950,13 @@
           <w:sz w:val="24"/>
           <w:szCs w:val="24"/>
         </w:rPr>
-        <w:t xml:space="preserve">(c)	provide compensatory specialized academic instruction equal to the minutes not delivered between October 6, 2025 and February 27, 2026; and</w:t>
-      </w:r>
-    </w:p>
-    <w:p>
-      <w:pPr>
+        <w:t xml:space="preserve">(c)	provide compensatory specialized academic instruction equal to the minutes not delivered from October 6, 2025 through February 27, 2026; and</w:t>
+      </w:r>
+    </w:p>
+    <w:p>
+      <w:pPr>
+        <w:keepLines/>
+        <w:widowControl/>
         <w:tabs>
           <w:tab w:val="left" w:pos="2160"/>
         </w:tabs>
@@ -1150,7 +1158,7 @@
           <w:sz w:val="24"/>
           <w:szCs w:val="24"/>
         </w:rPr>
-        <w:t xml:space="preserve">The Parent certifies that on the date written below a true and complete copy of this Due Process Complaint Notice was served on the Superintendent of the River Oak Unified School District, by the method indicated below.</w:t>
+        <w:t xml:space="preserve">The Parent certifies that on the date written below a true and complete copy of this Due Process Complaint Notice was served on the River Oak Unified School District and the Office of Administrative Hearings, by the method indicated below.</w:t>
       </w:r>
     </w:p>
     <w:p>
@@ -1165,6 +1173,20 @@
           <w:szCs w:val="24"/>
         </w:rPr>
         <w:t xml:space="preserve">Method of service:   [  ] U.S. mail   [  ] Hand delivery   [  ] Other: ____________________</w:t>
+      </w:r>
+    </w:p>
+    <w:p>
+      <w:pPr>
+        <w:keepNext/>
+        <w:spacing w:after="120"/>
+      </w:pPr>
+      <w:r>
+        <w:rPr>
+          <w:rFonts w:ascii="Times New Roman" w:cs="Times New Roman" w:eastAsia="Times New Roman" w:hAnsi="Times New Roman"/>
+          <w:sz w:val="24"/>
+          <w:szCs w:val="24"/>
+        </w:rPr>
+        <w:t xml:space="preserve">Name and address of each person served: ________________________________________________</w:t>
       </w:r>
     </w:p>
     <w:p>

--- a/examples/river-oak/complaint.docx
+++ b/examples/river-oak/complaint.docx
@@ -272,7 +272,7 @@
           <w:sz w:val="24"/>
           <w:szCs w:val="24"/>
         </w:rPr>
-        <w:t xml:space="preserve">1.	Petitioner Jordan Rivera (“Student”) is an 8-year-old student who is eligible for special education and related services under the category of Autism (initially found eligible on March 11, 2024), and who attends Willow Creek Elementary School in the River Oak Unified School District (“District”). This due process complaint is brought on Student’s behalf by the parent, Dana Rivera (“Parent”), who is self-represented.</w:t>
+        <w:t xml:space="preserve">1.	Petitioner Jordan Rivera (“Student”) is a student who is eligible for special education and related services under the category of Autism (initially found eligible on March 11, 2024), and who attends Willow Creek Elementary School in the River Oak Unified School District (“District”). This due process complaint is brought on Student’s behalf by the parent, Dana Rivera (“Parent”), who is self-represented.</w:t>
       </w:r>
     </w:p>
     <w:p>

--- a/examples/river-oak/complaint.docx
+++ b/examples/river-oak/complaint.docx
@@ -373,160 +373,228 @@
           <w:sz w:val="24"/>
           <w:szCs w:val="24"/>
         </w:rPr>
-        <w:t xml:space="preserve">4.	On September 8, 2025, the IEP team adopted the annual reading fluency goal of 60 words per minute, carried forward from the March 11, 2024 IEP.</w:t>
-      </w:r>
-    </w:p>
-    <w:p>
-      <w:pPr>
-        <w:widowControl/>
-        <w:tabs>
-          <w:tab w:val="left" w:pos="720"/>
-        </w:tabs>
-        <w:spacing w:line="480"/>
-      </w:pPr>
-      <w:r>
-        <w:rPr>
-          <w:rFonts w:ascii="Times New Roman" w:cs="Times New Roman" w:eastAsia="Times New Roman" w:hAnsi="Times New Roman"/>
-          <w:sz w:val="24"/>
-          <w:szCs w:val="24"/>
-        </w:rPr>
-        <w:t xml:space="preserve">5.	On October 6, 2025, the small-group reading block was discontinued when the reading intervention position became vacant.</w:t>
-      </w:r>
-    </w:p>
-    <w:p>
-      <w:pPr>
-        <w:widowControl/>
-        <w:tabs>
-          <w:tab w:val="left" w:pos="720"/>
-        </w:tabs>
-        <w:spacing w:line="480"/>
-      </w:pPr>
-      <w:r>
-        <w:rPr>
-          <w:rFonts w:ascii="Times New Roman" w:cs="Times New Roman" w:eastAsia="Times New Roman" w:hAnsi="Times New Roman"/>
-          <w:sz w:val="24"/>
-          <w:szCs w:val="24"/>
-        </w:rPr>
-        <w:t xml:space="preserve">6.	On November 14, 2025, the District’s progress report recorded 21 words per minute.</w:t>
-      </w:r>
-    </w:p>
-    <w:p>
-      <w:pPr>
-        <w:widowControl/>
-        <w:tabs>
-          <w:tab w:val="left" w:pos="720"/>
-        </w:tabs>
-        <w:spacing w:line="480"/>
-      </w:pPr>
-      <w:r>
-        <w:rPr>
-          <w:rFonts w:ascii="Times New Roman" w:cs="Times New Roman" w:eastAsia="Times New Roman" w:hAnsi="Times New Roman"/>
-          <w:sz w:val="24"/>
-          <w:szCs w:val="24"/>
-        </w:rPr>
-        <w:t xml:space="preserve">7.	On December 2, 2025, the Parent requested in writing a reevaluation of reading skills.</w:t>
-      </w:r>
-    </w:p>
-    <w:p>
-      <w:pPr>
-        <w:widowControl/>
-        <w:tabs>
-          <w:tab w:val="left" w:pos="720"/>
-        </w:tabs>
-        <w:spacing w:line="480"/>
-      </w:pPr>
-      <w:r>
-        <w:rPr>
-          <w:rFonts w:ascii="Times New Roman" w:cs="Times New Roman" w:eastAsia="Times New Roman" w:hAnsi="Times New Roman"/>
-          <w:sz w:val="24"/>
-          <w:szCs w:val="24"/>
-        </w:rPr>
-        <w:t xml:space="preserve">8.	On December 4, 2025, the District wrote that it would prepare an assessment plan within the required timeline.</w:t>
-      </w:r>
-    </w:p>
-    <w:p>
-      <w:pPr>
-        <w:widowControl/>
-        <w:tabs>
-          <w:tab w:val="left" w:pos="720"/>
-        </w:tabs>
-        <w:spacing w:line="480"/>
-      </w:pPr>
-      <w:r>
-        <w:rPr>
-          <w:rFonts w:ascii="Times New Roman" w:cs="Times New Roman" w:eastAsia="Times New Roman" w:hAnsi="Times New Roman"/>
-          <w:sz w:val="24"/>
-          <w:szCs w:val="24"/>
-        </w:rPr>
-        <w:t xml:space="preserve">9.	On January 23, 2026, the District’s progress report recorded 24 words per minute.</w:t>
-      </w:r>
-    </w:p>
-    <w:p>
-      <w:pPr>
-        <w:widowControl/>
-        <w:tabs>
-          <w:tab w:val="left" w:pos="720"/>
-        </w:tabs>
-        <w:spacing w:line="480"/>
-      </w:pPr>
-      <w:r>
-        <w:rPr>
-          <w:rFonts w:ascii="Times New Roman" w:cs="Times New Roman" w:eastAsia="Times New Roman" w:hAnsi="Times New Roman"/>
-          <w:sz w:val="24"/>
-          <w:szCs w:val="24"/>
-        </w:rPr>
-        <w:t xml:space="preserve">10.	On March 6, 2026, the District’s progress report recorded 23 words per minute and stated that the goal was not met.</w:t>
-      </w:r>
-    </w:p>
-    <w:p>
-      <w:pPr>
-        <w:widowControl/>
-        <w:tabs>
-          <w:tab w:val="left" w:pos="720"/>
-        </w:tabs>
-        <w:spacing w:line="480"/>
-      </w:pPr>
-      <w:r>
-        <w:rPr>
-          <w:rFonts w:ascii="Times New Roman" w:cs="Times New Roman" w:eastAsia="Times New Roman" w:hAnsi="Times New Roman"/>
-          <w:sz w:val="24"/>
-          <w:szCs w:val="24"/>
-        </w:rPr>
-        <w:t xml:space="preserve">11.	On March 12, 2026, the IEP team declined to revise the reading goal, and the District issued a prior written notice.</w:t>
-      </w:r>
-    </w:p>
-    <w:p>
-      <w:pPr>
-        <w:widowControl/>
-        <w:tabs>
-          <w:tab w:val="left" w:pos="720"/>
-        </w:tabs>
-        <w:spacing w:line="480"/>
-      </w:pPr>
-      <w:r>
-        <w:rPr>
-          <w:rFonts w:ascii="Times New Roman" w:cs="Times New Roman" w:eastAsia="Times New Roman" w:hAnsi="Times New Roman"/>
-          <w:sz w:val="24"/>
-          <w:szCs w:val="24"/>
-        </w:rPr>
-        <w:t xml:space="preserve">12.	On March 14, 2026, the Parent requested in writing that the reading fluency goal be revised and that the District provide the assessment plan she had requested on December 2, 2025, which she had not received.</w:t>
-      </w:r>
-    </w:p>
-    <w:p>
-      <w:pPr>
-        <w:widowControl/>
-        <w:tabs>
-          <w:tab w:val="left" w:pos="720"/>
-        </w:tabs>
-        <w:spacing w:line="480"/>
-      </w:pPr>
-      <w:r>
-        <w:rPr>
-          <w:rFonts w:ascii="Times New Roman" w:cs="Times New Roman" w:eastAsia="Times New Roman" w:hAnsi="Times New Roman"/>
-          <w:sz w:val="24"/>
-          <w:szCs w:val="24"/>
-        </w:rPr>
-        <w:t xml:space="preserve">13.	On April 2, 2026, the Parent wrote that she had received no response and no assessment plan.</w:t>
+        <w:t xml:space="preserve">4.	On September 8, 2025, the IEP team adopted an annual reading fluency goal providing that Student will increase oral reading fluency to 60 words per minute with 90% accuracy on a first-grade passage, from a baseline of 22 words per minute, and noted that the goal was carried forward from the March 11, 2024 IEP with the baseline updated.</w:t>
+      </w:r>
+    </w:p>
+    <w:p>
+      <w:pPr>
+        <w:widowControl/>
+        <w:tabs>
+          <w:tab w:val="left" w:pos="720"/>
+        </w:tabs>
+        <w:spacing w:line="480"/>
+      </w:pPr>
+      <w:r>
+        <w:rPr>
+          <w:rFonts w:ascii="Times New Roman" w:cs="Times New Roman" w:eastAsia="Times New Roman" w:hAnsi="Times New Roman"/>
+          <w:sz w:val="24"/>
+          <w:szCs w:val="24"/>
+        </w:rPr>
+        <w:t xml:space="preserve">5.	The IEP dated September 8, 2025 provides for 240 minutes per week of specialized academic instruction in reading, delivered in a small-group setting of no more than 4 students by a credentialed special education teacher in the special education classroom.</w:t>
+      </w:r>
+    </w:p>
+    <w:p>
+      <w:pPr>
+        <w:widowControl/>
+        <w:tabs>
+          <w:tab w:val="left" w:pos="720"/>
+        </w:tabs>
+        <w:spacing w:line="480"/>
+      </w:pPr>
+      <w:r>
+        <w:rPr>
+          <w:rFonts w:ascii="Times New Roman" w:cs="Times New Roman" w:eastAsia="Times New Roman" w:hAnsi="Times New Roman"/>
+          <w:sz w:val="24"/>
+          <w:szCs w:val="24"/>
+        </w:rPr>
+        <w:t xml:space="preserve">6.	The September 8, 2025 IEP records the Parent’s statement that the reading goal had not changed since the March 11, 2024 IEP, her request for a revised goal and more intensive reading instruction, and her written exception that she did not agree the reading goal was appropriate.</w:t>
+      </w:r>
+    </w:p>
+    <w:p>
+      <w:pPr>
+        <w:widowControl/>
+        <w:tabs>
+          <w:tab w:val="left" w:pos="720"/>
+        </w:tabs>
+        <w:spacing w:line="480"/>
+      </w:pPr>
+      <w:r>
+        <w:rPr>
+          <w:rFonts w:ascii="Times New Roman" w:cs="Times New Roman" w:eastAsia="Times New Roman" w:hAnsi="Times New Roman"/>
+          <w:sz w:val="24"/>
+          <w:szCs w:val="24"/>
+        </w:rPr>
+        <w:t xml:space="preserve">7.	On October 6, 2025, the small-group reading block was discontinued when the reading intervention position became vacant.</w:t>
+      </w:r>
+    </w:p>
+    <w:p>
+      <w:pPr>
+        <w:widowControl/>
+        <w:tabs>
+          <w:tab w:val="left" w:pos="720"/>
+        </w:tabs>
+        <w:spacing w:line="480"/>
+      </w:pPr>
+      <w:r>
+        <w:rPr>
+          <w:rFonts w:ascii="Times New Roman" w:cs="Times New Roman" w:eastAsia="Times New Roman" w:hAnsi="Times New Roman"/>
+          <w:sz w:val="24"/>
+          <w:szCs w:val="24"/>
+        </w:rPr>
+        <w:t xml:space="preserve">8.	On November 14, 2025, the District’s progress report recorded 21 words per minute.</w:t>
+      </w:r>
+    </w:p>
+    <w:p>
+      <w:pPr>
+        <w:widowControl/>
+        <w:tabs>
+          <w:tab w:val="left" w:pos="720"/>
+        </w:tabs>
+        <w:spacing w:line="480"/>
+      </w:pPr>
+      <w:r>
+        <w:rPr>
+          <w:rFonts w:ascii="Times New Roman" w:cs="Times New Roman" w:eastAsia="Times New Roman" w:hAnsi="Times New Roman"/>
+          <w:sz w:val="24"/>
+          <w:szCs w:val="24"/>
+        </w:rPr>
+        <w:t xml:space="preserve">9.	On December 2, 2025, the Parent requested in writing a reevaluation of Student’s reading skills, including an assessment of phonological processing and decoding.</w:t>
+      </w:r>
+    </w:p>
+    <w:p>
+      <w:pPr>
+        <w:widowControl/>
+        <w:tabs>
+          <w:tab w:val="left" w:pos="720"/>
+        </w:tabs>
+        <w:spacing w:line="480"/>
+      </w:pPr>
+      <w:r>
+        <w:rPr>
+          <w:rFonts w:ascii="Times New Roman" w:cs="Times New Roman" w:eastAsia="Times New Roman" w:hAnsi="Times New Roman"/>
+          <w:sz w:val="24"/>
+          <w:szCs w:val="24"/>
+        </w:rPr>
+        <w:t xml:space="preserve">10.	On December 4, 2025, the District wrote that it would prepare an assessment plan for the Parent’s consent within the required timeline.</w:t>
+      </w:r>
+    </w:p>
+    <w:p>
+      <w:pPr>
+        <w:widowControl/>
+        <w:tabs>
+          <w:tab w:val="left" w:pos="720"/>
+        </w:tabs>
+        <w:spacing w:line="480"/>
+      </w:pPr>
+      <w:r>
+        <w:rPr>
+          <w:rFonts w:ascii="Times New Roman" w:cs="Times New Roman" w:eastAsia="Times New Roman" w:hAnsi="Times New Roman"/>
+          <w:sz w:val="24"/>
+          <w:szCs w:val="24"/>
+        </w:rPr>
+        <w:t xml:space="preserve">11.	On January 23, 2026, the District’s progress report recorded 24 words per minute.</w:t>
+      </w:r>
+    </w:p>
+    <w:p>
+      <w:pPr>
+        <w:widowControl/>
+        <w:tabs>
+          <w:tab w:val="left" w:pos="720"/>
+        </w:tabs>
+        <w:spacing w:line="480"/>
+      </w:pPr>
+      <w:r>
+        <w:rPr>
+          <w:rFonts w:ascii="Times New Roman" w:cs="Times New Roman" w:eastAsia="Times New Roman" w:hAnsi="Times New Roman"/>
+          <w:sz w:val="24"/>
+          <w:szCs w:val="24"/>
+        </w:rPr>
+        <w:t xml:space="preserve">12.	The District’s service delivery log for September 8, 2025 to February 27, 2026 records the full 240 minutes in 4 of 24 instructional weeks, an average of 95 minutes per week across the period, and 20 weeks below 240 minutes; it records that the reading intervention position remained unfilled as of February 27, 2026.</w:t>
+      </w:r>
+    </w:p>
+    <w:p>
+      <w:pPr>
+        <w:widowControl/>
+        <w:tabs>
+          <w:tab w:val="left" w:pos="720"/>
+        </w:tabs>
+        <w:spacing w:line="480"/>
+      </w:pPr>
+      <w:r>
+        <w:rPr>
+          <w:rFonts w:ascii="Times New Roman" w:cs="Times New Roman" w:eastAsia="Times New Roman" w:hAnsi="Times New Roman"/>
+          <w:sz w:val="24"/>
+          <w:szCs w:val="24"/>
+        </w:rPr>
+        <w:t xml:space="preserve">13.	On March 6, 2026, the District’s progress report recorded 23 words per minute and stated that the goal was not met.</w:t>
+      </w:r>
+    </w:p>
+    <w:p>
+      <w:pPr>
+        <w:widowControl/>
+        <w:tabs>
+          <w:tab w:val="left" w:pos="720"/>
+        </w:tabs>
+        <w:spacing w:line="480"/>
+      </w:pPr>
+      <w:r>
+        <w:rPr>
+          <w:rFonts w:ascii="Times New Roman" w:cs="Times New Roman" w:eastAsia="Times New Roman" w:hAnsi="Times New Roman"/>
+          <w:sz w:val="24"/>
+          <w:szCs w:val="24"/>
+        </w:rPr>
+        <w:t xml:space="preserve">14.	On March 12, 2026, the IEP team declined to revise the reading goal, and the District issued a prior written notice.</w:t>
+      </w:r>
+    </w:p>
+    <w:p>
+      <w:pPr>
+        <w:widowControl/>
+        <w:tabs>
+          <w:tab w:val="left" w:pos="720"/>
+        </w:tabs>
+        <w:spacing w:line="480"/>
+      </w:pPr>
+      <w:r>
+        <w:rPr>
+          <w:rFonts w:ascii="Times New Roman" w:cs="Times New Roman" w:eastAsia="Times New Roman" w:hAnsi="Times New Roman"/>
+          <w:sz w:val="24"/>
+          <w:szCs w:val="24"/>
+        </w:rPr>
+        <w:t xml:space="preserve">15.	In the prior written notice dated March 12, 2026 the District acknowledged that the small-group reading block was discontinued in October 2025 owing to staffing and stated that compensatory services were not proposed at the meeting.</w:t>
+      </w:r>
+    </w:p>
+    <w:p>
+      <w:pPr>
+        <w:widowControl/>
+        <w:tabs>
+          <w:tab w:val="left" w:pos="720"/>
+        </w:tabs>
+        <w:spacing w:line="480"/>
+      </w:pPr>
+      <w:r>
+        <w:rPr>
+          <w:rFonts w:ascii="Times New Roman" w:cs="Times New Roman" w:eastAsia="Times New Roman" w:hAnsi="Times New Roman"/>
+          <w:sz w:val="24"/>
+          <w:szCs w:val="24"/>
+        </w:rPr>
+        <w:t xml:space="preserve">16.	On March 14, 2026, the Parent requested in writing that the reading fluency goal be revised and that the District provide the assessment plan she had requested on December 2, 2025, which she had not received.</w:t>
+      </w:r>
+    </w:p>
+    <w:p>
+      <w:pPr>
+        <w:widowControl/>
+        <w:tabs>
+          <w:tab w:val="left" w:pos="720"/>
+        </w:tabs>
+        <w:spacing w:line="480"/>
+      </w:pPr>
+      <w:r>
+        <w:rPr>
+          <w:rFonts w:ascii="Times New Roman" w:cs="Times New Roman" w:eastAsia="Times New Roman" w:hAnsi="Times New Roman"/>
+          <w:sz w:val="24"/>
+          <w:szCs w:val="24"/>
+        </w:rPr>
+        <w:t xml:space="preserve">17.	On April 2, 2026, the Parent wrote that she had received no response and no assessment plan.</w:t>
       </w:r>
     </w:p>
     <w:p>
@@ -592,75 +660,7 @@
           <w:sz w:val="24"/>
           <w:szCs w:val="24"/>
         </w:rPr>
-        <w:t xml:space="preserve">14.	On September 8, 2025, the IEP team adopted an annual reading fluency goal providing that Student will increase oral reading fluency to 60 words per minute with 90% accuracy on a first-grade passage, from a baseline of 22 words per minute, and noted that the goal was carried forward from the March 11, 2024 IEP with the baseline updated.</w:t>
-      </w:r>
-    </w:p>
-    <w:p>
-      <w:pPr>
-        <w:widowControl/>
-        <w:tabs>
-          <w:tab w:val="left" w:pos="720"/>
-        </w:tabs>
-        <w:spacing w:line="480"/>
-      </w:pPr>
-      <w:r>
-        <w:rPr>
-          <w:rFonts w:ascii="Times New Roman" w:cs="Times New Roman" w:eastAsia="Times New Roman" w:hAnsi="Times New Roman"/>
-          <w:sz w:val="24"/>
-          <w:szCs w:val="24"/>
-        </w:rPr>
-        <w:t xml:space="preserve">15.	The IEP records the Parent’s statement that the reading goal had not changed since the March 11, 2024 IEP, her request for a revised goal and more intensive reading instruction, and her written exception that she did not agree the reading goal was appropriate.</w:t>
-      </w:r>
-    </w:p>
-    <w:p>
-      <w:pPr>
-        <w:widowControl/>
-        <w:tabs>
-          <w:tab w:val="left" w:pos="720"/>
-        </w:tabs>
-        <w:spacing w:line="480"/>
-      </w:pPr>
-      <w:r>
-        <w:rPr>
-          <w:rFonts w:ascii="Times New Roman" w:cs="Times New Roman" w:eastAsia="Times New Roman" w:hAnsi="Times New Roman"/>
-          <w:sz w:val="24"/>
-          <w:szCs w:val="24"/>
-        </w:rPr>
-        <w:t xml:space="preserve">16.	Progress reports dated November 14, 2025, January 23, 2026 and March 6, 2026 recorded 21, 24 and 23 words per minute, and the March 6, 2026 report states that the goal was not met and recommends continuing it.</w:t>
-      </w:r>
-    </w:p>
-    <w:p>
-      <w:pPr>
-        <w:widowControl/>
-        <w:tabs>
-          <w:tab w:val="left" w:pos="720"/>
-        </w:tabs>
-        <w:spacing w:line="480"/>
-      </w:pPr>
-      <w:r>
-        <w:rPr>
-          <w:rFonts w:ascii="Times New Roman" w:cs="Times New Roman" w:eastAsia="Times New Roman" w:hAnsi="Times New Roman"/>
-          <w:sz w:val="24"/>
-          <w:szCs w:val="24"/>
-        </w:rPr>
-        <w:t xml:space="preserve">17.	On March 12, 2026, the IEP team declined to revise the goal, stating that the goal remained appropriate and that it would review the goal at the annual review in September 2026.</w:t>
-      </w:r>
-    </w:p>
-    <w:p>
-      <w:pPr>
-        <w:widowControl/>
-        <w:tabs>
-          <w:tab w:val="left" w:pos="720"/>
-        </w:tabs>
-        <w:spacing w:line="480"/>
-      </w:pPr>
-      <w:r>
-        <w:rPr>
-          <w:rFonts w:ascii="Times New Roman" w:cs="Times New Roman" w:eastAsia="Times New Roman" w:hAnsi="Times New Roman"/>
-          <w:sz w:val="24"/>
-          <w:szCs w:val="24"/>
-        </w:rPr>
-        <w:t xml:space="preserve">18.	The Parent requested revision in writing on March 14, 2026, and wrote on April 2, 2026 that she had received no response.</w:t>
+        <w:t xml:space="preserve">18.	The reading fluency goal was carried forward from the March 11, 2024 IEP with only its baseline updated, and the three progress reports since have recorded 21, 24 and 23 words per minute against a goal of 60. The District’s own March 6, 2026 report states that the goal was not met and recommends continuing it. The IEP team declined to revise the goal, and the Parent’s written request drew no response (paragraphs 4, 8, 13, 14 and 17).</w:t>
       </w:r>
     </w:p>
     <w:p>
@@ -709,58 +709,7 @@
           <w:sz w:val="24"/>
           <w:szCs w:val="24"/>
         </w:rPr>
-        <w:t xml:space="preserve">19.	The September 8, 2025 IEP provides for 240 minutes per week of specialized academic instruction in reading, delivered in a small-group setting of no more than 4 students by a credentialed special education teacher in the special education classroom.</w:t>
-      </w:r>
-    </w:p>
-    <w:p>
-      <w:pPr>
-        <w:widowControl/>
-        <w:tabs>
-          <w:tab w:val="left" w:pos="720"/>
-        </w:tabs>
-        <w:spacing w:line="480"/>
-      </w:pPr>
-      <w:r>
-        <w:rPr>
-          <w:rFonts w:ascii="Times New Roman" w:cs="Times New Roman" w:eastAsia="Times New Roman" w:hAnsi="Times New Roman"/>
-          <w:sz w:val="24"/>
-          <w:szCs w:val="24"/>
-        </w:rPr>
-        <w:t xml:space="preserve">20.	The District’s service delivery log for September 8, 2025 to February 27, 2026 records the full 240 minutes in 4 of 24 instructional weeks, an average of 95 minutes per week across the period, and 20 weeks below 240 minutes.</w:t>
-      </w:r>
-    </w:p>
-    <w:p>
-      <w:pPr>
-        <w:widowControl/>
-        <w:tabs>
-          <w:tab w:val="left" w:pos="720"/>
-        </w:tabs>
-        <w:spacing w:line="480"/>
-      </w:pPr>
-      <w:r>
-        <w:rPr>
-          <w:rFonts w:ascii="Times New Roman" w:cs="Times New Roman" w:eastAsia="Times New Roman" w:hAnsi="Times New Roman"/>
-          <w:sz w:val="24"/>
-          <w:szCs w:val="24"/>
-        </w:rPr>
-        <w:t xml:space="preserve">21.	The log records that the small-group reading block was discontinued on October 6, 2025 when the reading intervention position became vacant, and that the position remained unfilled as of February 27, 2026; for the week of October 6, 2025 it records specialized academic instruction provided in the general education classroom during available periods.</w:t>
-      </w:r>
-    </w:p>
-    <w:p>
-      <w:pPr>
-        <w:widowControl/>
-        <w:tabs>
-          <w:tab w:val="left" w:pos="720"/>
-        </w:tabs>
-        <w:spacing w:line="480"/>
-      </w:pPr>
-      <w:r>
-        <w:rPr>
-          <w:rFonts w:ascii="Times New Roman" w:cs="Times New Roman" w:eastAsia="Times New Roman" w:hAnsi="Times New Roman"/>
-          <w:sz w:val="24"/>
-          <w:szCs w:val="24"/>
-        </w:rPr>
-        <w:t xml:space="preserve">22.	In the prior written notice dated March 12, 2026 the District acknowledged that the block was discontinued in October 2025 owing to staffing and stated that compensatory services were not proposed at the meeting.</w:t>
+        <w:t xml:space="preserve">19.	The District has not delivered the service the IEP requires since the reading intervention position fell vacant on October 6, 2025: its own log records the full 240 minutes a week in only 4 of 24 instructional weeks, and the position still unfilled on February 27, 2026. Its prior written notice acknowledges the staffing cause and offered no compensatory services (paragraphs 5, 7, 12 and 15).</w:t>
       </w:r>
     </w:p>
     <w:p>
@@ -809,41 +758,7 @@
           <w:sz w:val="24"/>
           <w:szCs w:val="24"/>
         </w:rPr>
-        <w:t xml:space="preserve">23.	On December 2, 2025, the Parent requested in writing a reevaluation of Student’s reading skills, including an assessment of phonological processing and decoding.</w:t>
-      </w:r>
-    </w:p>
-    <w:p>
-      <w:pPr>
-        <w:widowControl/>
-        <w:tabs>
-          <w:tab w:val="left" w:pos="720"/>
-        </w:tabs>
-        <w:spacing w:line="480"/>
-      </w:pPr>
-      <w:r>
-        <w:rPr>
-          <w:rFonts w:ascii="Times New Roman" w:cs="Times New Roman" w:eastAsia="Times New Roman" w:hAnsi="Times New Roman"/>
-          <w:sz w:val="24"/>
-          <w:szCs w:val="24"/>
-        </w:rPr>
-        <w:t xml:space="preserve">24.	On December 4, 2025, the District wrote that it would prepare an assessment plan for the Parent’s consent within the required timeline.</w:t>
-      </w:r>
-    </w:p>
-    <w:p>
-      <w:pPr>
-        <w:widowControl/>
-        <w:tabs>
-          <w:tab w:val="left" w:pos="720"/>
-        </w:tabs>
-        <w:spacing w:line="480"/>
-      </w:pPr>
-      <w:r>
-        <w:rPr>
-          <w:rFonts w:ascii="Times New Roman" w:cs="Times New Roman" w:eastAsia="Times New Roman" w:hAnsi="Times New Roman"/>
-          <w:sz w:val="24"/>
-          <w:szCs w:val="24"/>
-        </w:rPr>
-        <w:t xml:space="preserve">25.	The prior written notice dated March 12, 2026 states that the Parent requested the reevaluation on December 2, 2025 and that the District would provide an assessment plan; on April 2, 2026 the Parent wrote that she had not received one.</w:t>
+        <w:t xml:space="preserve">20.	The District accepted on December 4, 2025 that it would prepare an assessment plan for the reevaluation the Parent had requested, and undertook to do so within the required timeline. None had been provided by April 2, 2026, and the two written requests the Parent has made since have gone unanswered (paragraphs 9, 10, 16 and 17).</w:t>
       </w:r>
     </w:p>
     <w:p>
@@ -893,7 +808,7 @@
           <w:sz w:val="24"/>
           <w:szCs w:val="24"/>
         </w:rPr>
-        <w:t xml:space="preserve">26.	The Parent proposes the following resolution:</w:t>
+        <w:t xml:space="preserve">21.	The Parent proposes the following resolution:</w:t>
       </w:r>
     </w:p>
     <w:p>
@@ -950,7 +865,7 @@
           <w:sz w:val="24"/>
           <w:szCs w:val="24"/>
         </w:rPr>
-        <w:t xml:space="preserve">(c)	provide compensatory specialized academic instruction equal to the minutes not delivered from October 6, 2025 through February 27, 2026; and</w:t>
+        <w:t xml:space="preserve">(c)	provide compensatory specialized academic instruction in reading for the 20 weeks the District’s service delivery log for September 8, 2025 to February 27, 2026 records below the 240 minutes per week the IEP requires; and</w:t>
       </w:r>
     </w:p>
     <w:p>

--- a/examples/river-oak/complaint.docx
+++ b/examples/river-oak/complaint.docx
@@ -1073,7 +1073,7 @@
           <w:sz w:val="24"/>
           <w:szCs w:val="24"/>
         </w:rPr>
-        <w:t xml:space="preserve">The Parent certifies that on the date written below a true and complete copy of this Due Process Complaint Notice was served on the River Oak Unified School District and the Office of Administrative Hearings, by the method indicated below.</w:t>
+        <w:t xml:space="preserve">The Parent certifies that on the date written below a true and complete copy of this Due Process Complaint Notice was served on each office named below, by the method indicated below.</w:t>
       </w:r>
     </w:p>
     <w:p>
@@ -1101,7 +1101,35 @@
           <w:sz w:val="24"/>
           <w:szCs w:val="24"/>
         </w:rPr>
-        <w:t xml:space="preserve">Name and address of each person served: ________________________________________________</w:t>
+        <w:t xml:space="preserve">Served on:</w:t>
+      </w:r>
+    </w:p>
+    <w:p>
+      <w:pPr>
+        <w:keepNext/>
+        <w:spacing w:after="240"/>
+      </w:pPr>
+      <w:r>
+        <w:rPr>
+          <w:rFonts w:ascii="Times New Roman" w:cs="Times New Roman" w:eastAsia="Times New Roman" w:hAnsi="Times New Roman"/>
+          <w:sz w:val="24"/>
+          <w:szCs w:val="24"/>
+        </w:rPr>
+        <w:t xml:space="preserve">Superintendent, River Oak Unified School District, 500 Oak Valley Road, Willow Creek, CA 95833</w:t>
+      </w:r>
+    </w:p>
+    <w:p>
+      <w:pPr>
+        <w:keepNext/>
+        <w:spacing w:after="240"/>
+      </w:pPr>
+      <w:r>
+        <w:rPr>
+          <w:rFonts w:ascii="Times New Roman" w:cs="Times New Roman" w:eastAsia="Times New Roman" w:hAnsi="Times New Roman"/>
+          <w:sz w:val="24"/>
+          <w:szCs w:val="24"/>
+        </w:rPr>
+        <w:t xml:space="preserve">Special Education Division, Office of Administrative Hearings, 2349 Gateway Oaks Drive, Suite 200, Sacramento, CA 95833</w:t>
       </w:r>
     </w:p>
     <w:p>

--- a/examples/river-oak/complaint.docx
+++ b/examples/river-oak/complaint.docx
@@ -255,7 +255,7 @@
           <w:sz w:val="24"/>
           <w:szCs w:val="24"/>
         </w:rPr>
-        <w:t xml:space="preserve">I. INTRODUCTION</w:t>
+        <w:t xml:space="preserve">I. PRELIMINARY STATEMENT</w:t>
       </w:r>
     </w:p>
     <w:p>
@@ -272,7 +272,7 @@
           <w:sz w:val="24"/>
           <w:szCs w:val="24"/>
         </w:rPr>
-        <w:t xml:space="preserve">1.	Petitioner Jordan Rivera (“Student”) is a student who is eligible for special education and related services under the category of Autism (initially found eligible on March 11, 2024), and who attends Willow Creek Elementary School in the River Oak Unified School District (“District”). This due process complaint is brought on Student’s behalf by the parent, Dana Rivera (“Parent”), who is self-represented.</w:t>
+        <w:t xml:space="preserve">1.	Petitioner Jordan Rivera (“Student”) is a student eligible for special education and related services under the category of Autism, and attends Willow Creek Elementary School in the River Oak Unified School District (“District”). This due process complaint is brought on Student’s behalf by the parent, Dana Rivera (“Parent”), who is self-represented.</w:t>
       </w:r>
     </w:p>
     <w:p>
@@ -289,7 +289,7 @@
           <w:sz w:val="24"/>
           <w:szCs w:val="24"/>
         </w:rPr>
-        <w:t xml:space="preserve">2.	The District has denied Student a free appropriate public education (“FAPE”) by failing to provide an individualized education program (“IEP”) adequate to Student’s needs; by failing to implement the services the operative IEP requires; and by failing to evaluate Student appropriately. Petitioner requests an impartial due process hearing on the problems stated in this complaint.</w:t>
+        <w:t xml:space="preserve">2.	The District has denied Student a free appropriate public education by carrying forward a reading fluency goal Student has never approached; by failing to evaluate Student’s reading after a written request; by declining to revise the goal when its own progress reports recorded that it was not met; and by failing to deliver the specialized academic instruction the operative individualized education program requires. Petitioner requests an impartial due process hearing on the problems stated in this complaint.</w:t>
       </w:r>
     </w:p>
     <w:p>
@@ -306,7 +306,7 @@
           <w:sz w:val="24"/>
           <w:szCs w:val="24"/>
         </w:rPr>
-        <w:t xml:space="preserve">II. CONTACT AND RESIDENCE INFORMATION</w:t>
+        <w:t xml:space="preserve">II. REQUIRED INFORMATION</w:t>
       </w:r>
     </w:p>
     <w:p>
@@ -323,6 +323,447 @@
           <w:szCs w:val="24"/>
         </w:rPr>
         <w:t xml:space="preserve">34 C.F.R. § 300.508(b)(1)–(3).</w:t>
+      </w:r>
+    </w:p>
+    <w:tbl>
+      <w:tblPr>
+        <w:tblW w:type="dxa" w:w="9360"/>
+        <w:tblBorders>
+          <w:top w:val="single" w:color="auto" w:sz="4"/>
+          <w:left w:val="single" w:color="auto" w:sz="4"/>
+          <w:bottom w:val="single" w:color="auto" w:sz="4"/>
+          <w:right w:val="single" w:color="auto" w:sz="4"/>
+          <w:insideH w:val="single" w:color="auto" w:sz="4"/>
+          <w:insideV w:val="single" w:color="auto" w:sz="4"/>
+        </w:tblBorders>
+      </w:tblPr>
+      <w:tblGrid>
+        <w:gridCol w:w="100"/>
+        <w:gridCol w:w="100"/>
+      </w:tblGrid>
+      <w:tr>
+        <w:trPr>
+          <w:tblHeader/>
+        </w:trPr>
+        <w:tc>
+          <w:tcPr>
+            <w:tcBorders>
+              <w:top w:val="single" w:color="000000" w:sz="6"/>
+              <w:left w:val="single" w:color="000000" w:sz="6"/>
+              <w:bottom w:val="single" w:color="000000" w:sz="6"/>
+              <w:right w:val="single" w:color="000000" w:sz="6"/>
+            </w:tcBorders>
+            <w:tcMar>
+              <w:top w:type="dxa" w:w="60"/>
+              <w:left w:type="dxa" w:w="100"/>
+              <w:bottom w:type="dxa" w:w="60"/>
+              <w:right w:type="dxa" w:w="100"/>
+            </w:tcMar>
+          </w:tcPr>
+          <w:p>
+            <w:pPr>
+              <w:spacing w:line="240"/>
+            </w:pPr>
+            <w:r>
+              <w:rPr>
+                <w:rFonts w:ascii="Times New Roman" w:cs="Times New Roman" w:eastAsia="Times New Roman" w:hAnsi="Times New Roman"/>
+                <w:b/>
+                <w:bCs/>
+                <w:sz w:val="22"/>
+                <w:szCs w:val="22"/>
+              </w:rPr>
+              <w:t xml:space="preserve">Required element</w:t>
+            </w:r>
+          </w:p>
+        </w:tc>
+        <w:tc>
+          <w:tcPr>
+            <w:tcBorders>
+              <w:top w:val="single" w:color="000000" w:sz="6"/>
+              <w:left w:val="single" w:color="000000" w:sz="6"/>
+              <w:bottom w:val="single" w:color="000000" w:sz="6"/>
+              <w:right w:val="single" w:color="000000" w:sz="6"/>
+            </w:tcBorders>
+            <w:tcMar>
+              <w:top w:type="dxa" w:w="60"/>
+              <w:left w:type="dxa" w:w="100"/>
+              <w:bottom w:type="dxa" w:w="60"/>
+              <w:right w:type="dxa" w:w="100"/>
+            </w:tcMar>
+          </w:tcPr>
+          <w:p>
+            <w:pPr>
+              <w:spacing w:line="240"/>
+            </w:pPr>
+            <w:r>
+              <w:rPr>
+                <w:rFonts w:ascii="Times New Roman" w:cs="Times New Roman" w:eastAsia="Times New Roman" w:hAnsi="Times New Roman"/>
+                <w:b/>
+                <w:bCs/>
+                <w:sz w:val="22"/>
+                <w:szCs w:val="22"/>
+              </w:rPr>
+              <w:t xml:space="preserve">As provided</w:t>
+            </w:r>
+          </w:p>
+        </w:tc>
+      </w:tr>
+      <w:tr>
+        <w:trPr>
+          <w:tblHeader w:val="false"/>
+        </w:trPr>
+        <w:tc>
+          <w:tcPr>
+            <w:tcBorders>
+              <w:top w:val="single" w:color="000000" w:sz="6"/>
+              <w:left w:val="single" w:color="000000" w:sz="6"/>
+              <w:bottom w:val="single" w:color="000000" w:sz="6"/>
+              <w:right w:val="single" w:color="000000" w:sz="6"/>
+            </w:tcBorders>
+            <w:tcMar>
+              <w:top w:type="dxa" w:w="60"/>
+              <w:left w:type="dxa" w:w="100"/>
+              <w:bottom w:type="dxa" w:w="60"/>
+              <w:right w:type="dxa" w:w="100"/>
+            </w:tcMar>
+          </w:tcPr>
+          <w:p>
+            <w:pPr>
+              <w:spacing w:line="240"/>
+            </w:pPr>
+            <w:r>
+              <w:rPr>
+                <w:rFonts w:ascii="Times New Roman" w:cs="Times New Roman" w:eastAsia="Times New Roman" w:hAnsi="Times New Roman"/>
+                <w:b w:val="false"/>
+                <w:bCs w:val="false"/>
+                <w:sz w:val="22"/>
+                <w:szCs w:val="22"/>
+              </w:rPr>
+              <w:t xml:space="preserve">Name of the child</w:t>
+            </w:r>
+          </w:p>
+        </w:tc>
+        <w:tc>
+          <w:tcPr>
+            <w:tcBorders>
+              <w:top w:val="single" w:color="000000" w:sz="6"/>
+              <w:left w:val="single" w:color="000000" w:sz="6"/>
+              <w:bottom w:val="single" w:color="000000" w:sz="6"/>
+              <w:right w:val="single" w:color="000000" w:sz="6"/>
+            </w:tcBorders>
+            <w:tcMar>
+              <w:top w:type="dxa" w:w="60"/>
+              <w:left w:type="dxa" w:w="100"/>
+              <w:bottom w:type="dxa" w:w="60"/>
+              <w:right w:type="dxa" w:w="100"/>
+            </w:tcMar>
+          </w:tcPr>
+          <w:p>
+            <w:pPr>
+              <w:spacing w:line="240"/>
+            </w:pPr>
+            <w:r>
+              <w:rPr>
+                <w:rFonts w:ascii="Times New Roman" w:cs="Times New Roman" w:eastAsia="Times New Roman" w:hAnsi="Times New Roman"/>
+                <w:b w:val="false"/>
+                <w:bCs w:val="false"/>
+                <w:sz w:val="22"/>
+                <w:szCs w:val="22"/>
+              </w:rPr>
+              <w:t xml:space="preserve">Jordan Rivera</w:t>
+            </w:r>
+          </w:p>
+        </w:tc>
+      </w:tr>
+      <w:tr>
+        <w:trPr>
+          <w:tblHeader w:val="false"/>
+        </w:trPr>
+        <w:tc>
+          <w:tcPr>
+            <w:tcBorders>
+              <w:top w:val="single" w:color="000000" w:sz="6"/>
+              <w:left w:val="single" w:color="000000" w:sz="6"/>
+              <w:bottom w:val="single" w:color="000000" w:sz="6"/>
+              <w:right w:val="single" w:color="000000" w:sz="6"/>
+            </w:tcBorders>
+            <w:tcMar>
+              <w:top w:type="dxa" w:w="60"/>
+              <w:left w:type="dxa" w:w="100"/>
+              <w:bottom w:type="dxa" w:w="60"/>
+              <w:right w:type="dxa" w:w="100"/>
+            </w:tcMar>
+          </w:tcPr>
+          <w:p>
+            <w:pPr>
+              <w:spacing w:line="240"/>
+            </w:pPr>
+            <w:r>
+              <w:rPr>
+                <w:rFonts w:ascii="Times New Roman" w:cs="Times New Roman" w:eastAsia="Times New Roman" w:hAnsi="Times New Roman"/>
+                <w:b w:val="false"/>
+                <w:bCs w:val="false"/>
+                <w:sz w:val="22"/>
+                <w:szCs w:val="22"/>
+              </w:rPr>
+              <w:t xml:space="preserve">Address of the child’s residence</w:t>
+            </w:r>
+          </w:p>
+        </w:tc>
+        <w:tc>
+          <w:tcPr>
+            <w:tcBorders>
+              <w:top w:val="single" w:color="000000" w:sz="6"/>
+              <w:left w:val="single" w:color="000000" w:sz="6"/>
+              <w:bottom w:val="single" w:color="000000" w:sz="6"/>
+              <w:right w:val="single" w:color="000000" w:sz="6"/>
+            </w:tcBorders>
+            <w:tcMar>
+              <w:top w:type="dxa" w:w="60"/>
+              <w:left w:type="dxa" w:w="100"/>
+              <w:bottom w:type="dxa" w:w="60"/>
+              <w:right w:type="dxa" w:w="100"/>
+            </w:tcMar>
+          </w:tcPr>
+          <w:p>
+            <w:pPr>
+              <w:spacing w:line="240"/>
+            </w:pPr>
+            <w:r>
+              <w:rPr>
+                <w:rFonts w:ascii="Times New Roman" w:cs="Times New Roman" w:eastAsia="Times New Roman" w:hAnsi="Times New Roman"/>
+                <w:b w:val="false"/>
+                <w:bCs w:val="false"/>
+                <w:sz w:val="22"/>
+                <w:szCs w:val="22"/>
+              </w:rPr>
+              <w:t xml:space="preserve">1418 Alder Street, Willow Creek, CA 95833</w:t>
+            </w:r>
+          </w:p>
+        </w:tc>
+      </w:tr>
+      <w:tr>
+        <w:trPr>
+          <w:tblHeader w:val="false"/>
+        </w:trPr>
+        <w:tc>
+          <w:tcPr>
+            <w:tcBorders>
+              <w:top w:val="single" w:color="000000" w:sz="6"/>
+              <w:left w:val="single" w:color="000000" w:sz="6"/>
+              <w:bottom w:val="single" w:color="000000" w:sz="6"/>
+              <w:right w:val="single" w:color="000000" w:sz="6"/>
+            </w:tcBorders>
+            <w:tcMar>
+              <w:top w:type="dxa" w:w="60"/>
+              <w:left w:type="dxa" w:w="100"/>
+              <w:bottom w:type="dxa" w:w="60"/>
+              <w:right w:type="dxa" w:w="100"/>
+            </w:tcMar>
+          </w:tcPr>
+          <w:p>
+            <w:pPr>
+              <w:spacing w:line="240"/>
+            </w:pPr>
+            <w:r>
+              <w:rPr>
+                <w:rFonts w:ascii="Times New Roman" w:cs="Times New Roman" w:eastAsia="Times New Roman" w:hAnsi="Times New Roman"/>
+                <w:b w:val="false"/>
+                <w:bCs w:val="false"/>
+                <w:sz w:val="22"/>
+                <w:szCs w:val="22"/>
+              </w:rPr>
+              <w:t xml:space="preserve">Name of the school the child attends</w:t>
+            </w:r>
+          </w:p>
+        </w:tc>
+        <w:tc>
+          <w:tcPr>
+            <w:tcBorders>
+              <w:top w:val="single" w:color="000000" w:sz="6"/>
+              <w:left w:val="single" w:color="000000" w:sz="6"/>
+              <w:bottom w:val="single" w:color="000000" w:sz="6"/>
+              <w:right w:val="single" w:color="000000" w:sz="6"/>
+            </w:tcBorders>
+            <w:tcMar>
+              <w:top w:type="dxa" w:w="60"/>
+              <w:left w:type="dxa" w:w="100"/>
+              <w:bottom w:type="dxa" w:w="60"/>
+              <w:right w:type="dxa" w:w="100"/>
+            </w:tcMar>
+          </w:tcPr>
+          <w:p>
+            <w:pPr>
+              <w:spacing w:line="240"/>
+            </w:pPr>
+            <w:r>
+              <w:rPr>
+                <w:rFonts w:ascii="Times New Roman" w:cs="Times New Roman" w:eastAsia="Times New Roman" w:hAnsi="Times New Roman"/>
+                <w:b w:val="false"/>
+                <w:bCs w:val="false"/>
+                <w:sz w:val="22"/>
+                <w:szCs w:val="22"/>
+              </w:rPr>
+              <w:t xml:space="preserve">Willow Creek Elementary School</w:t>
+            </w:r>
+          </w:p>
+        </w:tc>
+      </w:tr>
+      <w:tr>
+        <w:trPr>
+          <w:tblHeader w:val="false"/>
+        </w:trPr>
+        <w:tc>
+          <w:tcPr>
+            <w:tcBorders>
+              <w:top w:val="single" w:color="000000" w:sz="6"/>
+              <w:left w:val="single" w:color="000000" w:sz="6"/>
+              <w:bottom w:val="single" w:color="000000" w:sz="6"/>
+              <w:right w:val="single" w:color="000000" w:sz="6"/>
+            </w:tcBorders>
+            <w:tcMar>
+              <w:top w:type="dxa" w:w="60"/>
+              <w:left w:type="dxa" w:w="100"/>
+              <w:bottom w:type="dxa" w:w="60"/>
+              <w:right w:type="dxa" w:w="100"/>
+            </w:tcMar>
+          </w:tcPr>
+          <w:p>
+            <w:pPr>
+              <w:spacing w:line="240"/>
+            </w:pPr>
+            <w:r>
+              <w:rPr>
+                <w:rFonts w:ascii="Times New Roman" w:cs="Times New Roman" w:eastAsia="Times New Roman" w:hAnsi="Times New Roman"/>
+                <w:b w:val="false"/>
+                <w:bCs w:val="false"/>
+                <w:sz w:val="22"/>
+                <w:szCs w:val="22"/>
+              </w:rPr>
+              <w:t xml:space="preserve">Date of birth</w:t>
+            </w:r>
+          </w:p>
+        </w:tc>
+        <w:tc>
+          <w:tcPr>
+            <w:tcBorders>
+              <w:top w:val="single" w:color="000000" w:sz="6"/>
+              <w:left w:val="single" w:color="000000" w:sz="6"/>
+              <w:bottom w:val="single" w:color="000000" w:sz="6"/>
+              <w:right w:val="single" w:color="000000" w:sz="6"/>
+            </w:tcBorders>
+            <w:tcMar>
+              <w:top w:type="dxa" w:w="60"/>
+              <w:left w:type="dxa" w:w="100"/>
+              <w:bottom w:type="dxa" w:w="60"/>
+              <w:right w:type="dxa" w:w="100"/>
+            </w:tcMar>
+          </w:tcPr>
+          <w:p>
+            <w:pPr>
+              <w:spacing w:line="240"/>
+            </w:pPr>
+            <w:r>
+              <w:rPr>
+                <w:rFonts w:ascii="Times New Roman" w:cs="Times New Roman" w:eastAsia="Times New Roman" w:hAnsi="Times New Roman"/>
+                <w:b w:val="false"/>
+                <w:bCs w:val="false"/>
+                <w:sz w:val="22"/>
+                <w:szCs w:val="22"/>
+              </w:rPr>
+              <w:t xml:space="preserve">November 3, 2017</w:t>
+            </w:r>
+          </w:p>
+        </w:tc>
+      </w:tr>
+      <w:tr>
+        <w:trPr>
+          <w:tblHeader w:val="false"/>
+        </w:trPr>
+        <w:tc>
+          <w:tcPr>
+            <w:tcBorders>
+              <w:top w:val="single" w:color="000000" w:sz="6"/>
+              <w:left w:val="single" w:color="000000" w:sz="6"/>
+              <w:bottom w:val="single" w:color="000000" w:sz="6"/>
+              <w:right w:val="single" w:color="000000" w:sz="6"/>
+            </w:tcBorders>
+            <w:tcMar>
+              <w:top w:type="dxa" w:w="60"/>
+              <w:left w:type="dxa" w:w="100"/>
+              <w:bottom w:type="dxa" w:w="60"/>
+              <w:right w:type="dxa" w:w="100"/>
+            </w:tcMar>
+          </w:tcPr>
+          <w:p>
+            <w:pPr>
+              <w:spacing w:line="240"/>
+            </w:pPr>
+            <w:r>
+              <w:rPr>
+                <w:rFonts w:ascii="Times New Roman" w:cs="Times New Roman" w:eastAsia="Times New Roman" w:hAnsi="Times New Roman"/>
+                <w:b w:val="false"/>
+                <w:bCs w:val="false"/>
+                <w:sz w:val="22"/>
+                <w:szCs w:val="22"/>
+              </w:rPr>
+              <w:t xml:space="preserve">Contact for the Parent</w:t>
+            </w:r>
+          </w:p>
+        </w:tc>
+        <w:tc>
+          <w:tcPr>
+            <w:tcBorders>
+              <w:top w:val="single" w:color="000000" w:sz="6"/>
+              <w:left w:val="single" w:color="000000" w:sz="6"/>
+              <w:bottom w:val="single" w:color="000000" w:sz="6"/>
+              <w:right w:val="single" w:color="000000" w:sz="6"/>
+            </w:tcBorders>
+            <w:tcMar>
+              <w:top w:type="dxa" w:w="60"/>
+              <w:left w:type="dxa" w:w="100"/>
+              <w:bottom w:type="dxa" w:w="60"/>
+              <w:right w:type="dxa" w:w="100"/>
+            </w:tcMar>
+          </w:tcPr>
+          <w:p>
+            <w:pPr>
+              <w:spacing w:line="240"/>
+            </w:pPr>
+            <w:r>
+              <w:rPr>
+                <w:rFonts w:ascii="Times New Roman" w:cs="Times New Roman" w:eastAsia="Times New Roman" w:hAnsi="Times New Roman"/>
+                <w:b w:val="false"/>
+                <w:bCs w:val="false"/>
+                <w:sz w:val="22"/>
+                <w:szCs w:val="22"/>
+              </w:rPr>
+              <w:t xml:space="preserve">dana.r@example.com, (555) 010-4471</w:t>
+            </w:r>
+          </w:p>
+        </w:tc>
+      </w:tr>
+    </w:tbl>
+    <w:p>
+      <w:pPr>
+        <w:spacing w:after="160"/>
+      </w:pPr>
+    </w:p>
+    <w:p>
+      <w:pPr>
+        <w:keepNext/>
+        <w:spacing w:after="160" w:before="480"/>
+        <w:jc w:val="center"/>
+      </w:pPr>
+      <w:r>
+        <w:rPr>
+          <w:rFonts w:ascii="Times New Roman" w:cs="Times New Roman" w:eastAsia="Times New Roman" w:hAnsi="Times New Roman"/>
+          <w:b/>
+          <w:bCs/>
+          <w:sz w:val="24"/>
+          <w:szCs w:val="24"/>
+        </w:rPr>
+        <w:t xml:space="preserve">III. JURISDICTION, TIMELINESS AND BURDEN</w:t>
       </w:r>
     </w:p>
     <w:p>
@@ -339,24 +780,7 @@
           <w:sz w:val="24"/>
           <w:szCs w:val="24"/>
         </w:rPr>
-        <w:t xml:space="preserve">3.	Student was born on November 3, 2017, resides with the Parent at 1418 Alder Street, Willow Creek, CA 95833, and is enrolled at Willow Creek Elementary School. The Parent may be reached at dana.r@example.com and (555) 010-4471.</w:t>
-      </w:r>
-    </w:p>
-    <w:p>
-      <w:pPr>
-        <w:keepNext/>
-        <w:spacing w:after="160" w:before="480"/>
-        <w:jc w:val="center"/>
-      </w:pPr>
-      <w:r>
-        <w:rPr>
-          <w:rFonts w:ascii="Times New Roman" w:cs="Times New Roman" w:eastAsia="Times New Roman" w:hAnsi="Times New Roman"/>
-          <w:b/>
-          <w:bCs/>
-          <w:sz w:val="24"/>
-          <w:szCs w:val="24"/>
-        </w:rPr>
-        <w:t xml:space="preserve">III. STATEMENT OF FACTS</w:t>
+        <w:t xml:space="preserve">3.	A parent may file a due process complaint on any matter relating to the identification, evaluation or educational placement of a child with a disability, or the provision of a free appropriate public education to the child. 34 C.F.R. § 300.507(a)(1). The complaint must allege a violation that occurred not more than two years before the date the parent knew or should have known about the alleged action, unless the State has an explicit time limitation. 34 C.F.R. § 300.507(a)(2). The violations pleaded below begin with the individualized education program dated September 8, 2025 and continue to the date of this complaint.</w:t>
       </w:r>
     </w:p>
     <w:p>
@@ -373,7 +797,24 @@
           <w:sz w:val="24"/>
           <w:szCs w:val="24"/>
         </w:rPr>
-        <w:t xml:space="preserve">4.	On September 8, 2025, the IEP team adopted an annual reading fluency goal providing that Student will increase oral reading fluency to 60 words per minute with 90% accuracy on a first-grade passage, from a baseline of 22 words per minute, and noted that the goal was carried forward from the March 11, 2024 IEP with the baseline updated.</w:t>
+        <w:t xml:space="preserve">4.	Student resides in the District, which is the local educational agency responsible for making a free appropriate public education available to Student. 34 C.F.R. § 300.101.</w:t>
+      </w:r>
+    </w:p>
+    <w:p>
+      <w:pPr>
+        <w:keepNext/>
+        <w:spacing w:after="160" w:before="480"/>
+        <w:jc w:val="center"/>
+      </w:pPr>
+      <w:r>
+        <w:rPr>
+          <w:rFonts w:ascii="Times New Roman" w:cs="Times New Roman" w:eastAsia="Times New Roman" w:hAnsi="Times New Roman"/>
+          <w:b/>
+          <w:bCs/>
+          <w:sz w:val="24"/>
+          <w:szCs w:val="24"/>
+        </w:rPr>
+        <w:t xml:space="preserve">IV. STATEMENT OF FACTS</w:t>
       </w:r>
     </w:p>
     <w:p>
@@ -390,7 +831,7 @@
           <w:sz w:val="24"/>
           <w:szCs w:val="24"/>
         </w:rPr>
-        <w:t xml:space="preserve">5.	The IEP dated September 8, 2025 provides for 240 minutes per week of specialized academic instruction in reading, delivered in a small-group setting of no more than 4 students by a credentialed special education teacher in the special education classroom.</w:t>
+        <w:t xml:space="preserve">5.	Student was found eligible for special education and related services under the category of Autism on March 11, 2024, and the individualized education program in effect before the one at issue was dated March 11, 2024. (p. 1).</w:t>
       </w:r>
     </w:p>
     <w:p>
@@ -407,7 +848,7 @@
           <w:sz w:val="24"/>
           <w:szCs w:val="24"/>
         </w:rPr>
-        <w:t xml:space="preserve">6.	The September 8, 2025 IEP records the Parent’s statement that the reading goal had not changed since the March 11, 2024 IEP, her request for a revised goal and more intensive reading instruction, and her written exception that she did not agree the reading goal was appropriate.</w:t>
+        <w:t xml:space="preserve">6.	On August 29, 2025, on the DIBELS 8 oral reading fluency measure, Student read 22 words per minute on a first-grade passage with 86% accuracy. The same document records the end-of-second-grade benchmark on that measure as 87 words per minute. (p. 1).</w:t>
       </w:r>
     </w:p>
     <w:p>
@@ -424,7 +865,7 @@
           <w:sz w:val="24"/>
           <w:szCs w:val="24"/>
         </w:rPr>
-        <w:t xml:space="preserve">7.	On October 6, 2025, the small-group reading block was discontinued when the reading intervention position became vacant.</w:t>
+        <w:t xml:space="preserve">7.	On September 8, 2025, the individualized education program team adopted an annual goal that Student will increase oral reading fluency to 60 words per minute with 90% accuracy on a first-grade passage, from a baseline of 22 words per minute, and recorded that the goal was “carried forward from the 03/11/2024 IEP with the baseline updated.” (p. 1).</w:t>
       </w:r>
     </w:p>
     <w:p>
@@ -441,7 +882,7 @@
           <w:sz w:val="24"/>
           <w:szCs w:val="24"/>
         </w:rPr>
-        <w:t xml:space="preserve">8.	On November 14, 2025, the District’s progress report recorded 21 words per minute.</w:t>
+        <w:t xml:space="preserve">8.	The individualized education program dated September 8, 2025 provides 240 minutes per week of specialized academic instruction in reading, delivered in a small-group setting of no more than 4 students by a credentialed special education teacher, in the special education classroom. (p. 1).</w:t>
       </w:r>
     </w:p>
     <w:p>
@@ -458,7 +899,7 @@
           <w:sz w:val="24"/>
           <w:szCs w:val="24"/>
         </w:rPr>
-        <w:t xml:space="preserve">9.	On December 2, 2025, the Parent requested in writing a reevaluation of Student’s reading skills, including an assessment of phonological processing and decoding.</w:t>
+        <w:t xml:space="preserve">9.	The Parent consented to that individualized education program on September 8, 2025 with a written exception: “I do not agree that the reading goal is appropriate.” (p. 2).</w:t>
       </w:r>
     </w:p>
     <w:p>
@@ -475,7 +916,7 @@
           <w:sz w:val="24"/>
           <w:szCs w:val="24"/>
         </w:rPr>
-        <w:t xml:space="preserve">10.	On December 4, 2025, the District wrote that it would prepare an assessment plan for the Parent’s consent within the required timeline.</w:t>
+        <w:t xml:space="preserve">10.	In the week of October 6, 2025, the District’s service delivery log records 90 minutes of specialized academic instruction and the note “small-group reading block discontinued pending staffing; SAI provided in the general education classroom during available periods.” (p. 1).</w:t>
       </w:r>
     </w:p>
     <w:p>
@@ -492,7 +933,7 @@
           <w:sz w:val="24"/>
           <w:szCs w:val="24"/>
         </w:rPr>
-        <w:t xml:space="preserve">11.	On January 23, 2026, the District’s progress report recorded 24 words per minute.</w:t>
+        <w:t xml:space="preserve">11.	The District’s progress report dated November 14, 2025 recorded 21 words per minute and 88% accuracy, and described Student as “Progressing slowly.” (p. 1).</w:t>
       </w:r>
     </w:p>
     <w:p>
@@ -509,7 +950,7 @@
           <w:sz w:val="24"/>
           <w:szCs w:val="24"/>
         </w:rPr>
-        <w:t xml:space="preserve">12.	The District’s service delivery log for September 8, 2025 to February 27, 2026 records the full 240 minutes in 4 of 24 instructional weeks, an average of 95 minutes per week across the period, and 20 weeks below 240 minutes; it records that the reading intervention position remained unfilled as of February 27, 2026.</w:t>
+        <w:t xml:space="preserve">12.	On December 2, 2025, the Parent requested in writing a reevaluation of Student’s reading skills, including a full assessment of phonological processing and decoding, and asked the District to send the assessment plan. (p. 1).</w:t>
       </w:r>
     </w:p>
     <w:p>
@@ -526,7 +967,7 @@
           <w:sz w:val="24"/>
           <w:szCs w:val="24"/>
         </w:rPr>
-        <w:t xml:space="preserve">13.	On March 6, 2026, the District’s progress report recorded 23 words per minute and stated that the goal was not met.</w:t>
+        <w:t xml:space="preserve">13.	On December 4, 2025, the District’s Director of Special Education replied that “The District will prepare an assessment plan for your consent within the required timeline.” (p. 1).</w:t>
       </w:r>
     </w:p>
     <w:p>
@@ -543,7 +984,7 @@
           <w:sz w:val="24"/>
           <w:szCs w:val="24"/>
         </w:rPr>
-        <w:t xml:space="preserve">14.	On March 12, 2026, the IEP team declined to revise the reading goal, and the District issued a prior written notice.</w:t>
+        <w:t xml:space="preserve">14.	The District’s progress report dated January 23, 2026 recorded 24 words per minute and 90% accuracy, and described Student as “Progressing slowly.” (p. 1).</w:t>
       </w:r>
     </w:p>
     <w:p>
@@ -560,7 +1001,7 @@
           <w:sz w:val="24"/>
           <w:szCs w:val="24"/>
         </w:rPr>
-        <w:t xml:space="preserve">15.	In the prior written notice dated March 12, 2026 the District acknowledged that the small-group reading block was discontinued in October 2025 owing to staffing and stated that compensatory services were not proposed at the meeting.</w:t>
+        <w:t xml:space="preserve">15.	The District’s progress report dated March 6, 2026 recorded 23 words per minute and 89% accuracy, and states: “Goal not met. Recommend continuing the goal.” (p. 1).</w:t>
       </w:r>
     </w:p>
     <w:p>
@@ -577,7 +1018,7 @@
           <w:sz w:val="24"/>
           <w:szCs w:val="24"/>
         </w:rPr>
-        <w:t xml:space="preserve">16.	On March 14, 2026, the Parent requested in writing that the reading fluency goal be revised and that the District provide the assessment plan she had requested on December 2, 2025, which she had not received.</w:t>
+        <w:t xml:space="preserve">16.	The District’s service delivery log for September 8, 2025 to February 27, 2026 records 24 instructional weeks, 4 weeks at the full 240 minutes, 20 weeks below 240 minutes, and an average of 95 minutes delivered per week across the period. The same log records that the small-group reading block was discontinued on October 6, 2025 when the reading intervention position became vacant, and that the position remained unfilled as of February 27, 2026. (p. 1).</w:t>
       </w:r>
     </w:p>
     <w:p>
@@ -594,56 +1035,7 @@
           <w:sz w:val="24"/>
           <w:szCs w:val="24"/>
         </w:rPr>
-        <w:t xml:space="preserve">17.	On April 2, 2026, the Parent wrote that she had received no response and no assessment plan.</w:t>
-      </w:r>
-    </w:p>
-    <w:p>
-      <w:pPr>
-        <w:keepNext/>
-        <w:spacing w:after="160" w:before="480"/>
-        <w:jc w:val="center"/>
-      </w:pPr>
-      <w:r>
-        <w:rPr>
-          <w:rFonts w:ascii="Times New Roman" w:cs="Times New Roman" w:eastAsia="Times New Roman" w:hAnsi="Times New Roman"/>
-          <w:b/>
-          <w:bCs/>
-          <w:sz w:val="24"/>
-          <w:szCs w:val="24"/>
-        </w:rPr>
-        <w:t xml:space="preserve">IV. STATEMENT OF THE PROBLEMS</w:t>
-      </w:r>
-    </w:p>
-    <w:p>
-      <w:pPr>
-        <w:keepNext/>
-        <w:spacing w:after="80" w:before="360"/>
-      </w:pPr>
-      <w:r>
-        <w:rPr>
-          <w:rFonts w:ascii="Times New Roman" w:cs="Times New Roman" w:eastAsia="Times New Roman" w:hAnsi="Times New Roman"/>
-          <w:b/>
-          <w:bCs/>
-          <w:sz w:val="24"/>
-          <w:szCs w:val="24"/>
-        </w:rPr>
-        <w:t xml:space="preserve">A. Failure to provide an adequate individualized education program</w:t>
-      </w:r>
-    </w:p>
-    <w:p>
-      <w:pPr>
-        <w:keepNext/>
-        <w:spacing w:after="200"/>
-      </w:pPr>
-      <w:r>
-        <w:rPr>
-          <w:rFonts w:ascii="Times New Roman" w:cs="Times New Roman" w:eastAsia="Times New Roman" w:hAnsi="Times New Roman"/>
-          <w:i/>
-          <w:iCs/>
-          <w:sz w:val="24"/>
-          <w:szCs w:val="24"/>
-        </w:rPr>
-        <w:t xml:space="preserve">34 C.F.R. §§ 300.320, 300.324.</w:t>
+        <w:t xml:space="preserve">17.	On March 12, 2026, at a review the Parent had requested, the individualized education program team declined to revise the reading fluency goal, and the District issued a prior written notice. (p. 1).</w:t>
       </w:r>
     </w:p>
     <w:p>
@@ -660,39 +1052,7 @@
           <w:sz w:val="24"/>
           <w:szCs w:val="24"/>
         </w:rPr>
-        <w:t xml:space="preserve">18.	The reading fluency goal was carried forward from the March 11, 2024 IEP with only its baseline updated, and the three progress reports since have recorded 21, 24 and 23 words per minute against a goal of 60. The District’s own March 6, 2026 report states that the goal was not met and recommends continuing it. The IEP team declined to revise the goal, and the Parent’s written request drew no response (paragraphs 4, 8, 13, 14 and 17).</w:t>
-      </w:r>
-    </w:p>
-    <w:p>
-      <w:pPr>
-        <w:keepNext/>
-        <w:spacing w:after="80" w:before="360"/>
-      </w:pPr>
-      <w:r>
-        <w:rPr>
-          <w:rFonts w:ascii="Times New Roman" w:cs="Times New Roman" w:eastAsia="Times New Roman" w:hAnsi="Times New Roman"/>
-          <w:b/>
-          <w:bCs/>
-          <w:sz w:val="24"/>
-          <w:szCs w:val="24"/>
-        </w:rPr>
-        <w:t xml:space="preserve">B. Failure to implement the services the IEP requires</w:t>
-      </w:r>
-    </w:p>
-    <w:p>
-      <w:pPr>
-        <w:keepNext/>
-        <w:spacing w:after="200"/>
-      </w:pPr>
-      <w:r>
-        <w:rPr>
-          <w:rFonts w:ascii="Times New Roman" w:cs="Times New Roman" w:eastAsia="Times New Roman" w:hAnsi="Times New Roman"/>
-          <w:i/>
-          <w:iCs/>
-          <w:sz w:val="24"/>
-          <w:szCs w:val="24"/>
-        </w:rPr>
-        <w:t xml:space="preserve">34 C.F.R. § 300.323.</w:t>
+        <w:t xml:space="preserve">18.	That prior written notice explains the refusal: the team “determined that the goal remains appropriate and that Jordan is making progress toward it,” and “will review the goal at the annual review in September 2026.” (p. 1).</w:t>
       </w:r>
     </w:p>
     <w:p>
@@ -709,39 +1069,7 @@
           <w:sz w:val="24"/>
           <w:szCs w:val="24"/>
         </w:rPr>
-        <w:t xml:space="preserve">19.	The District has not delivered the service the IEP requires since the reading intervention position fell vacant on October 6, 2025: its own log records the full 240 minutes a week in only 4 of 24 instructional weeks, and the position still unfilled on February 27, 2026. Its prior written notice acknowledges the staffing cause and offered no compensatory services (paragraphs 5, 7, 12 and 15).</w:t>
-      </w:r>
-    </w:p>
-    <w:p>
-      <w:pPr>
-        <w:keepNext/>
-        <w:spacing w:after="80" w:before="360"/>
-      </w:pPr>
-      <w:r>
-        <w:rPr>
-          <w:rFonts w:ascii="Times New Roman" w:cs="Times New Roman" w:eastAsia="Times New Roman" w:hAnsi="Times New Roman"/>
-          <w:b/>
-          <w:bCs/>
-          <w:sz w:val="24"/>
-          <w:szCs w:val="24"/>
-        </w:rPr>
-        <w:t xml:space="preserve">C. Failure to evaluate Student appropriately</w:t>
-      </w:r>
-    </w:p>
-    <w:p>
-      <w:pPr>
-        <w:keepNext/>
-        <w:spacing w:after="200"/>
-      </w:pPr>
-      <w:r>
-        <w:rPr>
-          <w:rFonts w:ascii="Times New Roman" w:cs="Times New Roman" w:eastAsia="Times New Roman" w:hAnsi="Times New Roman"/>
-          <w:i/>
-          <w:iCs/>
-          <w:sz w:val="24"/>
-          <w:szCs w:val="24"/>
-        </w:rPr>
-        <w:t xml:space="preserve">34 C.F.R. §§ 300.301–300.311.</w:t>
+        <w:t xml:space="preserve">19.	The same prior written notice records that the District “acknowledges that the small-group reading block was discontinued in October 2025 owing to staffing and that specialized academic instruction has since been provided within the general education classroom,” and that “Compensatory services were not proposed at this meeting.” (p. 1).</w:t>
       </w:r>
     </w:p>
     <w:p>
@@ -758,40 +1086,7 @@
           <w:sz w:val="24"/>
           <w:szCs w:val="24"/>
         </w:rPr>
-        <w:t xml:space="preserve">20.	The District accepted on December 4, 2025 that it would prepare an assessment plan for the reevaluation the Parent had requested, and undertook to do so within the required timeline. None had been provided by April 2, 2026, and the two written requests the Parent has made since have gone unanswered (paragraphs 9, 10, 16 and 17).</w:t>
-      </w:r>
-    </w:p>
-    <w:p>
-      <w:pPr>
-        <w:keepNext/>
-        <w:spacing w:after="160" w:before="480"/>
-        <w:jc w:val="center"/>
-      </w:pPr>
-      <w:r>
-        <w:rPr>
-          <w:rFonts w:ascii="Times New Roman" w:cs="Times New Roman" w:eastAsia="Times New Roman" w:hAnsi="Times New Roman"/>
-          <w:b/>
-          <w:bCs/>
-          <w:sz w:val="24"/>
-          <w:szCs w:val="24"/>
-        </w:rPr>
-        <w:t xml:space="preserve">V. PROPOSED RESOLUTION</w:t>
-      </w:r>
-    </w:p>
-    <w:p>
-      <w:pPr>
-        <w:keepNext/>
-        <w:spacing w:after="200"/>
-      </w:pPr>
-      <w:r>
-        <w:rPr>
-          <w:rFonts w:ascii="Times New Roman" w:cs="Times New Roman" w:eastAsia="Times New Roman" w:hAnsi="Times New Roman"/>
-          <w:i/>
-          <w:iCs/>
-          <w:sz w:val="24"/>
-          <w:szCs w:val="24"/>
-        </w:rPr>
-        <w:t xml:space="preserve">34 C.F.R. § 300.508(b)(6).</w:t>
+        <w:t xml:space="preserve">20.	The same prior written notice records the Parent’s written request of December 2, 2025 for a reevaluation and states: “The District will provide an assessment plan.” (p. 1).</w:t>
       </w:r>
     </w:p>
     <w:p>
@@ -808,7 +1103,441 @@
           <w:sz w:val="24"/>
           <w:szCs w:val="24"/>
         </w:rPr>
-        <w:t xml:space="preserve">21.	The Parent proposes the following resolution:</w:t>
+        <w:t xml:space="preserve">21.	On March 14, 2026, the Parent requested in writing that the reading fluency goal be revised based on Student’s current level, and that the District provide the assessment plan requested on December 2, 2025, which she had not received. (p. 1).</w:t>
+      </w:r>
+    </w:p>
+    <w:p>
+      <w:pPr>
+        <w:widowControl/>
+        <w:tabs>
+          <w:tab w:val="left" w:pos="720"/>
+        </w:tabs>
+        <w:spacing w:line="480"/>
+      </w:pPr>
+      <w:r>
+        <w:rPr>
+          <w:rFonts w:ascii="Times New Roman" w:cs="Times New Roman" w:eastAsia="Times New Roman" w:hAnsi="Times New Roman"/>
+          <w:sz w:val="24"/>
+          <w:szCs w:val="24"/>
+        </w:rPr>
+        <w:t xml:space="preserve">22.	On April 2, 2026, the Parent wrote that she had received no response to her March 14, 2026 request and still had no assessment plan. (p. 1).</w:t>
+      </w:r>
+    </w:p>
+    <w:p>
+      <w:pPr>
+        <w:keepNext/>
+        <w:spacing w:after="160" w:before="480"/>
+        <w:jc w:val="center"/>
+      </w:pPr>
+      <w:r>
+        <w:rPr>
+          <w:rFonts w:ascii="Times New Roman" w:cs="Times New Roman" w:eastAsia="Times New Roman" w:hAnsi="Times New Roman"/>
+          <w:b/>
+          <w:bCs/>
+          <w:sz w:val="24"/>
+          <w:szCs w:val="24"/>
+        </w:rPr>
+        <w:t xml:space="preserve">V. STATEMENT OF THE PROBLEMS</w:t>
+      </w:r>
+    </w:p>
+    <w:p>
+      <w:pPr>
+        <w:keepNext/>
+        <w:spacing w:after="80" w:before="360"/>
+      </w:pPr>
+      <w:r>
+        <w:rPr>
+          <w:rFonts w:ascii="Times New Roman" w:cs="Times New Roman" w:eastAsia="Times New Roman" w:hAnsi="Times New Roman"/>
+          <w:b/>
+          <w:bCs/>
+          <w:sz w:val="24"/>
+          <w:szCs w:val="24"/>
+        </w:rPr>
+        <w:t xml:space="preserve">A. Failure to provide a free appropriate public education</w:t>
+      </w:r>
+    </w:p>
+    <w:p>
+      <w:pPr>
+        <w:keepNext/>
+        <w:spacing w:after="200"/>
+      </w:pPr>
+      <w:r>
+        <w:rPr>
+          <w:rFonts w:ascii="Times New Roman" w:cs="Times New Roman" w:eastAsia="Times New Roman" w:hAnsi="Times New Roman"/>
+          <w:i/>
+          <w:iCs/>
+          <w:sz w:val="24"/>
+          <w:szCs w:val="24"/>
+        </w:rPr>
+        <w:t xml:space="preserve">34 C.F.R. §§ 300.101, 300.320, 300.324.</w:t>
+      </w:r>
+    </w:p>
+    <w:p>
+      <w:pPr>
+        <w:widowControl/>
+        <w:tabs>
+          <w:tab w:val="left" w:pos="720"/>
+        </w:tabs>
+        <w:spacing w:line="480"/>
+      </w:pPr>
+      <w:r>
+        <w:rPr>
+          <w:rFonts w:ascii="Times New Roman" w:cs="Times New Roman" w:eastAsia="Times New Roman" w:hAnsi="Times New Roman"/>
+          <w:sz w:val="24"/>
+          <w:szCs w:val="24"/>
+        </w:rPr>
+        <w:t xml:space="preserve">23.	An individualized education program must be reasonably calculated to enable a child to make progress appropriate in light of the child’s circumstances. </w:t>
+      </w:r>
+      <w:r>
+        <w:rPr>
+          <w:rFonts w:ascii="Times New Roman" w:cs="Times New Roman" w:eastAsia="Times New Roman" w:hAnsi="Times New Roman"/>
+          <w:i/>
+          <w:iCs/>
+          <w:sz w:val="24"/>
+          <w:szCs w:val="24"/>
+        </w:rPr>
+        <w:t xml:space="preserve">Endrew F. ex rel. Joseph F. v. Douglas Cnty. Sch. Dist. RE-1</w:t>
+      </w:r>
+      <w:r>
+        <w:rPr>
+          <w:rFonts w:ascii="Times New Roman" w:cs="Times New Roman" w:eastAsia="Times New Roman" w:hAnsi="Times New Roman"/>
+          <w:sz w:val="24"/>
+          <w:szCs w:val="24"/>
+        </w:rPr>
+        <w:t xml:space="preserve">, 580 U.S. 386, 399 (2017).</w:t>
+      </w:r>
+    </w:p>
+    <w:p>
+      <w:pPr>
+        <w:widowControl/>
+        <w:tabs>
+          <w:tab w:val="left" w:pos="720"/>
+        </w:tabs>
+        <w:spacing w:line="480"/>
+      </w:pPr>
+      <w:r>
+        <w:rPr>
+          <w:rFonts w:ascii="Times New Roman" w:cs="Times New Roman" w:eastAsia="Times New Roman" w:hAnsi="Times New Roman"/>
+          <w:sz w:val="24"/>
+          <w:szCs w:val="24"/>
+        </w:rPr>
+        <w:t xml:space="preserve">24.	The goal the District adopted on September 8, 2025 was the goal from the previous program with its baseline rewritten, and Student began the year 65 words per minute below the end-of-second-grade benchmark on the same measure (paragraphs 6 and 7). Over three reporting periods the District recorded 21, 24 and 23 words per minute against a goal of 60, and its own March 6, 2026 report states that the goal was not met (paragraphs 11, 14 and 15).</w:t>
+      </w:r>
+    </w:p>
+    <w:p>
+      <w:pPr>
+        <w:widowControl/>
+        <w:tabs>
+          <w:tab w:val="left" w:pos="720"/>
+        </w:tabs>
+        <w:spacing w:line="480"/>
+      </w:pPr>
+      <w:r>
+        <w:rPr>
+          <w:rFonts w:ascii="Times New Roman" w:cs="Times New Roman" w:eastAsia="Times New Roman" w:hAnsi="Times New Roman"/>
+          <w:sz w:val="24"/>
+          <w:szCs w:val="24"/>
+        </w:rPr>
+        <w:t xml:space="preserve">25.	The District answered that the goal “remains appropriate” and that Student “is making progress toward it” (paragraph 18). Its own three measurements move four words per minute across five months and end below where the second of them stood, and the report that records the goal as not met recommends continuing it unchanged. The program the District has offered since September 8, 2025 has produced no meaningful progress toward the one reading goal it sets, and the District proposes to leave it in place until September 2026.</w:t>
+      </w:r>
+    </w:p>
+    <w:p>
+      <w:pPr>
+        <w:keepNext/>
+        <w:spacing w:after="80" w:before="360"/>
+      </w:pPr>
+      <w:r>
+        <w:rPr>
+          <w:rFonts w:ascii="Times New Roman" w:cs="Times New Roman" w:eastAsia="Times New Roman" w:hAnsi="Times New Roman"/>
+          <w:b/>
+          <w:bCs/>
+          <w:sz w:val="24"/>
+          <w:szCs w:val="24"/>
+        </w:rPr>
+        <w:t xml:space="preserve">B. Failure to evaluate appropriately and on time</w:t>
+      </w:r>
+    </w:p>
+    <w:p>
+      <w:pPr>
+        <w:keepNext/>
+        <w:spacing w:after="200"/>
+      </w:pPr>
+      <w:r>
+        <w:rPr>
+          <w:rFonts w:ascii="Times New Roman" w:cs="Times New Roman" w:eastAsia="Times New Roman" w:hAnsi="Times New Roman"/>
+          <w:i/>
+          <w:iCs/>
+          <w:sz w:val="24"/>
+          <w:szCs w:val="24"/>
+        </w:rPr>
+        <w:t xml:space="preserve">34 C.F.R. §§ 300.111, 300.301–300.311.</w:t>
+      </w:r>
+    </w:p>
+    <w:p>
+      <w:pPr>
+        <w:widowControl/>
+        <w:tabs>
+          <w:tab w:val="left" w:pos="720"/>
+        </w:tabs>
+        <w:spacing w:line="480"/>
+      </w:pPr>
+      <w:r>
+        <w:rPr>
+          <w:rFonts w:ascii="Times New Roman" w:cs="Times New Roman" w:eastAsia="Times New Roman" w:hAnsi="Times New Roman"/>
+          <w:sz w:val="24"/>
+          <w:szCs w:val="24"/>
+        </w:rPr>
+        <w:t xml:space="preserve">26.	A parent may request a reevaluation, and a public agency must conduct one when the parent requests it, subject to the limits in 34 C.F.R. § 300.303.</w:t>
+      </w:r>
+    </w:p>
+    <w:p>
+      <w:pPr>
+        <w:widowControl/>
+        <w:tabs>
+          <w:tab w:val="left" w:pos="720"/>
+        </w:tabs>
+        <w:spacing w:line="480"/>
+      </w:pPr>
+      <w:r>
+        <w:rPr>
+          <w:rFonts w:ascii="Times New Roman" w:cs="Times New Roman" w:eastAsia="Times New Roman" w:hAnsi="Times New Roman"/>
+          <w:sz w:val="24"/>
+          <w:szCs w:val="24"/>
+        </w:rPr>
+        <w:t xml:space="preserve">27.	The Parent requested a reevaluation of Student’s reading in writing on December 2, 2025, naming phonological processing and decoding as the areas to assess (paragraph 12). The District replied two days later that it would prepare an assessment plan for her consent “within the required timeline” (paragraph 13), repeated on March 12, 2026 that it “will provide an assessment plan” (paragraph 20), and had provided none by April 2, 2026 (paragraph 22).</w:t>
+      </w:r>
+    </w:p>
+    <w:p>
+      <w:pPr>
+        <w:widowControl/>
+        <w:tabs>
+          <w:tab w:val="left" w:pos="720"/>
+        </w:tabs>
+        <w:spacing w:line="480"/>
+      </w:pPr>
+      <w:r>
+        <w:rPr>
+          <w:rFonts w:ascii="Times New Roman" w:cs="Times New Roman" w:eastAsia="Times New Roman" w:hAnsi="Times New Roman"/>
+          <w:sz w:val="24"/>
+          <w:szCs w:val="24"/>
+        </w:rPr>
+        <w:t xml:space="preserve">28.	The District has never refused the reevaluation. It accepted it twice in writing and did not begin it, so consent was never sought and no assessment has been conducted in the areas the Parent named. Student’s reading has been measured only by the fluency probe the disputed goal uses, and no assessment of decoding or phonological processing exists in the record from which an appropriate goal could be written.</w:t>
+      </w:r>
+    </w:p>
+    <w:p>
+      <w:pPr>
+        <w:keepNext/>
+        <w:spacing w:after="80" w:before="360"/>
+      </w:pPr>
+      <w:r>
+        <w:rPr>
+          <w:rFonts w:ascii="Times New Roman" w:cs="Times New Roman" w:eastAsia="Times New Roman" w:hAnsi="Times New Roman"/>
+          <w:b/>
+          <w:bCs/>
+          <w:sz w:val="24"/>
+          <w:szCs w:val="24"/>
+        </w:rPr>
+        <w:t xml:space="preserve">C. Failure to reconvene or revise the individualized education program</w:t>
+      </w:r>
+    </w:p>
+    <w:p>
+      <w:pPr>
+        <w:keepNext/>
+        <w:spacing w:after="200"/>
+      </w:pPr>
+      <w:r>
+        <w:rPr>
+          <w:rFonts w:ascii="Times New Roman" w:cs="Times New Roman" w:eastAsia="Times New Roman" w:hAnsi="Times New Roman"/>
+          <w:i/>
+          <w:iCs/>
+          <w:sz w:val="24"/>
+          <w:szCs w:val="24"/>
+        </w:rPr>
+        <w:t xml:space="preserve">34 C.F.R. § 300.324(b).</w:t>
+      </w:r>
+    </w:p>
+    <w:p>
+      <w:pPr>
+        <w:widowControl/>
+        <w:tabs>
+          <w:tab w:val="left" w:pos="720"/>
+        </w:tabs>
+        <w:spacing w:line="480"/>
+      </w:pPr>
+      <w:r>
+        <w:rPr>
+          <w:rFonts w:ascii="Times New Roman" w:cs="Times New Roman" w:eastAsia="Times New Roman" w:hAnsi="Times New Roman"/>
+          <w:sz w:val="24"/>
+          <w:szCs w:val="24"/>
+        </w:rPr>
+        <w:t xml:space="preserve">29.	The team must revise the individualized education program as appropriate to address any lack of expected progress toward the annual goals. 34 C.F.R. § 300.324(b)(1)(ii)(A).</w:t>
+      </w:r>
+    </w:p>
+    <w:p>
+      <w:pPr>
+        <w:widowControl/>
+        <w:tabs>
+          <w:tab w:val="left" w:pos="720"/>
+        </w:tabs>
+        <w:spacing w:line="480"/>
+      </w:pPr>
+      <w:r>
+        <w:rPr>
+          <w:rFonts w:ascii="Times New Roman" w:cs="Times New Roman" w:eastAsia="Times New Roman" w:hAnsi="Times New Roman"/>
+          <w:sz w:val="24"/>
+          <w:szCs w:val="24"/>
+        </w:rPr>
+        <w:t xml:space="preserve">30.	The lack of expected progress was on the District’s own documents before the Parent asked for anything: three progress reports, the last recording the goal as not met (paragraphs 11, 14 and 15). At the review on March 12, 2026 the team declined to revise the goal (paragraph 17), and the Parent’s written request of March 14, 2026 drew no reply (paragraphs 21 and 22).</w:t>
+      </w:r>
+    </w:p>
+    <w:p>
+      <w:pPr>
+        <w:widowControl/>
+        <w:tabs>
+          <w:tab w:val="left" w:pos="720"/>
+        </w:tabs>
+        <w:spacing w:line="480"/>
+      </w:pPr>
+      <w:r>
+        <w:rPr>
+          <w:rFonts w:ascii="Times New Roman" w:cs="Times New Roman" w:eastAsia="Times New Roman" w:hAnsi="Times New Roman"/>
+          <w:sz w:val="24"/>
+          <w:szCs w:val="24"/>
+        </w:rPr>
+        <w:t xml:space="preserve">31.	The District’s stated reason is that it “will review the goal at the annual review in September 2026” (paragraph 18). That is the regular annual review the program already provided for, and it postpones any change until a full school year after the baseline was set. The obligation to revise arises from the lack of progress, not from the calendar.</w:t>
+      </w:r>
+    </w:p>
+    <w:p>
+      <w:pPr>
+        <w:keepNext/>
+        <w:spacing w:after="80" w:before="360"/>
+      </w:pPr>
+      <w:r>
+        <w:rPr>
+          <w:rFonts w:ascii="Times New Roman" w:cs="Times New Roman" w:eastAsia="Times New Roman" w:hAnsi="Times New Roman"/>
+          <w:b/>
+          <w:bCs/>
+          <w:sz w:val="24"/>
+          <w:szCs w:val="24"/>
+        </w:rPr>
+        <w:t xml:space="preserve">D. Failure to implement the services the individualized education program requires</w:t>
+      </w:r>
+    </w:p>
+    <w:p>
+      <w:pPr>
+        <w:keepNext/>
+        <w:spacing w:after="200"/>
+      </w:pPr>
+      <w:r>
+        <w:rPr>
+          <w:rFonts w:ascii="Times New Roman" w:cs="Times New Roman" w:eastAsia="Times New Roman" w:hAnsi="Times New Roman"/>
+          <w:i/>
+          <w:iCs/>
+          <w:sz w:val="24"/>
+          <w:szCs w:val="24"/>
+        </w:rPr>
+        <w:t xml:space="preserve">34 C.F.R. § 300.323.</w:t>
+      </w:r>
+    </w:p>
+    <w:p>
+      <w:pPr>
+        <w:widowControl/>
+        <w:tabs>
+          <w:tab w:val="left" w:pos="720"/>
+        </w:tabs>
+        <w:spacing w:line="480"/>
+      </w:pPr>
+      <w:r>
+        <w:rPr>
+          <w:rFonts w:ascii="Times New Roman" w:cs="Times New Roman" w:eastAsia="Times New Roman" w:hAnsi="Times New Roman"/>
+          <w:sz w:val="24"/>
+          <w:szCs w:val="24"/>
+        </w:rPr>
+        <w:t xml:space="preserve">32.	A public agency must make the special education and related services available to the child in accordance with the child’s individualized education program. 34 C.F.R. § 300.323(c)(2).</w:t>
+      </w:r>
+    </w:p>
+    <w:p>
+      <w:pPr>
+        <w:widowControl/>
+        <w:tabs>
+          <w:tab w:val="left" w:pos="720"/>
+        </w:tabs>
+        <w:spacing w:line="480"/>
+      </w:pPr>
+      <w:r>
+        <w:rPr>
+          <w:rFonts w:ascii="Times New Roman" w:cs="Times New Roman" w:eastAsia="Times New Roman" w:hAnsi="Times New Roman"/>
+          <w:sz w:val="24"/>
+          <w:szCs w:val="24"/>
+        </w:rPr>
+        <w:t xml:space="preserve">33.	The program requires 240 minutes a week of specialized academic instruction in reading, in a small group of no more than 4 in the special education classroom (paragraph 8). The District’s own log records 20 of the 24 instructional weeks below that amount and an average of 95 minutes a week across the period (paragraph 16). The service stopped in the form the program specifies on October 6, 2025, when the reading intervention position fell vacant, and the position was still unfilled on February 27, 2026 (paragraphs 10 and 16).</w:t>
+      </w:r>
+    </w:p>
+    <w:p>
+      <w:pPr>
+        <w:widowControl/>
+        <w:tabs>
+          <w:tab w:val="left" w:pos="720"/>
+        </w:tabs>
+        <w:spacing w:line="480"/>
+      </w:pPr>
+      <w:r>
+        <w:rPr>
+          <w:rFonts w:ascii="Times New Roman" w:cs="Times New Roman" w:eastAsia="Times New Roman" w:hAnsi="Times New Roman"/>
+          <w:sz w:val="24"/>
+          <w:szCs w:val="24"/>
+        </w:rPr>
+        <w:t xml:space="preserve">34.	The District acknowledges the discontinuation and its cause, and records that “Compensatory services were not proposed at this meeting” (paragraph 19). A staffing vacancy is the District’s to solve. Across the 20 weeks the log records below the required amount, Student received 1,320 of the 4,800 minutes the program required, a shortfall of 3,480 minutes.</w:t>
+      </w:r>
+    </w:p>
+    <w:p>
+      <w:pPr>
+        <w:keepNext/>
+        <w:spacing w:after="160" w:before="480"/>
+        <w:jc w:val="center"/>
+      </w:pPr>
+      <w:r>
+        <w:rPr>
+          <w:rFonts w:ascii="Times New Roman" w:cs="Times New Roman" w:eastAsia="Times New Roman" w:hAnsi="Times New Roman"/>
+          <w:b/>
+          <w:bCs/>
+          <w:sz w:val="24"/>
+          <w:szCs w:val="24"/>
+        </w:rPr>
+        <w:t xml:space="preserve">VI. PROPOSED RESOLUTION</w:t>
+      </w:r>
+    </w:p>
+    <w:p>
+      <w:pPr>
+        <w:keepNext/>
+        <w:spacing w:after="200"/>
+      </w:pPr>
+      <w:r>
+        <w:rPr>
+          <w:rFonts w:ascii="Times New Roman" w:cs="Times New Roman" w:eastAsia="Times New Roman" w:hAnsi="Times New Roman"/>
+          <w:i/>
+          <w:iCs/>
+          <w:sz w:val="24"/>
+          <w:szCs w:val="24"/>
+        </w:rPr>
+        <w:t xml:space="preserve">34 C.F.R. § 300.508(b)(6).</w:t>
+      </w:r>
+    </w:p>
+    <w:p>
+      <w:pPr>
+        <w:widowControl/>
+        <w:tabs>
+          <w:tab w:val="left" w:pos="720"/>
+        </w:tabs>
+        <w:spacing w:line="480"/>
+      </w:pPr>
+      <w:r>
+        <w:rPr>
+          <w:rFonts w:ascii="Times New Roman" w:cs="Times New Roman" w:eastAsia="Times New Roman" w:hAnsi="Times New Roman"/>
+          <w:sz w:val="24"/>
+          <w:szCs w:val="24"/>
+        </w:rPr>
+        <w:t xml:space="preserve">35.	The Parent proposes the following resolution:</w:t>
       </w:r>
     </w:p>
     <w:p>
@@ -827,7 +1556,7 @@
           <w:sz w:val="24"/>
           <w:szCs w:val="24"/>
         </w:rPr>
-        <w:t xml:space="preserve">(a)	convene an IEP team meeting within 15 days to adopt measurable reading goals based on current assessment data;</w:t>
+        <w:t xml:space="preserve">(a)	convene an individualized education program team meeting within 15 days to adopt measurable reading goals based on current assessment data (claims A and C; 34 C.F.R. § 300.324(b));</w:t>
       </w:r>
     </w:p>
     <w:p>
@@ -846,7 +1575,7 @@
           <w:sz w:val="24"/>
           <w:szCs w:val="24"/>
         </w:rPr>
-        <w:t xml:space="preserve">(b)	fund an independent educational evaluation in reading and written expression at the District’s expense;</w:t>
+        <w:t xml:space="preserve">(b)	fund an independent educational evaluation in reading and written expression at the District’s expense, including assessment of phonological processing and decoding (claim B; 34 C.F.R. § 300.502);</w:t>
       </w:r>
     </w:p>
     <w:p>
@@ -865,7 +1594,7 @@
           <w:sz w:val="24"/>
           <w:szCs w:val="24"/>
         </w:rPr>
-        <w:t xml:space="preserve">(c)	provide compensatory specialized academic instruction in reading for the 20 weeks the District’s service delivery log for September 8, 2025 to February 27, 2026 records below the 240 minutes per week the IEP requires; and</w:t>
+        <w:t xml:space="preserve">(c)	provide 3,480 minutes of compensatory specialized academic instruction in reading, being the shortfall between the 4,800 minutes the individualized education program required in the 20 weeks the District’s service delivery log records below 240 minutes and the 1,320 minutes the log records as delivered (claim D; 34 C.F.R. § 300.323); and</w:t>
       </w:r>
     </w:p>
     <w:p>
@@ -884,7 +1613,41 @@
           <w:sz w:val="24"/>
           <w:szCs w:val="24"/>
         </w:rPr>
-        <w:t xml:space="preserve">(d)	implement the IEP as written, with quarterly service logs provided to the Parent.</w:t>
+        <w:t xml:space="preserve">(d)	implement the individualized education program as written, in a small group of no more than 4 in the special education classroom, and provide the Parent the service delivery log each month (claim D; 34 C.F.R. § 300.323).</w:t>
+      </w:r>
+    </w:p>
+    <w:p>
+      <w:pPr>
+        <w:keepNext/>
+        <w:spacing w:after="160" w:before="480"/>
+        <w:jc w:val="center"/>
+      </w:pPr>
+      <w:r>
+        <w:rPr>
+          <w:rFonts w:ascii="Times New Roman" w:cs="Times New Roman" w:eastAsia="Times New Roman" w:hAnsi="Times New Roman"/>
+          <w:b/>
+          <w:bCs/>
+          <w:sz w:val="24"/>
+          <w:szCs w:val="24"/>
+        </w:rPr>
+        <w:t xml:space="preserve">VII. RESERVATION OF RIGHTS</w:t>
+      </w:r>
+    </w:p>
+    <w:p>
+      <w:pPr>
+        <w:widowControl/>
+        <w:tabs>
+          <w:tab w:val="left" w:pos="720"/>
+        </w:tabs>
+        <w:spacing w:line="480"/>
+      </w:pPr>
+      <w:r>
+        <w:rPr>
+          <w:rFonts w:ascii="Times New Roman" w:cs="Times New Roman" w:eastAsia="Times New Roman" w:hAnsi="Times New Roman"/>
+          <w:sz w:val="24"/>
+          <w:szCs w:val="24"/>
+        </w:rPr>
+        <w:t xml:space="preserve">36.	Petitioner reserves the right to amend this complaint, to raise additional issues disclosed by documents not yet produced, and to seek any other relief the hearing officer is authorized to grant.</w:t>
       </w:r>
     </w:p>
     <w:p>
@@ -1193,6 +1956,1836 @@
         </w:rPr>
         <w:t xml:space="preserve">Self-represented (pro se)</w:t>
       </w:r>
+    </w:p>
+    <w:p>
+      <w:pPr>
+        <w:keepNext/>
+        <w:pageBreakBefore/>
+        <w:spacing w:after="160" w:before="0"/>
+        <w:jc w:val="center"/>
+      </w:pPr>
+      <w:r>
+        <w:rPr>
+          <w:rFonts w:ascii="Times New Roman" w:cs="Times New Roman" w:eastAsia="Times New Roman" w:hAnsi="Times New Roman"/>
+          <w:b/>
+          <w:bCs/>
+          <w:sz w:val="24"/>
+          <w:szCs w:val="24"/>
+        </w:rPr>
+        <w:t xml:space="preserve">Review Notes – Remove Before Filing</w:t>
+      </w:r>
+    </w:p>
+    <w:p>
+      <w:pPr>
+        <w:keepNext/>
+        <w:spacing w:after="80" w:before="360"/>
+      </w:pPr>
+      <w:r>
+        <w:rPr>
+          <w:rFonts w:ascii="Times New Roman" w:cs="Times New Roman" w:eastAsia="Times New Roman" w:hAnsi="Times New Roman"/>
+          <w:b/>
+          <w:bCs/>
+          <w:sz w:val="24"/>
+          <w:szCs w:val="24"/>
+        </w:rPr>
+        <w:t xml:space="preserve">Citations</w:t>
+      </w:r>
+    </w:p>
+    <w:tbl>
+      <w:tblPr>
+        <w:tblW w:type="dxa" w:w="9360"/>
+        <w:tblBorders>
+          <w:top w:val="single" w:color="auto" w:sz="4"/>
+          <w:left w:val="single" w:color="auto" w:sz="4"/>
+          <w:bottom w:val="single" w:color="auto" w:sz="4"/>
+          <w:right w:val="single" w:color="auto" w:sz="4"/>
+          <w:insideH w:val="single" w:color="auto" w:sz="4"/>
+          <w:insideV w:val="single" w:color="auto" w:sz="4"/>
+        </w:tblBorders>
+      </w:tblPr>
+      <w:tblGrid>
+        <w:gridCol w:w="100"/>
+        <w:gridCol w:w="100"/>
+        <w:gridCol w:w="100"/>
+        <w:gridCol w:w="100"/>
+      </w:tblGrid>
+      <w:tr>
+        <w:trPr>
+          <w:tblHeader/>
+        </w:trPr>
+        <w:tc>
+          <w:tcPr>
+            <w:tcBorders>
+              <w:top w:val="single" w:color="000000" w:sz="6"/>
+              <w:left w:val="single" w:color="000000" w:sz="6"/>
+              <w:bottom w:val="single" w:color="000000" w:sz="6"/>
+              <w:right w:val="single" w:color="000000" w:sz="6"/>
+            </w:tcBorders>
+            <w:tcMar>
+              <w:top w:type="dxa" w:w="60"/>
+              <w:left w:type="dxa" w:w="100"/>
+              <w:bottom w:type="dxa" w:w="60"/>
+              <w:right w:type="dxa" w:w="100"/>
+            </w:tcMar>
+          </w:tcPr>
+          <w:p>
+            <w:pPr>
+              <w:spacing w:line="240"/>
+            </w:pPr>
+            <w:r>
+              <w:rPr>
+                <w:rFonts w:ascii="Times New Roman" w:cs="Times New Roman" w:eastAsia="Times New Roman" w:hAnsi="Times New Roman"/>
+                <w:b/>
+                <w:bCs/>
+                <w:sz w:val="22"/>
+                <w:szCs w:val="22"/>
+              </w:rPr>
+              <w:t xml:space="preserve">Authority</w:t>
+            </w:r>
+          </w:p>
+        </w:tc>
+        <w:tc>
+          <w:tcPr>
+            <w:tcBorders>
+              <w:top w:val="single" w:color="000000" w:sz="6"/>
+              <w:left w:val="single" w:color="000000" w:sz="6"/>
+              <w:bottom w:val="single" w:color="000000" w:sz="6"/>
+              <w:right w:val="single" w:color="000000" w:sz="6"/>
+            </w:tcBorders>
+            <w:tcMar>
+              <w:top w:type="dxa" w:w="60"/>
+              <w:left w:type="dxa" w:w="100"/>
+              <w:bottom w:type="dxa" w:w="60"/>
+              <w:right w:type="dxa" w:w="100"/>
+            </w:tcMar>
+          </w:tcPr>
+          <w:p>
+            <w:pPr>
+              <w:spacing w:line="240"/>
+            </w:pPr>
+            <w:r>
+              <w:rPr>
+                <w:rFonts w:ascii="Times New Roman" w:cs="Times New Roman" w:eastAsia="Times New Roman" w:hAnsi="Times New Roman"/>
+                <w:b/>
+                <w:bCs/>
+                <w:sz w:val="22"/>
+                <w:szCs w:val="22"/>
+              </w:rPr>
+              <w:t xml:space="preserve">Tier</w:t>
+            </w:r>
+          </w:p>
+        </w:tc>
+        <w:tc>
+          <w:tcPr>
+            <w:tcBorders>
+              <w:top w:val="single" w:color="000000" w:sz="6"/>
+              <w:left w:val="single" w:color="000000" w:sz="6"/>
+              <w:bottom w:val="single" w:color="000000" w:sz="6"/>
+              <w:right w:val="single" w:color="000000" w:sz="6"/>
+            </w:tcBorders>
+            <w:tcMar>
+              <w:top w:type="dxa" w:w="60"/>
+              <w:left w:type="dxa" w:w="100"/>
+              <w:bottom w:type="dxa" w:w="60"/>
+              <w:right w:type="dxa" w:w="100"/>
+            </w:tcMar>
+          </w:tcPr>
+          <w:p>
+            <w:pPr>
+              <w:spacing w:line="240"/>
+            </w:pPr>
+            <w:r>
+              <w:rPr>
+                <w:rFonts w:ascii="Times New Roman" w:cs="Times New Roman" w:eastAsia="Times New Roman" w:hAnsi="Times New Roman"/>
+                <w:b/>
+                <w:bCs/>
+                <w:sz w:val="22"/>
+                <w:szCs w:val="22"/>
+              </w:rPr>
+              <w:t xml:space="preserve">Pin cite</w:t>
+            </w:r>
+          </w:p>
+        </w:tc>
+        <w:tc>
+          <w:tcPr>
+            <w:tcBorders>
+              <w:top w:val="single" w:color="000000" w:sz="6"/>
+              <w:left w:val="single" w:color="000000" w:sz="6"/>
+              <w:bottom w:val="single" w:color="000000" w:sz="6"/>
+              <w:right w:val="single" w:color="000000" w:sz="6"/>
+            </w:tcBorders>
+            <w:tcMar>
+              <w:top w:type="dxa" w:w="60"/>
+              <w:left w:type="dxa" w:w="100"/>
+              <w:bottom w:type="dxa" w:w="60"/>
+              <w:right w:type="dxa" w:w="100"/>
+            </w:tcMar>
+          </w:tcPr>
+          <w:p>
+            <w:pPr>
+              <w:spacing w:line="240"/>
+            </w:pPr>
+            <w:r>
+              <w:rPr>
+                <w:rFonts w:ascii="Times New Roman" w:cs="Times New Roman" w:eastAsia="Times New Roman" w:hAnsi="Times New Roman"/>
+                <w:b/>
+                <w:bCs/>
+                <w:sz w:val="22"/>
+                <w:szCs w:val="22"/>
+              </w:rPr>
+              <w:t xml:space="preserve">Quoted</w:t>
+            </w:r>
+          </w:p>
+        </w:tc>
+      </w:tr>
+      <w:tr>
+        <w:trPr>
+          <w:tblHeader w:val="false"/>
+        </w:trPr>
+        <w:tc>
+          <w:tcPr>
+            <w:tcBorders>
+              <w:top w:val="single" w:color="000000" w:sz="6"/>
+              <w:left w:val="single" w:color="000000" w:sz="6"/>
+              <w:bottom w:val="single" w:color="000000" w:sz="6"/>
+              <w:right w:val="single" w:color="000000" w:sz="6"/>
+            </w:tcBorders>
+            <w:tcMar>
+              <w:top w:type="dxa" w:w="60"/>
+              <w:left w:type="dxa" w:w="100"/>
+              <w:bottom w:type="dxa" w:w="60"/>
+              <w:right w:type="dxa" w:w="100"/>
+            </w:tcMar>
+          </w:tcPr>
+          <w:p>
+            <w:pPr>
+              <w:spacing w:line="240"/>
+            </w:pPr>
+            <w:r>
+              <w:rPr>
+                <w:rFonts w:ascii="Times New Roman" w:cs="Times New Roman" w:eastAsia="Times New Roman" w:hAnsi="Times New Roman"/>
+                <w:b w:val="false"/>
+                <w:bCs w:val="false"/>
+                <w:sz w:val="22"/>
+                <w:szCs w:val="22"/>
+              </w:rPr>
+              <w:t xml:space="preserve">34 C.F.R. §§ 300.101, 300.111, 300.301–300.311, 300.303, 300.320, 300.323, 300.324, 300.502, 300.507, 300.508</w:t>
+            </w:r>
+          </w:p>
+        </w:tc>
+        <w:tc>
+          <w:tcPr>
+            <w:tcBorders>
+              <w:top w:val="single" w:color="000000" w:sz="6"/>
+              <w:left w:val="single" w:color="000000" w:sz="6"/>
+              <w:bottom w:val="single" w:color="000000" w:sz="6"/>
+              <w:right w:val="single" w:color="000000" w:sz="6"/>
+            </w:tcBorders>
+            <w:tcMar>
+              <w:top w:type="dxa" w:w="60"/>
+              <w:left w:type="dxa" w:w="100"/>
+              <w:bottom w:type="dxa" w:w="60"/>
+              <w:right w:type="dxa" w:w="100"/>
+            </w:tcMar>
+          </w:tcPr>
+          <w:p>
+            <w:pPr>
+              <w:spacing w:line="240"/>
+            </w:pPr>
+            <w:r>
+              <w:rPr>
+                <w:rFonts w:ascii="Times New Roman" w:cs="Times New Roman" w:eastAsia="Times New Roman" w:hAnsi="Times New Roman"/>
+                <w:b w:val="false"/>
+                <w:bCs w:val="false"/>
+                <w:sz w:val="22"/>
+                <w:szCs w:val="22"/>
+              </w:rPr>
+              <w:t xml:space="preserve">1</w:t>
+            </w:r>
+          </w:p>
+        </w:tc>
+        <w:tc>
+          <w:tcPr>
+            <w:tcBorders>
+              <w:top w:val="single" w:color="000000" w:sz="6"/>
+              <w:left w:val="single" w:color="000000" w:sz="6"/>
+              <w:bottom w:val="single" w:color="000000" w:sz="6"/>
+              <w:right w:val="single" w:color="000000" w:sz="6"/>
+            </w:tcBorders>
+            <w:tcMar>
+              <w:top w:type="dxa" w:w="60"/>
+              <w:left w:type="dxa" w:w="100"/>
+              <w:bottom w:type="dxa" w:w="60"/>
+              <w:right w:type="dxa" w:w="100"/>
+            </w:tcMar>
+          </w:tcPr>
+          <w:p>
+            <w:pPr>
+              <w:spacing w:line="240"/>
+            </w:pPr>
+            <w:r>
+              <w:rPr>
+                <w:rFonts w:ascii="Times New Roman" w:cs="Times New Roman" w:eastAsia="Times New Roman" w:hAnsi="Times New Roman"/>
+                <w:b w:val="false"/>
+                <w:bCs w:val="false"/>
+                <w:sz w:val="22"/>
+                <w:szCs w:val="22"/>
+              </w:rPr>
+              <w:t xml:space="preserve">n/a</w:t>
+            </w:r>
+          </w:p>
+        </w:tc>
+        <w:tc>
+          <w:tcPr>
+            <w:tcBorders>
+              <w:top w:val="single" w:color="000000" w:sz="6"/>
+              <w:left w:val="single" w:color="000000" w:sz="6"/>
+              <w:bottom w:val="single" w:color="000000" w:sz="6"/>
+              <w:right w:val="single" w:color="000000" w:sz="6"/>
+            </w:tcBorders>
+            <w:tcMar>
+              <w:top w:type="dxa" w:w="60"/>
+              <w:left w:type="dxa" w:w="100"/>
+              <w:bottom w:type="dxa" w:w="60"/>
+              <w:right w:type="dxa" w:w="100"/>
+            </w:tcMar>
+          </w:tcPr>
+          <w:p>
+            <w:pPr>
+              <w:spacing w:line="240"/>
+            </w:pPr>
+            <w:r>
+              <w:rPr>
+                <w:rFonts w:ascii="Times New Roman" w:cs="Times New Roman" w:eastAsia="Times New Roman" w:hAnsi="Times New Roman"/>
+                <w:b w:val="false"/>
+                <w:bCs w:val="false"/>
+                <w:sz w:val="22"/>
+                <w:szCs w:val="22"/>
+              </w:rPr>
+              <w:t xml:space="preserve">no</w:t>
+            </w:r>
+          </w:p>
+        </w:tc>
+      </w:tr>
+      <w:tr>
+        <w:trPr>
+          <w:tblHeader w:val="false"/>
+        </w:trPr>
+        <w:tc>
+          <w:tcPr>
+            <w:tcBorders>
+              <w:top w:val="single" w:color="000000" w:sz="6"/>
+              <w:left w:val="single" w:color="000000" w:sz="6"/>
+              <w:bottom w:val="single" w:color="000000" w:sz="6"/>
+              <w:right w:val="single" w:color="000000" w:sz="6"/>
+            </w:tcBorders>
+            <w:tcMar>
+              <w:top w:type="dxa" w:w="60"/>
+              <w:left w:type="dxa" w:w="100"/>
+              <w:bottom w:type="dxa" w:w="60"/>
+              <w:right w:type="dxa" w:w="100"/>
+            </w:tcMar>
+          </w:tcPr>
+          <w:p>
+            <w:pPr>
+              <w:spacing w:line="240"/>
+            </w:pPr>
+            <w:r>
+              <w:rPr>
+                <w:rFonts w:ascii="Times New Roman" w:cs="Times New Roman" w:eastAsia="Times New Roman" w:hAnsi="Times New Roman"/>
+                <w:b w:val="false"/>
+                <w:bCs w:val="false"/>
+                <w:sz w:val="22"/>
+                <w:szCs w:val="22"/>
+              </w:rPr>
+              <w:t xml:space="preserve">Endrew F. ex rel. Joseph F. v. Douglas Cnty. Sch. Dist. RE-1, 580 U.S. 386, 399 (2017)</w:t>
+            </w:r>
+          </w:p>
+        </w:tc>
+        <w:tc>
+          <w:tcPr>
+            <w:tcBorders>
+              <w:top w:val="single" w:color="000000" w:sz="6"/>
+              <w:left w:val="single" w:color="000000" w:sz="6"/>
+              <w:bottom w:val="single" w:color="000000" w:sz="6"/>
+              <w:right w:val="single" w:color="000000" w:sz="6"/>
+            </w:tcBorders>
+            <w:tcMar>
+              <w:top w:type="dxa" w:w="60"/>
+              <w:left w:type="dxa" w:w="100"/>
+              <w:bottom w:type="dxa" w:w="60"/>
+              <w:right w:type="dxa" w:w="100"/>
+            </w:tcMar>
+          </w:tcPr>
+          <w:p>
+            <w:pPr>
+              <w:spacing w:line="240"/>
+            </w:pPr>
+            <w:r>
+              <w:rPr>
+                <w:rFonts w:ascii="Times New Roman" w:cs="Times New Roman" w:eastAsia="Times New Roman" w:hAnsi="Times New Roman"/>
+                <w:b w:val="false"/>
+                <w:bCs w:val="false"/>
+                <w:sz w:val="22"/>
+                <w:szCs w:val="22"/>
+              </w:rPr>
+              <w:t xml:space="preserve">1</w:t>
+            </w:r>
+          </w:p>
+        </w:tc>
+        <w:tc>
+          <w:tcPr>
+            <w:tcBorders>
+              <w:top w:val="single" w:color="000000" w:sz="6"/>
+              <w:left w:val="single" w:color="000000" w:sz="6"/>
+              <w:bottom w:val="single" w:color="000000" w:sz="6"/>
+              <w:right w:val="single" w:color="000000" w:sz="6"/>
+            </w:tcBorders>
+            <w:tcMar>
+              <w:top w:type="dxa" w:w="60"/>
+              <w:left w:type="dxa" w:w="100"/>
+              <w:bottom w:type="dxa" w:w="60"/>
+              <w:right w:type="dxa" w:w="100"/>
+            </w:tcMar>
+          </w:tcPr>
+          <w:p>
+            <w:pPr>
+              <w:spacing w:line="240"/>
+            </w:pPr>
+            <w:r>
+              <w:rPr>
+                <w:rFonts w:ascii="Times New Roman" w:cs="Times New Roman" w:eastAsia="Times New Roman" w:hAnsi="Times New Roman"/>
+                <w:b w:val="false"/>
+                <w:bCs w:val="false"/>
+                <w:sz w:val="22"/>
+                <w:szCs w:val="22"/>
+              </w:rPr>
+              <w:t xml:space="preserve">listed</w:t>
+            </w:r>
+          </w:p>
+        </w:tc>
+        <w:tc>
+          <w:tcPr>
+            <w:tcBorders>
+              <w:top w:val="single" w:color="000000" w:sz="6"/>
+              <w:left w:val="single" w:color="000000" w:sz="6"/>
+              <w:bottom w:val="single" w:color="000000" w:sz="6"/>
+              <w:right w:val="single" w:color="000000" w:sz="6"/>
+            </w:tcBorders>
+            <w:tcMar>
+              <w:top w:type="dxa" w:w="60"/>
+              <w:left w:type="dxa" w:w="100"/>
+              <w:bottom w:type="dxa" w:w="60"/>
+              <w:right w:type="dxa" w:w="100"/>
+            </w:tcMar>
+          </w:tcPr>
+          <w:p>
+            <w:pPr>
+              <w:spacing w:line="240"/>
+            </w:pPr>
+            <w:r>
+              <w:rPr>
+                <w:rFonts w:ascii="Times New Roman" w:cs="Times New Roman" w:eastAsia="Times New Roman" w:hAnsi="Times New Roman"/>
+                <w:b w:val="false"/>
+                <w:bCs w:val="false"/>
+                <w:sz w:val="22"/>
+                <w:szCs w:val="22"/>
+              </w:rPr>
+              <w:t xml:space="preserve">no</w:t>
+            </w:r>
+          </w:p>
+        </w:tc>
+      </w:tr>
+    </w:tbl>
+    <w:p>
+      <w:pPr>
+        <w:spacing w:after="160"/>
+      </w:pPr>
+    </w:p>
+    <w:p>
+      <w:pPr>
+        <w:spacing w:after="160"/>
+      </w:pPr>
+      <w:r>
+        <w:rPr>
+          <w:rFonts w:ascii="Times New Roman" w:cs="Times New Roman" w:eastAsia="Times New Roman" w:hAnsi="Times New Roman"/>
+          <w:sz w:val="22"/>
+          <w:szCs w:val="22"/>
+        </w:rPr>
+        <w:t xml:space="preserve">No Ninth Circuit decision is cited. None was confirmed in this session, and an unverified citation is worse than none.</w:t>
+      </w:r>
+    </w:p>
+    <w:p>
+      <w:pPr>
+        <w:keepNext/>
+        <w:spacing w:after="80" w:before="360"/>
+      </w:pPr>
+      <w:r>
+        <w:rPr>
+          <w:rFonts w:ascii="Times New Roman" w:cs="Times New Roman" w:eastAsia="Times New Roman" w:hAnsi="Times New Roman"/>
+          <w:b/>
+          <w:bCs/>
+          <w:sz w:val="24"/>
+          <w:szCs w:val="24"/>
+        </w:rPr>
+        <w:t xml:space="preserve">Adverse authority and expected defenses</w:t>
+      </w:r>
+    </w:p>
+    <w:p>
+      <w:pPr>
+        <w:spacing w:after="40" w:line="260"/>
+        <w:ind w:left="503" w:hanging="288"/>
+      </w:pPr>
+      <w:r>
+        <w:rPr>
+          <w:rFonts w:ascii="Times New Roman" w:cs="Times New Roman" w:eastAsia="Times New Roman" w:hAnsi="Times New Roman"/>
+          <w:sz w:val="22"/>
+          <w:szCs w:val="22"/>
+        </w:rPr>
+        <w:t xml:space="preserve">The District will rely on its prior written notice of March 12, 2026 to argue the goal remains appropriate and that progress was being made. Claim A answers it from the District’s own three measurements.</w:t>
+      </w:r>
+    </w:p>
+    <w:p>
+      <w:pPr>
+        <w:spacing w:after="40" w:line="260"/>
+        <w:ind w:left="503" w:hanging="288"/>
+      </w:pPr>
+      <w:r>
+        <w:rPr>
+          <w:rFonts w:ascii="Times New Roman" w:cs="Times New Roman" w:eastAsia="Times New Roman" w:hAnsi="Times New Roman"/>
+          <w:sz w:val="22"/>
+          <w:szCs w:val="22"/>
+        </w:rPr>
+        <w:t xml:space="preserve">The District will argue that specialized academic instruction continued in the general education classroom, so the program was implemented in substance. Claim D answers it from the minutes the log records. The Ninth Circuit’s standard for a material failure to implement was not confirmed in this session and is not cited.</w:t>
+      </w:r>
+    </w:p>
+    <w:p>
+      <w:pPr>
+        <w:spacing w:after="40" w:line="260"/>
+        <w:ind w:left="503" w:hanging="288"/>
+      </w:pPr>
+      <w:r>
+        <w:rPr>
+          <w:rFonts w:ascii="Times New Roman" w:cs="Times New Roman" w:eastAsia="Times New Roman" w:hAnsi="Times New Roman"/>
+          <w:sz w:val="22"/>
+          <w:szCs w:val="22"/>
+        </w:rPr>
+        <w:t xml:space="preserve">The District may argue the reevaluation request was answered because an assessment plan was promised. Claim B answers it: nothing was conducted.</w:t>
+      </w:r>
+    </w:p>
+    <w:p>
+      <w:pPr>
+        <w:spacing w:after="120"/>
+      </w:pPr>
+    </w:p>
+    <w:p>
+      <w:pPr>
+        <w:keepNext/>
+        <w:spacing w:after="80" w:before="360"/>
+      </w:pPr>
+      <w:r>
+        <w:rPr>
+          <w:rFonts w:ascii="Times New Roman" w:cs="Times New Roman" w:eastAsia="Times New Roman" w:hAnsi="Times New Roman"/>
+          <w:b/>
+          <w:bCs/>
+          <w:sz w:val="24"/>
+          <w:szCs w:val="24"/>
+        </w:rPr>
+        <w:t xml:space="preserve">Arithmetic</w:t>
+      </w:r>
+    </w:p>
+    <w:tbl>
+      <w:tblPr>
+        <w:tblW w:type="dxa" w:w="9360"/>
+        <w:tblBorders>
+          <w:top w:val="single" w:color="auto" w:sz="4"/>
+          <w:left w:val="single" w:color="auto" w:sz="4"/>
+          <w:bottom w:val="single" w:color="auto" w:sz="4"/>
+          <w:right w:val="single" w:color="auto" w:sz="4"/>
+          <w:insideH w:val="single" w:color="auto" w:sz="4"/>
+          <w:insideV w:val="single" w:color="auto" w:sz="4"/>
+        </w:tblBorders>
+      </w:tblPr>
+      <w:tblGrid>
+        <w:gridCol w:w="100"/>
+        <w:gridCol w:w="100"/>
+        <w:gridCol w:w="100"/>
+        <w:gridCol w:w="100"/>
+      </w:tblGrid>
+      <w:tr>
+        <w:trPr>
+          <w:tblHeader/>
+        </w:trPr>
+        <w:tc>
+          <w:tcPr>
+            <w:tcBorders>
+              <w:top w:val="single" w:color="000000" w:sz="6"/>
+              <w:left w:val="single" w:color="000000" w:sz="6"/>
+              <w:bottom w:val="single" w:color="000000" w:sz="6"/>
+              <w:right w:val="single" w:color="000000" w:sz="6"/>
+            </w:tcBorders>
+            <w:tcMar>
+              <w:top w:type="dxa" w:w="60"/>
+              <w:left w:type="dxa" w:w="100"/>
+              <w:bottom w:type="dxa" w:w="60"/>
+              <w:right w:type="dxa" w:w="100"/>
+            </w:tcMar>
+          </w:tcPr>
+          <w:p>
+            <w:pPr>
+              <w:spacing w:line="240"/>
+            </w:pPr>
+            <w:r>
+              <w:rPr>
+                <w:rFonts w:ascii="Times New Roman" w:cs="Times New Roman" w:eastAsia="Times New Roman" w:hAnsi="Times New Roman"/>
+                <w:b/>
+                <w:bCs/>
+                <w:sz w:val="22"/>
+                <w:szCs w:val="22"/>
+              </w:rPr>
+              <w:t xml:space="preserve">What</w:t>
+            </w:r>
+          </w:p>
+        </w:tc>
+        <w:tc>
+          <w:tcPr>
+            <w:tcBorders>
+              <w:top w:val="single" w:color="000000" w:sz="6"/>
+              <w:left w:val="single" w:color="000000" w:sz="6"/>
+              <w:bottom w:val="single" w:color="000000" w:sz="6"/>
+              <w:right w:val="single" w:color="000000" w:sz="6"/>
+            </w:tcBorders>
+            <w:tcMar>
+              <w:top w:type="dxa" w:w="60"/>
+              <w:left w:type="dxa" w:w="100"/>
+              <w:bottom w:type="dxa" w:w="60"/>
+              <w:right w:type="dxa" w:w="100"/>
+            </w:tcMar>
+          </w:tcPr>
+          <w:p>
+            <w:pPr>
+              <w:spacing w:line="240"/>
+            </w:pPr>
+            <w:r>
+              <w:rPr>
+                <w:rFonts w:ascii="Times New Roman" w:cs="Times New Roman" w:eastAsia="Times New Roman" w:hAnsi="Times New Roman"/>
+                <w:b/>
+                <w:bCs/>
+                <w:sz w:val="22"/>
+                <w:szCs w:val="22"/>
+              </w:rPr>
+              <w:t xml:space="preserve">Inputs</w:t>
+            </w:r>
+          </w:p>
+        </w:tc>
+        <w:tc>
+          <w:tcPr>
+            <w:tcBorders>
+              <w:top w:val="single" w:color="000000" w:sz="6"/>
+              <w:left w:val="single" w:color="000000" w:sz="6"/>
+              <w:bottom w:val="single" w:color="000000" w:sz="6"/>
+              <w:right w:val="single" w:color="000000" w:sz="6"/>
+            </w:tcBorders>
+            <w:tcMar>
+              <w:top w:type="dxa" w:w="60"/>
+              <w:left w:type="dxa" w:w="100"/>
+              <w:bottom w:type="dxa" w:w="60"/>
+              <w:right w:type="dxa" w:w="100"/>
+            </w:tcMar>
+          </w:tcPr>
+          <w:p>
+            <w:pPr>
+              <w:spacing w:line="240"/>
+            </w:pPr>
+            <w:r>
+              <w:rPr>
+                <w:rFonts w:ascii="Times New Roman" w:cs="Times New Roman" w:eastAsia="Times New Roman" w:hAnsi="Times New Roman"/>
+                <w:b/>
+                <w:bCs/>
+                <w:sz w:val="22"/>
+                <w:szCs w:val="22"/>
+              </w:rPr>
+              <w:t xml:space="preserve">Computation</w:t>
+            </w:r>
+          </w:p>
+        </w:tc>
+        <w:tc>
+          <w:tcPr>
+            <w:tcBorders>
+              <w:top w:val="single" w:color="000000" w:sz="6"/>
+              <w:left w:val="single" w:color="000000" w:sz="6"/>
+              <w:bottom w:val="single" w:color="000000" w:sz="6"/>
+              <w:right w:val="single" w:color="000000" w:sz="6"/>
+            </w:tcBorders>
+            <w:tcMar>
+              <w:top w:type="dxa" w:w="60"/>
+              <w:left w:type="dxa" w:w="100"/>
+              <w:bottom w:type="dxa" w:w="60"/>
+              <w:right w:type="dxa" w:w="100"/>
+            </w:tcMar>
+          </w:tcPr>
+          <w:p>
+            <w:pPr>
+              <w:spacing w:line="240"/>
+            </w:pPr>
+            <w:r>
+              <w:rPr>
+                <w:rFonts w:ascii="Times New Roman" w:cs="Times New Roman" w:eastAsia="Times New Roman" w:hAnsi="Times New Roman"/>
+                <w:b/>
+                <w:bCs/>
+                <w:sz w:val="22"/>
+                <w:szCs w:val="22"/>
+              </w:rPr>
+              <w:t xml:space="preserve">Result</w:t>
+            </w:r>
+          </w:p>
+        </w:tc>
+      </w:tr>
+      <w:tr>
+        <w:trPr>
+          <w:tblHeader w:val="false"/>
+        </w:trPr>
+        <w:tc>
+          <w:tcPr>
+            <w:tcBorders>
+              <w:top w:val="single" w:color="000000" w:sz="6"/>
+              <w:left w:val="single" w:color="000000" w:sz="6"/>
+              <w:bottom w:val="single" w:color="000000" w:sz="6"/>
+              <w:right w:val="single" w:color="000000" w:sz="6"/>
+            </w:tcBorders>
+            <w:tcMar>
+              <w:top w:type="dxa" w:w="60"/>
+              <w:left w:type="dxa" w:w="100"/>
+              <w:bottom w:type="dxa" w:w="60"/>
+              <w:right w:type="dxa" w:w="100"/>
+            </w:tcMar>
+          </w:tcPr>
+          <w:p>
+            <w:pPr>
+              <w:spacing w:line="240"/>
+            </w:pPr>
+            <w:r>
+              <w:rPr>
+                <w:rFonts w:ascii="Times New Roman" w:cs="Times New Roman" w:eastAsia="Times New Roman" w:hAnsi="Times New Roman"/>
+                <w:b w:val="false"/>
+                <w:bCs w:val="false"/>
+                <w:sz w:val="22"/>
+                <w:szCs w:val="22"/>
+              </w:rPr>
+              <w:t xml:space="preserve">Weeks below the required minutes</w:t>
+            </w:r>
+          </w:p>
+        </w:tc>
+        <w:tc>
+          <w:tcPr>
+            <w:tcBorders>
+              <w:top w:val="single" w:color="000000" w:sz="6"/>
+              <w:left w:val="single" w:color="000000" w:sz="6"/>
+              <w:bottom w:val="single" w:color="000000" w:sz="6"/>
+              <w:right w:val="single" w:color="000000" w:sz="6"/>
+            </w:tcBorders>
+            <w:tcMar>
+              <w:top w:type="dxa" w:w="60"/>
+              <w:left w:type="dxa" w:w="100"/>
+              <w:bottom w:type="dxa" w:w="60"/>
+              <w:right w:type="dxa" w:w="100"/>
+            </w:tcMar>
+          </w:tcPr>
+          <w:p>
+            <w:pPr>
+              <w:spacing w:line="240"/>
+            </w:pPr>
+            <w:r>
+              <w:rPr>
+                <w:rFonts w:ascii="Times New Roman" w:cs="Times New Roman" w:eastAsia="Times New Roman" w:hAnsi="Times New Roman"/>
+                <w:b w:val="false"/>
+                <w:bCs w:val="false"/>
+                <w:sz w:val="22"/>
+                <w:szCs w:val="22"/>
+              </w:rPr>
+              <w:t xml:space="preserve">24 instructional weeks logged (service log); 4 weeks at the full 240 minutes (service log)</w:t>
+            </w:r>
+          </w:p>
+        </w:tc>
+        <w:tc>
+          <w:tcPr>
+            <w:tcBorders>
+              <w:top w:val="single" w:color="000000" w:sz="6"/>
+              <w:left w:val="single" w:color="000000" w:sz="6"/>
+              <w:bottom w:val="single" w:color="000000" w:sz="6"/>
+              <w:right w:val="single" w:color="000000" w:sz="6"/>
+            </w:tcBorders>
+            <w:tcMar>
+              <w:top w:type="dxa" w:w="60"/>
+              <w:left w:type="dxa" w:w="100"/>
+              <w:bottom w:type="dxa" w:w="60"/>
+              <w:right w:type="dxa" w:w="100"/>
+            </w:tcMar>
+          </w:tcPr>
+          <w:p>
+            <w:pPr>
+              <w:spacing w:line="240"/>
+            </w:pPr>
+            <w:r>
+              <w:rPr>
+                <w:rFonts w:ascii="Times New Roman" w:cs="Times New Roman" w:eastAsia="Times New Roman" w:hAnsi="Times New Roman"/>
+                <w:b w:val="false"/>
+                <w:bCs w:val="false"/>
+                <w:sz w:val="22"/>
+                <w:szCs w:val="22"/>
+              </w:rPr>
+              <w:t xml:space="preserve">24 - 4</w:t>
+            </w:r>
+          </w:p>
+        </w:tc>
+        <w:tc>
+          <w:tcPr>
+            <w:tcBorders>
+              <w:top w:val="single" w:color="000000" w:sz="6"/>
+              <w:left w:val="single" w:color="000000" w:sz="6"/>
+              <w:bottom w:val="single" w:color="000000" w:sz="6"/>
+              <w:right w:val="single" w:color="000000" w:sz="6"/>
+            </w:tcBorders>
+            <w:tcMar>
+              <w:top w:type="dxa" w:w="60"/>
+              <w:left w:type="dxa" w:w="100"/>
+              <w:bottom w:type="dxa" w:w="60"/>
+              <w:right w:type="dxa" w:w="100"/>
+            </w:tcMar>
+          </w:tcPr>
+          <w:p>
+            <w:pPr>
+              <w:spacing w:line="240"/>
+            </w:pPr>
+            <w:r>
+              <w:rPr>
+                <w:rFonts w:ascii="Times New Roman" w:cs="Times New Roman" w:eastAsia="Times New Roman" w:hAnsi="Times New Roman"/>
+                <w:b w:val="false"/>
+                <w:bCs w:val="false"/>
+                <w:sz w:val="22"/>
+                <w:szCs w:val="22"/>
+              </w:rPr>
+              <w:t xml:space="preserve">20 weeks</w:t>
+            </w:r>
+          </w:p>
+        </w:tc>
+      </w:tr>
+      <w:tr>
+        <w:trPr>
+          <w:tblHeader w:val="false"/>
+        </w:trPr>
+        <w:tc>
+          <w:tcPr>
+            <w:tcBorders>
+              <w:top w:val="single" w:color="000000" w:sz="6"/>
+              <w:left w:val="single" w:color="000000" w:sz="6"/>
+              <w:bottom w:val="single" w:color="000000" w:sz="6"/>
+              <w:right w:val="single" w:color="000000" w:sz="6"/>
+            </w:tcBorders>
+            <w:tcMar>
+              <w:top w:type="dxa" w:w="60"/>
+              <w:left w:type="dxa" w:w="100"/>
+              <w:bottom w:type="dxa" w:w="60"/>
+              <w:right w:type="dxa" w:w="100"/>
+            </w:tcMar>
+          </w:tcPr>
+          <w:p>
+            <w:pPr>
+              <w:spacing w:line="240"/>
+            </w:pPr>
+            <w:r>
+              <w:rPr>
+                <w:rFonts w:ascii="Times New Roman" w:cs="Times New Roman" w:eastAsia="Times New Roman" w:hAnsi="Times New Roman"/>
+                <w:b w:val="false"/>
+                <w:bCs w:val="false"/>
+                <w:sz w:val="22"/>
+                <w:szCs w:val="22"/>
+              </w:rPr>
+              <w:t xml:space="preserve">Minutes required in those weeks</w:t>
+            </w:r>
+          </w:p>
+        </w:tc>
+        <w:tc>
+          <w:tcPr>
+            <w:tcBorders>
+              <w:top w:val="single" w:color="000000" w:sz="6"/>
+              <w:left w:val="single" w:color="000000" w:sz="6"/>
+              <w:bottom w:val="single" w:color="000000" w:sz="6"/>
+              <w:right w:val="single" w:color="000000" w:sz="6"/>
+            </w:tcBorders>
+            <w:tcMar>
+              <w:top w:type="dxa" w:w="60"/>
+              <w:left w:type="dxa" w:w="100"/>
+              <w:bottom w:type="dxa" w:w="60"/>
+              <w:right w:type="dxa" w:w="100"/>
+            </w:tcMar>
+          </w:tcPr>
+          <w:p>
+            <w:pPr>
+              <w:spacing w:line="240"/>
+            </w:pPr>
+            <w:r>
+              <w:rPr>
+                <w:rFonts w:ascii="Times New Roman" w:cs="Times New Roman" w:eastAsia="Times New Roman" w:hAnsi="Times New Roman"/>
+                <w:b w:val="false"/>
+                <w:bCs w:val="false"/>
+                <w:sz w:val="22"/>
+                <w:szCs w:val="22"/>
+              </w:rPr>
+              <w:t xml:space="preserve">20 weeks (computed above); 240 minutes per week (IEP, service log)</w:t>
+            </w:r>
+          </w:p>
+        </w:tc>
+        <w:tc>
+          <w:tcPr>
+            <w:tcBorders>
+              <w:top w:val="single" w:color="000000" w:sz="6"/>
+              <w:left w:val="single" w:color="000000" w:sz="6"/>
+              <w:bottom w:val="single" w:color="000000" w:sz="6"/>
+              <w:right w:val="single" w:color="000000" w:sz="6"/>
+            </w:tcBorders>
+            <w:tcMar>
+              <w:top w:type="dxa" w:w="60"/>
+              <w:left w:type="dxa" w:w="100"/>
+              <w:bottom w:type="dxa" w:w="60"/>
+              <w:right w:type="dxa" w:w="100"/>
+            </w:tcMar>
+          </w:tcPr>
+          <w:p>
+            <w:pPr>
+              <w:spacing w:line="240"/>
+            </w:pPr>
+            <w:r>
+              <w:rPr>
+                <w:rFonts w:ascii="Times New Roman" w:cs="Times New Roman" w:eastAsia="Times New Roman" w:hAnsi="Times New Roman"/>
+                <w:b w:val="false"/>
+                <w:bCs w:val="false"/>
+                <w:sz w:val="22"/>
+                <w:szCs w:val="22"/>
+              </w:rPr>
+              <w:t xml:space="preserve">20 * 240</w:t>
+            </w:r>
+          </w:p>
+        </w:tc>
+        <w:tc>
+          <w:tcPr>
+            <w:tcBorders>
+              <w:top w:val="single" w:color="000000" w:sz="6"/>
+              <w:left w:val="single" w:color="000000" w:sz="6"/>
+              <w:bottom w:val="single" w:color="000000" w:sz="6"/>
+              <w:right w:val="single" w:color="000000" w:sz="6"/>
+            </w:tcBorders>
+            <w:tcMar>
+              <w:top w:type="dxa" w:w="60"/>
+              <w:left w:type="dxa" w:w="100"/>
+              <w:bottom w:type="dxa" w:w="60"/>
+              <w:right w:type="dxa" w:w="100"/>
+            </w:tcMar>
+          </w:tcPr>
+          <w:p>
+            <w:pPr>
+              <w:spacing w:line="240"/>
+            </w:pPr>
+            <w:r>
+              <w:rPr>
+                <w:rFonts w:ascii="Times New Roman" w:cs="Times New Roman" w:eastAsia="Times New Roman" w:hAnsi="Times New Roman"/>
+                <w:b w:val="false"/>
+                <w:bCs w:val="false"/>
+                <w:sz w:val="22"/>
+                <w:szCs w:val="22"/>
+              </w:rPr>
+              <w:t xml:space="preserve">4800 minutes</w:t>
+            </w:r>
+          </w:p>
+        </w:tc>
+      </w:tr>
+      <w:tr>
+        <w:trPr>
+          <w:tblHeader w:val="false"/>
+        </w:trPr>
+        <w:tc>
+          <w:tcPr>
+            <w:tcBorders>
+              <w:top w:val="single" w:color="000000" w:sz="6"/>
+              <w:left w:val="single" w:color="000000" w:sz="6"/>
+              <w:bottom w:val="single" w:color="000000" w:sz="6"/>
+              <w:right w:val="single" w:color="000000" w:sz="6"/>
+            </w:tcBorders>
+            <w:tcMar>
+              <w:top w:type="dxa" w:w="60"/>
+              <w:left w:type="dxa" w:w="100"/>
+              <w:bottom w:type="dxa" w:w="60"/>
+              <w:right w:type="dxa" w:w="100"/>
+            </w:tcMar>
+          </w:tcPr>
+          <w:p>
+            <w:pPr>
+              <w:spacing w:line="240"/>
+            </w:pPr>
+            <w:r>
+              <w:rPr>
+                <w:rFonts w:ascii="Times New Roman" w:cs="Times New Roman" w:eastAsia="Times New Roman" w:hAnsi="Times New Roman"/>
+                <w:b w:val="false"/>
+                <w:bCs w:val="false"/>
+                <w:sz w:val="22"/>
+                <w:szCs w:val="22"/>
+              </w:rPr>
+              <w:t xml:space="preserve">Minutes delivered in those weeks</w:t>
+            </w:r>
+          </w:p>
+        </w:tc>
+        <w:tc>
+          <w:tcPr>
+            <w:tcBorders>
+              <w:top w:val="single" w:color="000000" w:sz="6"/>
+              <w:left w:val="single" w:color="000000" w:sz="6"/>
+              <w:bottom w:val="single" w:color="000000" w:sz="6"/>
+              <w:right w:val="single" w:color="000000" w:sz="6"/>
+            </w:tcBorders>
+            <w:tcMar>
+              <w:top w:type="dxa" w:w="60"/>
+              <w:left w:type="dxa" w:w="100"/>
+              <w:bottom w:type="dxa" w:w="60"/>
+              <w:right w:type="dxa" w:w="100"/>
+            </w:tcMar>
+          </w:tcPr>
+          <w:p>
+            <w:pPr>
+              <w:spacing w:line="240"/>
+            </w:pPr>
+            <w:r>
+              <w:rPr>
+                <w:rFonts w:ascii="Times New Roman" w:cs="Times New Roman" w:eastAsia="Times New Roman" w:hAnsi="Times New Roman"/>
+                <w:b w:val="false"/>
+                <w:bCs w:val="false"/>
+                <w:sz w:val="22"/>
+                <w:szCs w:val="22"/>
+              </w:rPr>
+              <w:t xml:space="preserve">90; 100; 60; 75; 60; 75; 45; 0; 100; 60; 75; 30; 60; 100; 45; 75; 60; 100; 45; 65 (service log, weekly entries from the week of 10/06/2025)</w:t>
+            </w:r>
+          </w:p>
+        </w:tc>
+        <w:tc>
+          <w:tcPr>
+            <w:tcBorders>
+              <w:top w:val="single" w:color="000000" w:sz="6"/>
+              <w:left w:val="single" w:color="000000" w:sz="6"/>
+              <w:bottom w:val="single" w:color="000000" w:sz="6"/>
+              <w:right w:val="single" w:color="000000" w:sz="6"/>
+            </w:tcBorders>
+            <w:tcMar>
+              <w:top w:type="dxa" w:w="60"/>
+              <w:left w:type="dxa" w:w="100"/>
+              <w:bottom w:type="dxa" w:w="60"/>
+              <w:right w:type="dxa" w:w="100"/>
+            </w:tcMar>
+          </w:tcPr>
+          <w:p>
+            <w:pPr>
+              <w:spacing w:line="240"/>
+            </w:pPr>
+            <w:r>
+              <w:rPr>
+                <w:rFonts w:ascii="Times New Roman" w:cs="Times New Roman" w:eastAsia="Times New Roman" w:hAnsi="Times New Roman"/>
+                <w:b w:val="false"/>
+                <w:bCs w:val="false"/>
+                <w:sz w:val="22"/>
+                <w:szCs w:val="22"/>
+              </w:rPr>
+              <w:t xml:space="preserve">90 + 100 + 60 + 75 + 60 + 75 + 45 + 0 + 100 + 60 + 75 + 30 + 60 + 100 + 45 + 75 + 60 + 100 + 45 + 65</w:t>
+            </w:r>
+          </w:p>
+        </w:tc>
+        <w:tc>
+          <w:tcPr>
+            <w:tcBorders>
+              <w:top w:val="single" w:color="000000" w:sz="6"/>
+              <w:left w:val="single" w:color="000000" w:sz="6"/>
+              <w:bottom w:val="single" w:color="000000" w:sz="6"/>
+              <w:right w:val="single" w:color="000000" w:sz="6"/>
+            </w:tcBorders>
+            <w:tcMar>
+              <w:top w:type="dxa" w:w="60"/>
+              <w:left w:type="dxa" w:w="100"/>
+              <w:bottom w:type="dxa" w:w="60"/>
+              <w:right w:type="dxa" w:w="100"/>
+            </w:tcMar>
+          </w:tcPr>
+          <w:p>
+            <w:pPr>
+              <w:spacing w:line="240"/>
+            </w:pPr>
+            <w:r>
+              <w:rPr>
+                <w:rFonts w:ascii="Times New Roman" w:cs="Times New Roman" w:eastAsia="Times New Roman" w:hAnsi="Times New Roman"/>
+                <w:b w:val="false"/>
+                <w:bCs w:val="false"/>
+                <w:sz w:val="22"/>
+                <w:szCs w:val="22"/>
+              </w:rPr>
+              <w:t xml:space="preserve">1320 minutes</w:t>
+            </w:r>
+          </w:p>
+        </w:tc>
+      </w:tr>
+      <w:tr>
+        <w:trPr>
+          <w:tblHeader w:val="false"/>
+        </w:trPr>
+        <w:tc>
+          <w:tcPr>
+            <w:tcBorders>
+              <w:top w:val="single" w:color="000000" w:sz="6"/>
+              <w:left w:val="single" w:color="000000" w:sz="6"/>
+              <w:bottom w:val="single" w:color="000000" w:sz="6"/>
+              <w:right w:val="single" w:color="000000" w:sz="6"/>
+            </w:tcBorders>
+            <w:tcMar>
+              <w:top w:type="dxa" w:w="60"/>
+              <w:left w:type="dxa" w:w="100"/>
+              <w:bottom w:type="dxa" w:w="60"/>
+              <w:right w:type="dxa" w:w="100"/>
+            </w:tcMar>
+          </w:tcPr>
+          <w:p>
+            <w:pPr>
+              <w:spacing w:line="240"/>
+            </w:pPr>
+            <w:r>
+              <w:rPr>
+                <w:rFonts w:ascii="Times New Roman" w:cs="Times New Roman" w:eastAsia="Times New Roman" w:hAnsi="Times New Roman"/>
+                <w:b w:val="false"/>
+                <w:bCs w:val="false"/>
+                <w:sz w:val="22"/>
+                <w:szCs w:val="22"/>
+              </w:rPr>
+              <w:t xml:space="preserve">Compensatory minutes owed</w:t>
+            </w:r>
+          </w:p>
+        </w:tc>
+        <w:tc>
+          <w:tcPr>
+            <w:tcBorders>
+              <w:top w:val="single" w:color="000000" w:sz="6"/>
+              <w:left w:val="single" w:color="000000" w:sz="6"/>
+              <w:bottom w:val="single" w:color="000000" w:sz="6"/>
+              <w:right w:val="single" w:color="000000" w:sz="6"/>
+            </w:tcBorders>
+            <w:tcMar>
+              <w:top w:type="dxa" w:w="60"/>
+              <w:left w:type="dxa" w:w="100"/>
+              <w:bottom w:type="dxa" w:w="60"/>
+              <w:right w:type="dxa" w:w="100"/>
+            </w:tcMar>
+          </w:tcPr>
+          <w:p>
+            <w:pPr>
+              <w:spacing w:line="240"/>
+            </w:pPr>
+            <w:r>
+              <w:rPr>
+                <w:rFonts w:ascii="Times New Roman" w:cs="Times New Roman" w:eastAsia="Times New Roman" w:hAnsi="Times New Roman"/>
+                <w:b w:val="false"/>
+                <w:bCs w:val="false"/>
+                <w:sz w:val="22"/>
+                <w:szCs w:val="22"/>
+              </w:rPr>
+              <w:t xml:space="preserve">4,800 minutes required (computed above); 1,320 minutes delivered (computed above)</w:t>
+            </w:r>
+          </w:p>
+        </w:tc>
+        <w:tc>
+          <w:tcPr>
+            <w:tcBorders>
+              <w:top w:val="single" w:color="000000" w:sz="6"/>
+              <w:left w:val="single" w:color="000000" w:sz="6"/>
+              <w:bottom w:val="single" w:color="000000" w:sz="6"/>
+              <w:right w:val="single" w:color="000000" w:sz="6"/>
+            </w:tcBorders>
+            <w:tcMar>
+              <w:top w:type="dxa" w:w="60"/>
+              <w:left w:type="dxa" w:w="100"/>
+              <w:bottom w:type="dxa" w:w="60"/>
+              <w:right w:type="dxa" w:w="100"/>
+            </w:tcMar>
+          </w:tcPr>
+          <w:p>
+            <w:pPr>
+              <w:spacing w:line="240"/>
+            </w:pPr>
+            <w:r>
+              <w:rPr>
+                <w:rFonts w:ascii="Times New Roman" w:cs="Times New Roman" w:eastAsia="Times New Roman" w:hAnsi="Times New Roman"/>
+                <w:b w:val="false"/>
+                <w:bCs w:val="false"/>
+                <w:sz w:val="22"/>
+                <w:szCs w:val="22"/>
+              </w:rPr>
+              <w:t xml:space="preserve">4800 - 1320</w:t>
+            </w:r>
+          </w:p>
+        </w:tc>
+        <w:tc>
+          <w:tcPr>
+            <w:tcBorders>
+              <w:top w:val="single" w:color="000000" w:sz="6"/>
+              <w:left w:val="single" w:color="000000" w:sz="6"/>
+              <w:bottom w:val="single" w:color="000000" w:sz="6"/>
+              <w:right w:val="single" w:color="000000" w:sz="6"/>
+            </w:tcBorders>
+            <w:tcMar>
+              <w:top w:type="dxa" w:w="60"/>
+              <w:left w:type="dxa" w:w="100"/>
+              <w:bottom w:type="dxa" w:w="60"/>
+              <w:right w:type="dxa" w:w="100"/>
+            </w:tcMar>
+          </w:tcPr>
+          <w:p>
+            <w:pPr>
+              <w:spacing w:line="240"/>
+            </w:pPr>
+            <w:r>
+              <w:rPr>
+                <w:rFonts w:ascii="Times New Roman" w:cs="Times New Roman" w:eastAsia="Times New Roman" w:hAnsi="Times New Roman"/>
+                <w:b w:val="false"/>
+                <w:bCs w:val="false"/>
+                <w:sz w:val="22"/>
+                <w:szCs w:val="22"/>
+              </w:rPr>
+              <w:t xml:space="preserve">3480 minutes</w:t>
+            </w:r>
+          </w:p>
+        </w:tc>
+      </w:tr>
+      <w:tr>
+        <w:trPr>
+          <w:tblHeader w:val="false"/>
+        </w:trPr>
+        <w:tc>
+          <w:tcPr>
+            <w:tcBorders>
+              <w:top w:val="single" w:color="000000" w:sz="6"/>
+              <w:left w:val="single" w:color="000000" w:sz="6"/>
+              <w:bottom w:val="single" w:color="000000" w:sz="6"/>
+              <w:right w:val="single" w:color="000000" w:sz="6"/>
+            </w:tcBorders>
+            <w:tcMar>
+              <w:top w:type="dxa" w:w="60"/>
+              <w:left w:type="dxa" w:w="100"/>
+              <w:bottom w:type="dxa" w:w="60"/>
+              <w:right w:type="dxa" w:w="100"/>
+            </w:tcMar>
+          </w:tcPr>
+          <w:p>
+            <w:pPr>
+              <w:spacing w:line="240"/>
+            </w:pPr>
+            <w:r>
+              <w:rPr>
+                <w:rFonts w:ascii="Times New Roman" w:cs="Times New Roman" w:eastAsia="Times New Roman" w:hAnsi="Times New Roman"/>
+                <w:b w:val="false"/>
+                <w:bCs w:val="false"/>
+                <w:sz w:val="22"/>
+                <w:szCs w:val="22"/>
+              </w:rPr>
+              <w:t xml:space="preserve">Average minutes per week, recomputed from the District’s own weekly entries</w:t>
+            </w:r>
+          </w:p>
+        </w:tc>
+        <w:tc>
+          <w:tcPr>
+            <w:tcBorders>
+              <w:top w:val="single" w:color="000000" w:sz="6"/>
+              <w:left w:val="single" w:color="000000" w:sz="6"/>
+              <w:bottom w:val="single" w:color="000000" w:sz="6"/>
+              <w:right w:val="single" w:color="000000" w:sz="6"/>
+            </w:tcBorders>
+            <w:tcMar>
+              <w:top w:type="dxa" w:w="60"/>
+              <w:left w:type="dxa" w:w="100"/>
+              <w:bottom w:type="dxa" w:w="60"/>
+              <w:right w:type="dxa" w:w="100"/>
+            </w:tcMar>
+          </w:tcPr>
+          <w:p>
+            <w:pPr>
+              <w:spacing w:line="240"/>
+            </w:pPr>
+            <w:r>
+              <w:rPr>
+                <w:rFonts w:ascii="Times New Roman" w:cs="Times New Roman" w:eastAsia="Times New Roman" w:hAnsi="Times New Roman"/>
+                <w:b w:val="false"/>
+                <w:bCs w:val="false"/>
+                <w:sz w:val="22"/>
+                <w:szCs w:val="22"/>
+              </w:rPr>
+              <w:t xml:space="preserve">240; 240; 240; 240; 90; 100; 60; 75; 60; 75; 45; 0; 100; 60; 75; 30; 60; 100; 45; 75; 60; 100; 45; 65 (service log); 24 instructional weeks (service log)</w:t>
+            </w:r>
+          </w:p>
+        </w:tc>
+        <w:tc>
+          <w:tcPr>
+            <w:tcBorders>
+              <w:top w:val="single" w:color="000000" w:sz="6"/>
+              <w:left w:val="single" w:color="000000" w:sz="6"/>
+              <w:bottom w:val="single" w:color="000000" w:sz="6"/>
+              <w:right w:val="single" w:color="000000" w:sz="6"/>
+            </w:tcBorders>
+            <w:tcMar>
+              <w:top w:type="dxa" w:w="60"/>
+              <w:left w:type="dxa" w:w="100"/>
+              <w:bottom w:type="dxa" w:w="60"/>
+              <w:right w:type="dxa" w:w="100"/>
+            </w:tcMar>
+          </w:tcPr>
+          <w:p>
+            <w:pPr>
+              <w:spacing w:line="240"/>
+            </w:pPr>
+            <w:r>
+              <w:rPr>
+                <w:rFonts w:ascii="Times New Roman" w:cs="Times New Roman" w:eastAsia="Times New Roman" w:hAnsi="Times New Roman"/>
+                <w:b w:val="false"/>
+                <w:bCs w:val="false"/>
+                <w:sz w:val="22"/>
+                <w:szCs w:val="22"/>
+              </w:rPr>
+              <w:t xml:space="preserve">(240 + 240 + 240 + 240 + 90 + 100 + 60 + 75 + 60 + 75 + 45 + 0 + 100 + 60 + 75 + 30 + 60 + 100 + 45 + 75 + 60 + 100 + 45 + 65) / 24</w:t>
+            </w:r>
+          </w:p>
+        </w:tc>
+        <w:tc>
+          <w:tcPr>
+            <w:tcBorders>
+              <w:top w:val="single" w:color="000000" w:sz="6"/>
+              <w:left w:val="single" w:color="000000" w:sz="6"/>
+              <w:bottom w:val="single" w:color="000000" w:sz="6"/>
+              <w:right w:val="single" w:color="000000" w:sz="6"/>
+            </w:tcBorders>
+            <w:tcMar>
+              <w:top w:type="dxa" w:w="60"/>
+              <w:left w:type="dxa" w:w="100"/>
+              <w:bottom w:type="dxa" w:w="60"/>
+              <w:right w:type="dxa" w:w="100"/>
+            </w:tcMar>
+          </w:tcPr>
+          <w:p>
+            <w:pPr>
+              <w:spacing w:line="240"/>
+            </w:pPr>
+            <w:r>
+              <w:rPr>
+                <w:rFonts w:ascii="Times New Roman" w:cs="Times New Roman" w:eastAsia="Times New Roman" w:hAnsi="Times New Roman"/>
+                <w:b w:val="false"/>
+                <w:bCs w:val="false"/>
+                <w:sz w:val="22"/>
+                <w:szCs w:val="22"/>
+              </w:rPr>
+              <w:t xml:space="preserve">95 minutes</w:t>
+            </w:r>
+          </w:p>
+        </w:tc>
+      </w:tr>
+      <w:tr>
+        <w:trPr>
+          <w:tblHeader w:val="false"/>
+        </w:trPr>
+        <w:tc>
+          <w:tcPr>
+            <w:tcBorders>
+              <w:top w:val="single" w:color="000000" w:sz="6"/>
+              <w:left w:val="single" w:color="000000" w:sz="6"/>
+              <w:bottom w:val="single" w:color="000000" w:sz="6"/>
+              <w:right w:val="single" w:color="000000" w:sz="6"/>
+            </w:tcBorders>
+            <w:tcMar>
+              <w:top w:type="dxa" w:w="60"/>
+              <w:left w:type="dxa" w:w="100"/>
+              <w:bottom w:type="dxa" w:w="60"/>
+              <w:right w:type="dxa" w:w="100"/>
+            </w:tcMar>
+          </w:tcPr>
+          <w:p>
+            <w:pPr>
+              <w:spacing w:line="240"/>
+            </w:pPr>
+            <w:r>
+              <w:rPr>
+                <w:rFonts w:ascii="Times New Roman" w:cs="Times New Roman" w:eastAsia="Times New Roman" w:hAnsi="Times New Roman"/>
+                <w:b w:val="false"/>
+                <w:bCs w:val="false"/>
+                <w:sz w:val="22"/>
+                <w:szCs w:val="22"/>
+              </w:rPr>
+              <w:t xml:space="preserve">Words per minute below the stated benchmark at baseline</w:t>
+            </w:r>
+          </w:p>
+        </w:tc>
+        <w:tc>
+          <w:tcPr>
+            <w:tcBorders>
+              <w:top w:val="single" w:color="000000" w:sz="6"/>
+              <w:left w:val="single" w:color="000000" w:sz="6"/>
+              <w:bottom w:val="single" w:color="000000" w:sz="6"/>
+              <w:right w:val="single" w:color="000000" w:sz="6"/>
+            </w:tcBorders>
+            <w:tcMar>
+              <w:top w:type="dxa" w:w="60"/>
+              <w:left w:type="dxa" w:w="100"/>
+              <w:bottom w:type="dxa" w:w="60"/>
+              <w:right w:type="dxa" w:w="100"/>
+            </w:tcMar>
+          </w:tcPr>
+          <w:p>
+            <w:pPr>
+              <w:spacing w:line="240"/>
+            </w:pPr>
+            <w:r>
+              <w:rPr>
+                <w:rFonts w:ascii="Times New Roman" w:cs="Times New Roman" w:eastAsia="Times New Roman" w:hAnsi="Times New Roman"/>
+                <w:b w:val="false"/>
+                <w:bCs w:val="false"/>
+                <w:sz w:val="22"/>
+                <w:szCs w:val="22"/>
+              </w:rPr>
+              <w:t xml:space="preserve">87 words per minute benchmark (IEP, p. 1); 22 words per minute baseline (IEP, p. 1)</w:t>
+            </w:r>
+          </w:p>
+        </w:tc>
+        <w:tc>
+          <w:tcPr>
+            <w:tcBorders>
+              <w:top w:val="single" w:color="000000" w:sz="6"/>
+              <w:left w:val="single" w:color="000000" w:sz="6"/>
+              <w:bottom w:val="single" w:color="000000" w:sz="6"/>
+              <w:right w:val="single" w:color="000000" w:sz="6"/>
+            </w:tcBorders>
+            <w:tcMar>
+              <w:top w:type="dxa" w:w="60"/>
+              <w:left w:type="dxa" w:w="100"/>
+              <w:bottom w:type="dxa" w:w="60"/>
+              <w:right w:type="dxa" w:w="100"/>
+            </w:tcMar>
+          </w:tcPr>
+          <w:p>
+            <w:pPr>
+              <w:spacing w:line="240"/>
+            </w:pPr>
+            <w:r>
+              <w:rPr>
+                <w:rFonts w:ascii="Times New Roman" w:cs="Times New Roman" w:eastAsia="Times New Roman" w:hAnsi="Times New Roman"/>
+                <w:b w:val="false"/>
+                <w:bCs w:val="false"/>
+                <w:sz w:val="22"/>
+                <w:szCs w:val="22"/>
+              </w:rPr>
+              <w:t xml:space="preserve">87 - 22</w:t>
+            </w:r>
+          </w:p>
+        </w:tc>
+        <w:tc>
+          <w:tcPr>
+            <w:tcBorders>
+              <w:top w:val="single" w:color="000000" w:sz="6"/>
+              <w:left w:val="single" w:color="000000" w:sz="6"/>
+              <w:bottom w:val="single" w:color="000000" w:sz="6"/>
+              <w:right w:val="single" w:color="000000" w:sz="6"/>
+            </w:tcBorders>
+            <w:tcMar>
+              <w:top w:type="dxa" w:w="60"/>
+              <w:left w:type="dxa" w:w="100"/>
+              <w:bottom w:type="dxa" w:w="60"/>
+              <w:right w:type="dxa" w:w="100"/>
+            </w:tcMar>
+          </w:tcPr>
+          <w:p>
+            <w:pPr>
+              <w:spacing w:line="240"/>
+            </w:pPr>
+            <w:r>
+              <w:rPr>
+                <w:rFonts w:ascii="Times New Roman" w:cs="Times New Roman" w:eastAsia="Times New Roman" w:hAnsi="Times New Roman"/>
+                <w:b w:val="false"/>
+                <w:bCs w:val="false"/>
+                <w:sz w:val="22"/>
+                <w:szCs w:val="22"/>
+              </w:rPr>
+              <w:t xml:space="preserve">65 words per minute</w:t>
+            </w:r>
+          </w:p>
+        </w:tc>
+      </w:tr>
+      <w:tr>
+        <w:trPr>
+          <w:tblHeader w:val="false"/>
+        </w:trPr>
+        <w:tc>
+          <w:tcPr>
+            <w:tcBorders>
+              <w:top w:val="single" w:color="000000" w:sz="6"/>
+              <w:left w:val="single" w:color="000000" w:sz="6"/>
+              <w:bottom w:val="single" w:color="000000" w:sz="6"/>
+              <w:right w:val="single" w:color="000000" w:sz="6"/>
+            </w:tcBorders>
+            <w:tcMar>
+              <w:top w:type="dxa" w:w="60"/>
+              <w:left w:type="dxa" w:w="100"/>
+              <w:bottom w:type="dxa" w:w="60"/>
+              <w:right w:type="dxa" w:w="100"/>
+            </w:tcMar>
+          </w:tcPr>
+          <w:p>
+            <w:pPr>
+              <w:spacing w:line="240"/>
+            </w:pPr>
+            <w:r>
+              <w:rPr>
+                <w:rFonts w:ascii="Times New Roman" w:cs="Times New Roman" w:eastAsia="Times New Roman" w:hAnsi="Times New Roman"/>
+                <w:b w:val="false"/>
+                <w:bCs w:val="false"/>
+                <w:sz w:val="22"/>
+                <w:szCs w:val="22"/>
+              </w:rPr>
+              <w:t xml:space="preserve">Limitations cutoff, two years before the planned filing date</w:t>
+            </w:r>
+          </w:p>
+        </w:tc>
+        <w:tc>
+          <w:tcPr>
+            <w:tcBorders>
+              <w:top w:val="single" w:color="000000" w:sz="6"/>
+              <w:left w:val="single" w:color="000000" w:sz="6"/>
+              <w:bottom w:val="single" w:color="000000" w:sz="6"/>
+              <w:right w:val="single" w:color="000000" w:sz="6"/>
+            </w:tcBorders>
+            <w:tcMar>
+              <w:top w:type="dxa" w:w="60"/>
+              <w:left w:type="dxa" w:w="100"/>
+              <w:bottom w:type="dxa" w:w="60"/>
+              <w:right w:type="dxa" w:w="100"/>
+            </w:tcMar>
+          </w:tcPr>
+          <w:p>
+            <w:pPr>
+              <w:spacing w:line="240"/>
+            </w:pPr>
+            <w:r>
+              <w:rPr>
+                <w:rFonts w:ascii="Times New Roman" w:cs="Times New Roman" w:eastAsia="Times New Roman" w:hAnsi="Times New Roman"/>
+                <w:b w:val="false"/>
+                <w:bCs w:val="false"/>
+                <w:sz w:val="22"/>
+                <w:szCs w:val="22"/>
+              </w:rPr>
+              <w:t xml:space="preserve">April 17, 2026 planned filing date (statement)</w:t>
+            </w:r>
+          </w:p>
+        </w:tc>
+        <w:tc>
+          <w:tcPr>
+            <w:tcBorders>
+              <w:top w:val="single" w:color="000000" w:sz="6"/>
+              <w:left w:val="single" w:color="000000" w:sz="6"/>
+              <w:bottom w:val="single" w:color="000000" w:sz="6"/>
+              <w:right w:val="single" w:color="000000" w:sz="6"/>
+            </w:tcBorders>
+            <w:tcMar>
+              <w:top w:type="dxa" w:w="60"/>
+              <w:left w:type="dxa" w:w="100"/>
+              <w:bottom w:type="dxa" w:w="60"/>
+              <w:right w:type="dxa" w:w="100"/>
+            </w:tcMar>
+          </w:tcPr>
+          <w:p>
+            <w:pPr>
+              <w:spacing w:line="240"/>
+            </w:pPr>
+            <w:r>
+              <w:rPr>
+                <w:rFonts w:ascii="Times New Roman" w:cs="Times New Roman" w:eastAsia="Times New Roman" w:hAnsi="Times New Roman"/>
+                <w:b w:val="false"/>
+                <w:bCs w:val="false"/>
+                <w:sz w:val="22"/>
+                <w:szCs w:val="22"/>
+              </w:rPr>
+              <w:t xml:space="preserve">2026 - 2</w:t>
+            </w:r>
+          </w:p>
+        </w:tc>
+        <w:tc>
+          <w:tcPr>
+            <w:tcBorders>
+              <w:top w:val="single" w:color="000000" w:sz="6"/>
+              <w:left w:val="single" w:color="000000" w:sz="6"/>
+              <w:bottom w:val="single" w:color="000000" w:sz="6"/>
+              <w:right w:val="single" w:color="000000" w:sz="6"/>
+            </w:tcBorders>
+            <w:tcMar>
+              <w:top w:type="dxa" w:w="60"/>
+              <w:left w:type="dxa" w:w="100"/>
+              <w:bottom w:type="dxa" w:w="60"/>
+              <w:right w:type="dxa" w:w="100"/>
+            </w:tcMar>
+          </w:tcPr>
+          <w:p>
+            <w:pPr>
+              <w:spacing w:line="240"/>
+            </w:pPr>
+            <w:r>
+              <w:rPr>
+                <w:rFonts w:ascii="Times New Roman" w:cs="Times New Roman" w:eastAsia="Times New Roman" w:hAnsi="Times New Roman"/>
+                <w:b w:val="false"/>
+                <w:bCs w:val="false"/>
+                <w:sz w:val="22"/>
+                <w:szCs w:val="22"/>
+              </w:rPr>
+              <w:t xml:space="preserve">2024</w:t>
+            </w:r>
+          </w:p>
+        </w:tc>
+      </w:tr>
+    </w:tbl>
+    <w:p>
+      <w:pPr>
+        <w:spacing w:after="160"/>
+      </w:pPr>
+    </w:p>
+    <w:p>
+      <w:pPr>
+        <w:spacing w:after="160"/>
+      </w:pPr>
+      <w:r>
+        <w:rPr>
+          <w:rFonts w:ascii="Times New Roman" w:cs="Times New Roman" w:eastAsia="Times New Roman" w:hAnsi="Times New Roman"/>
+          <w:sz w:val="22"/>
+          <w:szCs w:val="22"/>
+        </w:rPr>
+        <w:t xml:space="preserve">The District’s own summary states an average of 95 minutes per week and 20 weeks below 240. Both were recomputed from its weekly entries and both are correct.</w:t>
+      </w:r>
+    </w:p>
+    <w:p>
+      <w:pPr>
+        <w:keepNext/>
+        <w:spacing w:after="80" w:before="360"/>
+      </w:pPr>
+      <w:r>
+        <w:rPr>
+          <w:rFonts w:ascii="Times New Roman" w:cs="Times New Roman" w:eastAsia="Times New Roman" w:hAnsi="Times New Roman"/>
+          <w:b/>
+          <w:bCs/>
+          <w:sz w:val="24"/>
+          <w:szCs w:val="24"/>
+        </w:rPr>
+        <w:t xml:space="preserve">For the Parent to decide</w:t>
+      </w:r>
+    </w:p>
+    <w:p>
+      <w:pPr>
+        <w:spacing w:after="40" w:line="260"/>
+        <w:ind w:left="503" w:hanging="288"/>
+      </w:pPr>
+      <w:r>
+        <w:rPr>
+          <w:rFonts w:ascii="Times New Roman" w:cs="Times New Roman" w:eastAsia="Times New Roman" w:hAnsi="Times New Roman"/>
+          <w:sz w:val="22"/>
+          <w:szCs w:val="22"/>
+        </w:rPr>
+        <w:t xml:space="preserve">The eligibility date and the prior program of March 11, 2024 are pleaded as background at paragraph 1. March 11, 2024 falls outside the two-year period in 34 C.F.R. § 300.507(a)(2) measured from the planned filing date. The violations pleaded begin with the program dated September 8, 2025. Whether an exception applies to anything earlier is not addressed here.</w:t>
+      </w:r>
+    </w:p>
+    <w:p>
+      <w:pPr>
+        <w:spacing w:after="40" w:line="260"/>
+        <w:ind w:left="503" w:hanging="288"/>
+      </w:pPr>
+      <w:r>
+        <w:rPr>
+          <w:rFonts w:ascii="Times New Roman" w:cs="Times New Roman" w:eastAsia="Times New Roman" w:hAnsi="Times New Roman"/>
+          <w:sz w:val="22"/>
+          <w:szCs w:val="22"/>
+        </w:rPr>
+        <w:t xml:space="preserve">Which party bears the burden of proof in a California special education due process hearing was not confirmed in this session. Confirm it on the official text of the California Education Code before filing.</w:t>
+      </w:r>
+    </w:p>
+    <w:p>
+      <w:pPr>
+        <w:spacing w:after="40" w:line="260"/>
+        <w:ind w:left="503" w:hanging="288"/>
+      </w:pPr>
+      <w:r>
+        <w:rPr>
+          <w:rFonts w:ascii="Times New Roman" w:cs="Times New Roman" w:eastAsia="Times New Roman" w:hAnsi="Times New Roman"/>
+          <w:sz w:val="22"/>
+          <w:szCs w:val="22"/>
+        </w:rPr>
+        <w:t xml:space="preserve">The 15 days in remedy (a) and the monthly log in remedy (d) are the Parent’s own choices, not figures from a document.</w:t>
+      </w:r>
+    </w:p>
+    <w:p>
+      <w:pPr>
+        <w:spacing w:after="120"/>
+      </w:pPr>
+    </w:p>
+    <w:p>
+      <w:pPr>
+        <w:keepNext/>
+        <w:spacing w:after="80" w:before="360"/>
+      </w:pPr>
+      <w:r>
+        <w:rPr>
+          <w:rFonts w:ascii="Times New Roman" w:cs="Times New Roman" w:eastAsia="Times New Roman" w:hAnsi="Times New Roman"/>
+          <w:b/>
+          <w:bCs/>
+          <w:sz w:val="24"/>
+          <w:szCs w:val="24"/>
+        </w:rPr>
+        <w:t xml:space="preserve">Verification checklist</w:t>
+      </w:r>
+    </w:p>
+    <w:p>
+      <w:pPr>
+        <w:spacing w:after="40" w:line="260"/>
+        <w:ind w:left="503" w:hanging="288"/>
+      </w:pPr>
+      <w:r>
+        <w:rPr>
+          <w:rFonts w:ascii="Times New Roman" w:cs="Times New Roman" w:eastAsia="Times New Roman" w:hAnsi="Times New Roman"/>
+          <w:sz w:val="22"/>
+          <w:szCs w:val="22"/>
+        </w:rPr>
+        <w:t xml:space="preserve">[  ]  Forum, hearing body, caption and required copies</w:t>
+      </w:r>
+    </w:p>
+    <w:p>
+      <w:pPr>
+        <w:spacing w:after="40" w:line="260"/>
+        <w:ind w:left="503" w:hanging="288"/>
+      </w:pPr>
+      <w:r>
+        <w:rPr>
+          <w:rFonts w:ascii="Times New Roman" w:cs="Times New Roman" w:eastAsia="Times New Roman" w:hAnsi="Times New Roman"/>
+          <w:sz w:val="22"/>
+          <w:szCs w:val="22"/>
+        </w:rPr>
+        <w:t xml:space="preserve">[  ]  Filing date and limitations cutoff</w:t>
+      </w:r>
+    </w:p>
+    <w:p>
+      <w:pPr>
+        <w:spacing w:after="40" w:line="260"/>
+        <w:ind w:left="503" w:hanging="288"/>
+      </w:pPr>
+      <w:r>
+        <w:rPr>
+          <w:rFonts w:ascii="Times New Roman" w:cs="Times New Roman" w:eastAsia="Times New Roman" w:hAnsi="Times New Roman"/>
+          <w:sz w:val="22"/>
+          <w:szCs w:val="22"/>
+        </w:rPr>
+        <w:t xml:space="preserve">[  ]  School years and programs challenged</w:t>
+      </w:r>
+    </w:p>
+    <w:p>
+      <w:pPr>
+        <w:spacing w:after="40" w:line="260"/>
+        <w:ind w:left="503" w:hanging="288"/>
+      </w:pPr>
+      <w:r>
+        <w:rPr>
+          <w:rFonts w:ascii="Times New Roman" w:cs="Times New Roman" w:eastAsia="Times New Roman" w:hAnsi="Times New Roman"/>
+          <w:sz w:val="22"/>
+          <w:szCs w:val="22"/>
+        </w:rPr>
+        <w:t xml:space="preserve">[  ]  Residence and who holds educational rights</w:t>
+      </w:r>
+    </w:p>
+    <w:p>
+      <w:pPr>
+        <w:spacing w:after="40" w:line="260"/>
+        <w:ind w:left="503" w:hanging="288"/>
+      </w:pPr>
+      <w:r>
+        <w:rPr>
+          <w:rFonts w:ascii="Times New Roman" w:cs="Times New Roman" w:eastAsia="Times New Roman" w:hAnsi="Times New Roman"/>
+          <w:sz w:val="22"/>
+          <w:szCs w:val="22"/>
+        </w:rPr>
+        <w:t xml:space="preserve">[  ]  Current school</w:t>
+      </w:r>
+    </w:p>
+    <w:p>
+      <w:pPr>
+        <w:spacing w:after="40" w:line="260"/>
+        <w:ind w:left="503" w:hanging="288"/>
+      </w:pPr>
+      <w:r>
+        <w:rPr>
+          <w:rFonts w:ascii="Times New Roman" w:cs="Times New Roman" w:eastAsia="Times New Roman" w:hAnsi="Times New Roman"/>
+          <w:sz w:val="22"/>
+          <w:szCs w:val="22"/>
+        </w:rPr>
+        <w:t xml:space="preserve">[  ]  Service log and make-up counts</w:t>
+      </w:r>
+    </w:p>
+    <w:p>
+      <w:pPr>
+        <w:spacing w:after="40" w:line="260"/>
+        <w:ind w:left="503" w:hanging="288"/>
+      </w:pPr>
+      <w:r>
+        <w:rPr>
+          <w:rFonts w:ascii="Times New Roman" w:cs="Times New Roman" w:eastAsia="Times New Roman" w:hAnsi="Times New Roman"/>
+          <w:sz w:val="22"/>
+          <w:szCs w:val="22"/>
+        </w:rPr>
+        <w:t xml:space="preserve">[  ]  Compensatory quantities</w:t>
+      </w:r>
+    </w:p>
+    <w:p>
+      <w:pPr>
+        <w:spacing w:after="40" w:line="260"/>
+        <w:ind w:left="503" w:hanging="288"/>
+      </w:pPr>
+      <w:r>
+        <w:rPr>
+          <w:rFonts w:ascii="Times New Roman" w:cs="Times New Roman" w:eastAsia="Times New Roman" w:hAnsi="Times New Roman"/>
+          <w:sz w:val="22"/>
+          <w:szCs w:val="22"/>
+        </w:rPr>
+        <w:t xml:space="preserve">[  ]  Burden of proof allocation in California</w:t>
+      </w:r>
+    </w:p>
+    <w:p>
+      <w:pPr>
+        <w:spacing w:after="40" w:line="260"/>
+        <w:ind w:left="503" w:hanging="288"/>
+      </w:pPr>
+      <w:r>
+        <w:rPr>
+          <w:rFonts w:ascii="Times New Roman" w:cs="Times New Roman" w:eastAsia="Times New Roman" w:hAnsi="Times New Roman"/>
+          <w:sz w:val="22"/>
+          <w:szCs w:val="22"/>
+        </w:rPr>
+        <w:t xml:space="preserve">[  ]  Every statutory, regulatory and case citation</w:t>
+      </w:r>
+    </w:p>
+    <w:p>
+      <w:pPr>
+        <w:spacing w:after="40" w:line="260"/>
+        <w:ind w:left="503" w:hanging="288"/>
+      </w:pPr>
+      <w:r>
+        <w:rPr>
+          <w:rFonts w:ascii="Times New Roman" w:cs="Times New Roman" w:eastAsia="Times New Roman" w:hAnsi="Times New Roman"/>
+          <w:sz w:val="22"/>
+          <w:szCs w:val="22"/>
+        </w:rPr>
+        <w:t xml:space="preserve">[  ]  Signature block and service list</w:t>
+      </w:r>
+    </w:p>
+    <w:p>
+      <w:pPr>
+        <w:spacing w:after="120"/>
+      </w:pPr>
     </w:p>
     <w:sectPr>
       <w:footerReference w:type="default" r:id="rId7"/>

--- a/examples/river-oak/complaint.docx
+++ b/examples/river-oak/complaint.docx
@@ -1957,1836 +1957,6 @@
         <w:t xml:space="preserve">Self-represented (pro se)</w:t>
       </w:r>
     </w:p>
-    <w:p>
-      <w:pPr>
-        <w:keepNext/>
-        <w:pageBreakBefore/>
-        <w:spacing w:after="160" w:before="0"/>
-        <w:jc w:val="center"/>
-      </w:pPr>
-      <w:r>
-        <w:rPr>
-          <w:rFonts w:ascii="Times New Roman" w:cs="Times New Roman" w:eastAsia="Times New Roman" w:hAnsi="Times New Roman"/>
-          <w:b/>
-          <w:bCs/>
-          <w:sz w:val="24"/>
-          <w:szCs w:val="24"/>
-        </w:rPr>
-        <w:t xml:space="preserve">Review Notes – Remove Before Filing</w:t>
-      </w:r>
-    </w:p>
-    <w:p>
-      <w:pPr>
-        <w:keepNext/>
-        <w:spacing w:after="80" w:before="360"/>
-      </w:pPr>
-      <w:r>
-        <w:rPr>
-          <w:rFonts w:ascii="Times New Roman" w:cs="Times New Roman" w:eastAsia="Times New Roman" w:hAnsi="Times New Roman"/>
-          <w:b/>
-          <w:bCs/>
-          <w:sz w:val="24"/>
-          <w:szCs w:val="24"/>
-        </w:rPr>
-        <w:t xml:space="preserve">Citations</w:t>
-      </w:r>
-    </w:p>
-    <w:tbl>
-      <w:tblPr>
-        <w:tblW w:type="dxa" w:w="9360"/>
-        <w:tblBorders>
-          <w:top w:val="single" w:color="auto" w:sz="4"/>
-          <w:left w:val="single" w:color="auto" w:sz="4"/>
-          <w:bottom w:val="single" w:color="auto" w:sz="4"/>
-          <w:right w:val="single" w:color="auto" w:sz="4"/>
-          <w:insideH w:val="single" w:color="auto" w:sz="4"/>
-          <w:insideV w:val="single" w:color="auto" w:sz="4"/>
-        </w:tblBorders>
-      </w:tblPr>
-      <w:tblGrid>
-        <w:gridCol w:w="100"/>
-        <w:gridCol w:w="100"/>
-        <w:gridCol w:w="100"/>
-        <w:gridCol w:w="100"/>
-      </w:tblGrid>
-      <w:tr>
-        <w:trPr>
-          <w:tblHeader/>
-        </w:trPr>
-        <w:tc>
-          <w:tcPr>
-            <w:tcBorders>
-              <w:top w:val="single" w:color="000000" w:sz="6"/>
-              <w:left w:val="single" w:color="000000" w:sz="6"/>
-              <w:bottom w:val="single" w:color="000000" w:sz="6"/>
-              <w:right w:val="single" w:color="000000" w:sz="6"/>
-            </w:tcBorders>
-            <w:tcMar>
-              <w:top w:type="dxa" w:w="60"/>
-              <w:left w:type="dxa" w:w="100"/>
-              <w:bottom w:type="dxa" w:w="60"/>
-              <w:right w:type="dxa" w:w="100"/>
-            </w:tcMar>
-          </w:tcPr>
-          <w:p>
-            <w:pPr>
-              <w:spacing w:line="240"/>
-            </w:pPr>
-            <w:r>
-              <w:rPr>
-                <w:rFonts w:ascii="Times New Roman" w:cs="Times New Roman" w:eastAsia="Times New Roman" w:hAnsi="Times New Roman"/>
-                <w:b/>
-                <w:bCs/>
-                <w:sz w:val="22"/>
-                <w:szCs w:val="22"/>
-              </w:rPr>
-              <w:t xml:space="preserve">Authority</w:t>
-            </w:r>
-          </w:p>
-        </w:tc>
-        <w:tc>
-          <w:tcPr>
-            <w:tcBorders>
-              <w:top w:val="single" w:color="000000" w:sz="6"/>
-              <w:left w:val="single" w:color="000000" w:sz="6"/>
-              <w:bottom w:val="single" w:color="000000" w:sz="6"/>
-              <w:right w:val="single" w:color="000000" w:sz="6"/>
-            </w:tcBorders>
-            <w:tcMar>
-              <w:top w:type="dxa" w:w="60"/>
-              <w:left w:type="dxa" w:w="100"/>
-              <w:bottom w:type="dxa" w:w="60"/>
-              <w:right w:type="dxa" w:w="100"/>
-            </w:tcMar>
-          </w:tcPr>
-          <w:p>
-            <w:pPr>
-              <w:spacing w:line="240"/>
-            </w:pPr>
-            <w:r>
-              <w:rPr>
-                <w:rFonts w:ascii="Times New Roman" w:cs="Times New Roman" w:eastAsia="Times New Roman" w:hAnsi="Times New Roman"/>
-                <w:b/>
-                <w:bCs/>
-                <w:sz w:val="22"/>
-                <w:szCs w:val="22"/>
-              </w:rPr>
-              <w:t xml:space="preserve">Tier</w:t>
-            </w:r>
-          </w:p>
-        </w:tc>
-        <w:tc>
-          <w:tcPr>
-            <w:tcBorders>
-              <w:top w:val="single" w:color="000000" w:sz="6"/>
-              <w:left w:val="single" w:color="000000" w:sz="6"/>
-              <w:bottom w:val="single" w:color="000000" w:sz="6"/>
-              <w:right w:val="single" w:color="000000" w:sz="6"/>
-            </w:tcBorders>
-            <w:tcMar>
-              <w:top w:type="dxa" w:w="60"/>
-              <w:left w:type="dxa" w:w="100"/>
-              <w:bottom w:type="dxa" w:w="60"/>
-              <w:right w:type="dxa" w:w="100"/>
-            </w:tcMar>
-          </w:tcPr>
-          <w:p>
-            <w:pPr>
-              <w:spacing w:line="240"/>
-            </w:pPr>
-            <w:r>
-              <w:rPr>
-                <w:rFonts w:ascii="Times New Roman" w:cs="Times New Roman" w:eastAsia="Times New Roman" w:hAnsi="Times New Roman"/>
-                <w:b/>
-                <w:bCs/>
-                <w:sz w:val="22"/>
-                <w:szCs w:val="22"/>
-              </w:rPr>
-              <w:t xml:space="preserve">Pin cite</w:t>
-            </w:r>
-          </w:p>
-        </w:tc>
-        <w:tc>
-          <w:tcPr>
-            <w:tcBorders>
-              <w:top w:val="single" w:color="000000" w:sz="6"/>
-              <w:left w:val="single" w:color="000000" w:sz="6"/>
-              <w:bottom w:val="single" w:color="000000" w:sz="6"/>
-              <w:right w:val="single" w:color="000000" w:sz="6"/>
-            </w:tcBorders>
-            <w:tcMar>
-              <w:top w:type="dxa" w:w="60"/>
-              <w:left w:type="dxa" w:w="100"/>
-              <w:bottom w:type="dxa" w:w="60"/>
-              <w:right w:type="dxa" w:w="100"/>
-            </w:tcMar>
-          </w:tcPr>
-          <w:p>
-            <w:pPr>
-              <w:spacing w:line="240"/>
-            </w:pPr>
-            <w:r>
-              <w:rPr>
-                <w:rFonts w:ascii="Times New Roman" w:cs="Times New Roman" w:eastAsia="Times New Roman" w:hAnsi="Times New Roman"/>
-                <w:b/>
-                <w:bCs/>
-                <w:sz w:val="22"/>
-                <w:szCs w:val="22"/>
-              </w:rPr>
-              <w:t xml:space="preserve">Quoted</w:t>
-            </w:r>
-          </w:p>
-        </w:tc>
-      </w:tr>
-      <w:tr>
-        <w:trPr>
-          <w:tblHeader w:val="false"/>
-        </w:trPr>
-        <w:tc>
-          <w:tcPr>
-            <w:tcBorders>
-              <w:top w:val="single" w:color="000000" w:sz="6"/>
-              <w:left w:val="single" w:color="000000" w:sz="6"/>
-              <w:bottom w:val="single" w:color="000000" w:sz="6"/>
-              <w:right w:val="single" w:color="000000" w:sz="6"/>
-            </w:tcBorders>
-            <w:tcMar>
-              <w:top w:type="dxa" w:w="60"/>
-              <w:left w:type="dxa" w:w="100"/>
-              <w:bottom w:type="dxa" w:w="60"/>
-              <w:right w:type="dxa" w:w="100"/>
-            </w:tcMar>
-          </w:tcPr>
-          <w:p>
-            <w:pPr>
-              <w:spacing w:line="240"/>
-            </w:pPr>
-            <w:r>
-              <w:rPr>
-                <w:rFonts w:ascii="Times New Roman" w:cs="Times New Roman" w:eastAsia="Times New Roman" w:hAnsi="Times New Roman"/>
-                <w:b w:val="false"/>
-                <w:bCs w:val="false"/>
-                <w:sz w:val="22"/>
-                <w:szCs w:val="22"/>
-              </w:rPr>
-              <w:t xml:space="preserve">34 C.F.R. §§ 300.101, 300.111, 300.301–300.311, 300.303, 300.320, 300.323, 300.324, 300.502, 300.507, 300.508</w:t>
-            </w:r>
-          </w:p>
-        </w:tc>
-        <w:tc>
-          <w:tcPr>
-            <w:tcBorders>
-              <w:top w:val="single" w:color="000000" w:sz="6"/>
-              <w:left w:val="single" w:color="000000" w:sz="6"/>
-              <w:bottom w:val="single" w:color="000000" w:sz="6"/>
-              <w:right w:val="single" w:color="000000" w:sz="6"/>
-            </w:tcBorders>
-            <w:tcMar>
-              <w:top w:type="dxa" w:w="60"/>
-              <w:left w:type="dxa" w:w="100"/>
-              <w:bottom w:type="dxa" w:w="60"/>
-              <w:right w:type="dxa" w:w="100"/>
-            </w:tcMar>
-          </w:tcPr>
-          <w:p>
-            <w:pPr>
-              <w:spacing w:line="240"/>
-            </w:pPr>
-            <w:r>
-              <w:rPr>
-                <w:rFonts w:ascii="Times New Roman" w:cs="Times New Roman" w:eastAsia="Times New Roman" w:hAnsi="Times New Roman"/>
-                <w:b w:val="false"/>
-                <w:bCs w:val="false"/>
-                <w:sz w:val="22"/>
-                <w:szCs w:val="22"/>
-              </w:rPr>
-              <w:t xml:space="preserve">1</w:t>
-            </w:r>
-          </w:p>
-        </w:tc>
-        <w:tc>
-          <w:tcPr>
-            <w:tcBorders>
-              <w:top w:val="single" w:color="000000" w:sz="6"/>
-              <w:left w:val="single" w:color="000000" w:sz="6"/>
-              <w:bottom w:val="single" w:color="000000" w:sz="6"/>
-              <w:right w:val="single" w:color="000000" w:sz="6"/>
-            </w:tcBorders>
-            <w:tcMar>
-              <w:top w:type="dxa" w:w="60"/>
-              <w:left w:type="dxa" w:w="100"/>
-              <w:bottom w:type="dxa" w:w="60"/>
-              <w:right w:type="dxa" w:w="100"/>
-            </w:tcMar>
-          </w:tcPr>
-          <w:p>
-            <w:pPr>
-              <w:spacing w:line="240"/>
-            </w:pPr>
-            <w:r>
-              <w:rPr>
-                <w:rFonts w:ascii="Times New Roman" w:cs="Times New Roman" w:eastAsia="Times New Roman" w:hAnsi="Times New Roman"/>
-                <w:b w:val="false"/>
-                <w:bCs w:val="false"/>
-                <w:sz w:val="22"/>
-                <w:szCs w:val="22"/>
-              </w:rPr>
-              <w:t xml:space="preserve">n/a</w:t>
-            </w:r>
-          </w:p>
-        </w:tc>
-        <w:tc>
-          <w:tcPr>
-            <w:tcBorders>
-              <w:top w:val="single" w:color="000000" w:sz="6"/>
-              <w:left w:val="single" w:color="000000" w:sz="6"/>
-              <w:bottom w:val="single" w:color="000000" w:sz="6"/>
-              <w:right w:val="single" w:color="000000" w:sz="6"/>
-            </w:tcBorders>
-            <w:tcMar>
-              <w:top w:type="dxa" w:w="60"/>
-              <w:left w:type="dxa" w:w="100"/>
-              <w:bottom w:type="dxa" w:w="60"/>
-              <w:right w:type="dxa" w:w="100"/>
-            </w:tcMar>
-          </w:tcPr>
-          <w:p>
-            <w:pPr>
-              <w:spacing w:line="240"/>
-            </w:pPr>
-            <w:r>
-              <w:rPr>
-                <w:rFonts w:ascii="Times New Roman" w:cs="Times New Roman" w:eastAsia="Times New Roman" w:hAnsi="Times New Roman"/>
-                <w:b w:val="false"/>
-                <w:bCs w:val="false"/>
-                <w:sz w:val="22"/>
-                <w:szCs w:val="22"/>
-              </w:rPr>
-              <w:t xml:space="preserve">no</w:t>
-            </w:r>
-          </w:p>
-        </w:tc>
-      </w:tr>
-      <w:tr>
-        <w:trPr>
-          <w:tblHeader w:val="false"/>
-        </w:trPr>
-        <w:tc>
-          <w:tcPr>
-            <w:tcBorders>
-              <w:top w:val="single" w:color="000000" w:sz="6"/>
-              <w:left w:val="single" w:color="000000" w:sz="6"/>
-              <w:bottom w:val="single" w:color="000000" w:sz="6"/>
-              <w:right w:val="single" w:color="000000" w:sz="6"/>
-            </w:tcBorders>
-            <w:tcMar>
-              <w:top w:type="dxa" w:w="60"/>
-              <w:left w:type="dxa" w:w="100"/>
-              <w:bottom w:type="dxa" w:w="60"/>
-              <w:right w:type="dxa" w:w="100"/>
-            </w:tcMar>
-          </w:tcPr>
-          <w:p>
-            <w:pPr>
-              <w:spacing w:line="240"/>
-            </w:pPr>
-            <w:r>
-              <w:rPr>
-                <w:rFonts w:ascii="Times New Roman" w:cs="Times New Roman" w:eastAsia="Times New Roman" w:hAnsi="Times New Roman"/>
-                <w:b w:val="false"/>
-                <w:bCs w:val="false"/>
-                <w:sz w:val="22"/>
-                <w:szCs w:val="22"/>
-              </w:rPr>
-              <w:t xml:space="preserve">Endrew F. ex rel. Joseph F. v. Douglas Cnty. Sch. Dist. RE-1, 580 U.S. 386, 399 (2017)</w:t>
-            </w:r>
-          </w:p>
-        </w:tc>
-        <w:tc>
-          <w:tcPr>
-            <w:tcBorders>
-              <w:top w:val="single" w:color="000000" w:sz="6"/>
-              <w:left w:val="single" w:color="000000" w:sz="6"/>
-              <w:bottom w:val="single" w:color="000000" w:sz="6"/>
-              <w:right w:val="single" w:color="000000" w:sz="6"/>
-            </w:tcBorders>
-            <w:tcMar>
-              <w:top w:type="dxa" w:w="60"/>
-              <w:left w:type="dxa" w:w="100"/>
-              <w:bottom w:type="dxa" w:w="60"/>
-              <w:right w:type="dxa" w:w="100"/>
-            </w:tcMar>
-          </w:tcPr>
-          <w:p>
-            <w:pPr>
-              <w:spacing w:line="240"/>
-            </w:pPr>
-            <w:r>
-              <w:rPr>
-                <w:rFonts w:ascii="Times New Roman" w:cs="Times New Roman" w:eastAsia="Times New Roman" w:hAnsi="Times New Roman"/>
-                <w:b w:val="false"/>
-                <w:bCs w:val="false"/>
-                <w:sz w:val="22"/>
-                <w:szCs w:val="22"/>
-              </w:rPr>
-              <w:t xml:space="preserve">1</w:t>
-            </w:r>
-          </w:p>
-        </w:tc>
-        <w:tc>
-          <w:tcPr>
-            <w:tcBorders>
-              <w:top w:val="single" w:color="000000" w:sz="6"/>
-              <w:left w:val="single" w:color="000000" w:sz="6"/>
-              <w:bottom w:val="single" w:color="000000" w:sz="6"/>
-              <w:right w:val="single" w:color="000000" w:sz="6"/>
-            </w:tcBorders>
-            <w:tcMar>
-              <w:top w:type="dxa" w:w="60"/>
-              <w:left w:type="dxa" w:w="100"/>
-              <w:bottom w:type="dxa" w:w="60"/>
-              <w:right w:type="dxa" w:w="100"/>
-            </w:tcMar>
-          </w:tcPr>
-          <w:p>
-            <w:pPr>
-              <w:spacing w:line="240"/>
-            </w:pPr>
-            <w:r>
-              <w:rPr>
-                <w:rFonts w:ascii="Times New Roman" w:cs="Times New Roman" w:eastAsia="Times New Roman" w:hAnsi="Times New Roman"/>
-                <w:b w:val="false"/>
-                <w:bCs w:val="false"/>
-                <w:sz w:val="22"/>
-                <w:szCs w:val="22"/>
-              </w:rPr>
-              <w:t xml:space="preserve">listed</w:t>
-            </w:r>
-          </w:p>
-        </w:tc>
-        <w:tc>
-          <w:tcPr>
-            <w:tcBorders>
-              <w:top w:val="single" w:color="000000" w:sz="6"/>
-              <w:left w:val="single" w:color="000000" w:sz="6"/>
-              <w:bottom w:val="single" w:color="000000" w:sz="6"/>
-              <w:right w:val="single" w:color="000000" w:sz="6"/>
-            </w:tcBorders>
-            <w:tcMar>
-              <w:top w:type="dxa" w:w="60"/>
-              <w:left w:type="dxa" w:w="100"/>
-              <w:bottom w:type="dxa" w:w="60"/>
-              <w:right w:type="dxa" w:w="100"/>
-            </w:tcMar>
-          </w:tcPr>
-          <w:p>
-            <w:pPr>
-              <w:spacing w:line="240"/>
-            </w:pPr>
-            <w:r>
-              <w:rPr>
-                <w:rFonts w:ascii="Times New Roman" w:cs="Times New Roman" w:eastAsia="Times New Roman" w:hAnsi="Times New Roman"/>
-                <w:b w:val="false"/>
-                <w:bCs w:val="false"/>
-                <w:sz w:val="22"/>
-                <w:szCs w:val="22"/>
-              </w:rPr>
-              <w:t xml:space="preserve">no</w:t>
-            </w:r>
-          </w:p>
-        </w:tc>
-      </w:tr>
-    </w:tbl>
-    <w:p>
-      <w:pPr>
-        <w:spacing w:after="160"/>
-      </w:pPr>
-    </w:p>
-    <w:p>
-      <w:pPr>
-        <w:spacing w:after="160"/>
-      </w:pPr>
-      <w:r>
-        <w:rPr>
-          <w:rFonts w:ascii="Times New Roman" w:cs="Times New Roman" w:eastAsia="Times New Roman" w:hAnsi="Times New Roman"/>
-          <w:sz w:val="22"/>
-          <w:szCs w:val="22"/>
-        </w:rPr>
-        <w:t xml:space="preserve">No Ninth Circuit decision is cited. None was confirmed in this session, and an unverified citation is worse than none.</w:t>
-      </w:r>
-    </w:p>
-    <w:p>
-      <w:pPr>
-        <w:keepNext/>
-        <w:spacing w:after="80" w:before="360"/>
-      </w:pPr>
-      <w:r>
-        <w:rPr>
-          <w:rFonts w:ascii="Times New Roman" w:cs="Times New Roman" w:eastAsia="Times New Roman" w:hAnsi="Times New Roman"/>
-          <w:b/>
-          <w:bCs/>
-          <w:sz w:val="24"/>
-          <w:szCs w:val="24"/>
-        </w:rPr>
-        <w:t xml:space="preserve">Adverse authority and expected defenses</w:t>
-      </w:r>
-    </w:p>
-    <w:p>
-      <w:pPr>
-        <w:spacing w:after="40" w:line="260"/>
-        <w:ind w:left="503" w:hanging="288"/>
-      </w:pPr>
-      <w:r>
-        <w:rPr>
-          <w:rFonts w:ascii="Times New Roman" w:cs="Times New Roman" w:eastAsia="Times New Roman" w:hAnsi="Times New Roman"/>
-          <w:sz w:val="22"/>
-          <w:szCs w:val="22"/>
-        </w:rPr>
-        <w:t xml:space="preserve">The District will rely on its prior written notice of March 12, 2026 to argue the goal remains appropriate and that progress was being made. Claim A answers it from the District’s own three measurements.</w:t>
-      </w:r>
-    </w:p>
-    <w:p>
-      <w:pPr>
-        <w:spacing w:after="40" w:line="260"/>
-        <w:ind w:left="503" w:hanging="288"/>
-      </w:pPr>
-      <w:r>
-        <w:rPr>
-          <w:rFonts w:ascii="Times New Roman" w:cs="Times New Roman" w:eastAsia="Times New Roman" w:hAnsi="Times New Roman"/>
-          <w:sz w:val="22"/>
-          <w:szCs w:val="22"/>
-        </w:rPr>
-        <w:t xml:space="preserve">The District will argue that specialized academic instruction continued in the general education classroom, so the program was implemented in substance. Claim D answers it from the minutes the log records. The Ninth Circuit’s standard for a material failure to implement was not confirmed in this session and is not cited.</w:t>
-      </w:r>
-    </w:p>
-    <w:p>
-      <w:pPr>
-        <w:spacing w:after="40" w:line="260"/>
-        <w:ind w:left="503" w:hanging="288"/>
-      </w:pPr>
-      <w:r>
-        <w:rPr>
-          <w:rFonts w:ascii="Times New Roman" w:cs="Times New Roman" w:eastAsia="Times New Roman" w:hAnsi="Times New Roman"/>
-          <w:sz w:val="22"/>
-          <w:szCs w:val="22"/>
-        </w:rPr>
-        <w:t xml:space="preserve">The District may argue the reevaluation request was answered because an assessment plan was promised. Claim B answers it: nothing was conducted.</w:t>
-      </w:r>
-    </w:p>
-    <w:p>
-      <w:pPr>
-        <w:spacing w:after="120"/>
-      </w:pPr>
-    </w:p>
-    <w:p>
-      <w:pPr>
-        <w:keepNext/>
-        <w:spacing w:after="80" w:before="360"/>
-      </w:pPr>
-      <w:r>
-        <w:rPr>
-          <w:rFonts w:ascii="Times New Roman" w:cs="Times New Roman" w:eastAsia="Times New Roman" w:hAnsi="Times New Roman"/>
-          <w:b/>
-          <w:bCs/>
-          <w:sz w:val="24"/>
-          <w:szCs w:val="24"/>
-        </w:rPr>
-        <w:t xml:space="preserve">Arithmetic</w:t>
-      </w:r>
-    </w:p>
-    <w:tbl>
-      <w:tblPr>
-        <w:tblW w:type="dxa" w:w="9360"/>
-        <w:tblBorders>
-          <w:top w:val="single" w:color="auto" w:sz="4"/>
-          <w:left w:val="single" w:color="auto" w:sz="4"/>
-          <w:bottom w:val="single" w:color="auto" w:sz="4"/>
-          <w:right w:val="single" w:color="auto" w:sz="4"/>
-          <w:insideH w:val="single" w:color="auto" w:sz="4"/>
-          <w:insideV w:val="single" w:color="auto" w:sz="4"/>
-        </w:tblBorders>
-      </w:tblPr>
-      <w:tblGrid>
-        <w:gridCol w:w="100"/>
-        <w:gridCol w:w="100"/>
-        <w:gridCol w:w="100"/>
-        <w:gridCol w:w="100"/>
-      </w:tblGrid>
-      <w:tr>
-        <w:trPr>
-          <w:tblHeader/>
-        </w:trPr>
-        <w:tc>
-          <w:tcPr>
-            <w:tcBorders>
-              <w:top w:val="single" w:color="000000" w:sz="6"/>
-              <w:left w:val="single" w:color="000000" w:sz="6"/>
-              <w:bottom w:val="single" w:color="000000" w:sz="6"/>
-              <w:right w:val="single" w:color="000000" w:sz="6"/>
-            </w:tcBorders>
-            <w:tcMar>
-              <w:top w:type="dxa" w:w="60"/>
-              <w:left w:type="dxa" w:w="100"/>
-              <w:bottom w:type="dxa" w:w="60"/>
-              <w:right w:type="dxa" w:w="100"/>
-            </w:tcMar>
-          </w:tcPr>
-          <w:p>
-            <w:pPr>
-              <w:spacing w:line="240"/>
-            </w:pPr>
-            <w:r>
-              <w:rPr>
-                <w:rFonts w:ascii="Times New Roman" w:cs="Times New Roman" w:eastAsia="Times New Roman" w:hAnsi="Times New Roman"/>
-                <w:b/>
-                <w:bCs/>
-                <w:sz w:val="22"/>
-                <w:szCs w:val="22"/>
-              </w:rPr>
-              <w:t xml:space="preserve">What</w:t>
-            </w:r>
-          </w:p>
-        </w:tc>
-        <w:tc>
-          <w:tcPr>
-            <w:tcBorders>
-              <w:top w:val="single" w:color="000000" w:sz="6"/>
-              <w:left w:val="single" w:color="000000" w:sz="6"/>
-              <w:bottom w:val="single" w:color="000000" w:sz="6"/>
-              <w:right w:val="single" w:color="000000" w:sz="6"/>
-            </w:tcBorders>
-            <w:tcMar>
-              <w:top w:type="dxa" w:w="60"/>
-              <w:left w:type="dxa" w:w="100"/>
-              <w:bottom w:type="dxa" w:w="60"/>
-              <w:right w:type="dxa" w:w="100"/>
-            </w:tcMar>
-          </w:tcPr>
-          <w:p>
-            <w:pPr>
-              <w:spacing w:line="240"/>
-            </w:pPr>
-            <w:r>
-              <w:rPr>
-                <w:rFonts w:ascii="Times New Roman" w:cs="Times New Roman" w:eastAsia="Times New Roman" w:hAnsi="Times New Roman"/>
-                <w:b/>
-                <w:bCs/>
-                <w:sz w:val="22"/>
-                <w:szCs w:val="22"/>
-              </w:rPr>
-              <w:t xml:space="preserve">Inputs</w:t>
-            </w:r>
-          </w:p>
-        </w:tc>
-        <w:tc>
-          <w:tcPr>
-            <w:tcBorders>
-              <w:top w:val="single" w:color="000000" w:sz="6"/>
-              <w:left w:val="single" w:color="000000" w:sz="6"/>
-              <w:bottom w:val="single" w:color="000000" w:sz="6"/>
-              <w:right w:val="single" w:color="000000" w:sz="6"/>
-            </w:tcBorders>
-            <w:tcMar>
-              <w:top w:type="dxa" w:w="60"/>
-              <w:left w:type="dxa" w:w="100"/>
-              <w:bottom w:type="dxa" w:w="60"/>
-              <w:right w:type="dxa" w:w="100"/>
-            </w:tcMar>
-          </w:tcPr>
-          <w:p>
-            <w:pPr>
-              <w:spacing w:line="240"/>
-            </w:pPr>
-            <w:r>
-              <w:rPr>
-                <w:rFonts w:ascii="Times New Roman" w:cs="Times New Roman" w:eastAsia="Times New Roman" w:hAnsi="Times New Roman"/>
-                <w:b/>
-                <w:bCs/>
-                <w:sz w:val="22"/>
-                <w:szCs w:val="22"/>
-              </w:rPr>
-              <w:t xml:space="preserve">Computation</w:t>
-            </w:r>
-          </w:p>
-        </w:tc>
-        <w:tc>
-          <w:tcPr>
-            <w:tcBorders>
-              <w:top w:val="single" w:color="000000" w:sz="6"/>
-              <w:left w:val="single" w:color="000000" w:sz="6"/>
-              <w:bottom w:val="single" w:color="000000" w:sz="6"/>
-              <w:right w:val="single" w:color="000000" w:sz="6"/>
-            </w:tcBorders>
-            <w:tcMar>
-              <w:top w:type="dxa" w:w="60"/>
-              <w:left w:type="dxa" w:w="100"/>
-              <w:bottom w:type="dxa" w:w="60"/>
-              <w:right w:type="dxa" w:w="100"/>
-            </w:tcMar>
-          </w:tcPr>
-          <w:p>
-            <w:pPr>
-              <w:spacing w:line="240"/>
-            </w:pPr>
-            <w:r>
-              <w:rPr>
-                <w:rFonts w:ascii="Times New Roman" w:cs="Times New Roman" w:eastAsia="Times New Roman" w:hAnsi="Times New Roman"/>
-                <w:b/>
-                <w:bCs/>
-                <w:sz w:val="22"/>
-                <w:szCs w:val="22"/>
-              </w:rPr>
-              <w:t xml:space="preserve">Result</w:t>
-            </w:r>
-          </w:p>
-        </w:tc>
-      </w:tr>
-      <w:tr>
-        <w:trPr>
-          <w:tblHeader w:val="false"/>
-        </w:trPr>
-        <w:tc>
-          <w:tcPr>
-            <w:tcBorders>
-              <w:top w:val="single" w:color="000000" w:sz="6"/>
-              <w:left w:val="single" w:color="000000" w:sz="6"/>
-              <w:bottom w:val="single" w:color="000000" w:sz="6"/>
-              <w:right w:val="single" w:color="000000" w:sz="6"/>
-            </w:tcBorders>
-            <w:tcMar>
-              <w:top w:type="dxa" w:w="60"/>
-              <w:left w:type="dxa" w:w="100"/>
-              <w:bottom w:type="dxa" w:w="60"/>
-              <w:right w:type="dxa" w:w="100"/>
-            </w:tcMar>
-          </w:tcPr>
-          <w:p>
-            <w:pPr>
-              <w:spacing w:line="240"/>
-            </w:pPr>
-            <w:r>
-              <w:rPr>
-                <w:rFonts w:ascii="Times New Roman" w:cs="Times New Roman" w:eastAsia="Times New Roman" w:hAnsi="Times New Roman"/>
-                <w:b w:val="false"/>
-                <w:bCs w:val="false"/>
-                <w:sz w:val="22"/>
-                <w:szCs w:val="22"/>
-              </w:rPr>
-              <w:t xml:space="preserve">Weeks below the required minutes</w:t>
-            </w:r>
-          </w:p>
-        </w:tc>
-        <w:tc>
-          <w:tcPr>
-            <w:tcBorders>
-              <w:top w:val="single" w:color="000000" w:sz="6"/>
-              <w:left w:val="single" w:color="000000" w:sz="6"/>
-              <w:bottom w:val="single" w:color="000000" w:sz="6"/>
-              <w:right w:val="single" w:color="000000" w:sz="6"/>
-            </w:tcBorders>
-            <w:tcMar>
-              <w:top w:type="dxa" w:w="60"/>
-              <w:left w:type="dxa" w:w="100"/>
-              <w:bottom w:type="dxa" w:w="60"/>
-              <w:right w:type="dxa" w:w="100"/>
-            </w:tcMar>
-          </w:tcPr>
-          <w:p>
-            <w:pPr>
-              <w:spacing w:line="240"/>
-            </w:pPr>
-            <w:r>
-              <w:rPr>
-                <w:rFonts w:ascii="Times New Roman" w:cs="Times New Roman" w:eastAsia="Times New Roman" w:hAnsi="Times New Roman"/>
-                <w:b w:val="false"/>
-                <w:bCs w:val="false"/>
-                <w:sz w:val="22"/>
-                <w:szCs w:val="22"/>
-              </w:rPr>
-              <w:t xml:space="preserve">24 instructional weeks logged (service log); 4 weeks at the full 240 minutes (service log)</w:t>
-            </w:r>
-          </w:p>
-        </w:tc>
-        <w:tc>
-          <w:tcPr>
-            <w:tcBorders>
-              <w:top w:val="single" w:color="000000" w:sz="6"/>
-              <w:left w:val="single" w:color="000000" w:sz="6"/>
-              <w:bottom w:val="single" w:color="000000" w:sz="6"/>
-              <w:right w:val="single" w:color="000000" w:sz="6"/>
-            </w:tcBorders>
-            <w:tcMar>
-              <w:top w:type="dxa" w:w="60"/>
-              <w:left w:type="dxa" w:w="100"/>
-              <w:bottom w:type="dxa" w:w="60"/>
-              <w:right w:type="dxa" w:w="100"/>
-            </w:tcMar>
-          </w:tcPr>
-          <w:p>
-            <w:pPr>
-              <w:spacing w:line="240"/>
-            </w:pPr>
-            <w:r>
-              <w:rPr>
-                <w:rFonts w:ascii="Times New Roman" w:cs="Times New Roman" w:eastAsia="Times New Roman" w:hAnsi="Times New Roman"/>
-                <w:b w:val="false"/>
-                <w:bCs w:val="false"/>
-                <w:sz w:val="22"/>
-                <w:szCs w:val="22"/>
-              </w:rPr>
-              <w:t xml:space="preserve">24 - 4</w:t>
-            </w:r>
-          </w:p>
-        </w:tc>
-        <w:tc>
-          <w:tcPr>
-            <w:tcBorders>
-              <w:top w:val="single" w:color="000000" w:sz="6"/>
-              <w:left w:val="single" w:color="000000" w:sz="6"/>
-              <w:bottom w:val="single" w:color="000000" w:sz="6"/>
-              <w:right w:val="single" w:color="000000" w:sz="6"/>
-            </w:tcBorders>
-            <w:tcMar>
-              <w:top w:type="dxa" w:w="60"/>
-              <w:left w:type="dxa" w:w="100"/>
-              <w:bottom w:type="dxa" w:w="60"/>
-              <w:right w:type="dxa" w:w="100"/>
-            </w:tcMar>
-          </w:tcPr>
-          <w:p>
-            <w:pPr>
-              <w:spacing w:line="240"/>
-            </w:pPr>
-            <w:r>
-              <w:rPr>
-                <w:rFonts w:ascii="Times New Roman" w:cs="Times New Roman" w:eastAsia="Times New Roman" w:hAnsi="Times New Roman"/>
-                <w:b w:val="false"/>
-                <w:bCs w:val="false"/>
-                <w:sz w:val="22"/>
-                <w:szCs w:val="22"/>
-              </w:rPr>
-              <w:t xml:space="preserve">20 weeks</w:t>
-            </w:r>
-          </w:p>
-        </w:tc>
-      </w:tr>
-      <w:tr>
-        <w:trPr>
-          <w:tblHeader w:val="false"/>
-        </w:trPr>
-        <w:tc>
-          <w:tcPr>
-            <w:tcBorders>
-              <w:top w:val="single" w:color="000000" w:sz="6"/>
-              <w:left w:val="single" w:color="000000" w:sz="6"/>
-              <w:bottom w:val="single" w:color="000000" w:sz="6"/>
-              <w:right w:val="single" w:color="000000" w:sz="6"/>
-            </w:tcBorders>
-            <w:tcMar>
-              <w:top w:type="dxa" w:w="60"/>
-              <w:left w:type="dxa" w:w="100"/>
-              <w:bottom w:type="dxa" w:w="60"/>
-              <w:right w:type="dxa" w:w="100"/>
-            </w:tcMar>
-          </w:tcPr>
-          <w:p>
-            <w:pPr>
-              <w:spacing w:line="240"/>
-            </w:pPr>
-            <w:r>
-              <w:rPr>
-                <w:rFonts w:ascii="Times New Roman" w:cs="Times New Roman" w:eastAsia="Times New Roman" w:hAnsi="Times New Roman"/>
-                <w:b w:val="false"/>
-                <w:bCs w:val="false"/>
-                <w:sz w:val="22"/>
-                <w:szCs w:val="22"/>
-              </w:rPr>
-              <w:t xml:space="preserve">Minutes required in those weeks</w:t>
-            </w:r>
-          </w:p>
-        </w:tc>
-        <w:tc>
-          <w:tcPr>
-            <w:tcBorders>
-              <w:top w:val="single" w:color="000000" w:sz="6"/>
-              <w:left w:val="single" w:color="000000" w:sz="6"/>
-              <w:bottom w:val="single" w:color="000000" w:sz="6"/>
-              <w:right w:val="single" w:color="000000" w:sz="6"/>
-            </w:tcBorders>
-            <w:tcMar>
-              <w:top w:type="dxa" w:w="60"/>
-              <w:left w:type="dxa" w:w="100"/>
-              <w:bottom w:type="dxa" w:w="60"/>
-              <w:right w:type="dxa" w:w="100"/>
-            </w:tcMar>
-          </w:tcPr>
-          <w:p>
-            <w:pPr>
-              <w:spacing w:line="240"/>
-            </w:pPr>
-            <w:r>
-              <w:rPr>
-                <w:rFonts w:ascii="Times New Roman" w:cs="Times New Roman" w:eastAsia="Times New Roman" w:hAnsi="Times New Roman"/>
-                <w:b w:val="false"/>
-                <w:bCs w:val="false"/>
-                <w:sz w:val="22"/>
-                <w:szCs w:val="22"/>
-              </w:rPr>
-              <w:t xml:space="preserve">20 weeks (computed above); 240 minutes per week (IEP, service log)</w:t>
-            </w:r>
-          </w:p>
-        </w:tc>
-        <w:tc>
-          <w:tcPr>
-            <w:tcBorders>
-              <w:top w:val="single" w:color="000000" w:sz="6"/>
-              <w:left w:val="single" w:color="000000" w:sz="6"/>
-              <w:bottom w:val="single" w:color="000000" w:sz="6"/>
-              <w:right w:val="single" w:color="000000" w:sz="6"/>
-            </w:tcBorders>
-            <w:tcMar>
-              <w:top w:type="dxa" w:w="60"/>
-              <w:left w:type="dxa" w:w="100"/>
-              <w:bottom w:type="dxa" w:w="60"/>
-              <w:right w:type="dxa" w:w="100"/>
-            </w:tcMar>
-          </w:tcPr>
-          <w:p>
-            <w:pPr>
-              <w:spacing w:line="240"/>
-            </w:pPr>
-            <w:r>
-              <w:rPr>
-                <w:rFonts w:ascii="Times New Roman" w:cs="Times New Roman" w:eastAsia="Times New Roman" w:hAnsi="Times New Roman"/>
-                <w:b w:val="false"/>
-                <w:bCs w:val="false"/>
-                <w:sz w:val="22"/>
-                <w:szCs w:val="22"/>
-              </w:rPr>
-              <w:t xml:space="preserve">20 * 240</w:t>
-            </w:r>
-          </w:p>
-        </w:tc>
-        <w:tc>
-          <w:tcPr>
-            <w:tcBorders>
-              <w:top w:val="single" w:color="000000" w:sz="6"/>
-              <w:left w:val="single" w:color="000000" w:sz="6"/>
-              <w:bottom w:val="single" w:color="000000" w:sz="6"/>
-              <w:right w:val="single" w:color="000000" w:sz="6"/>
-            </w:tcBorders>
-            <w:tcMar>
-              <w:top w:type="dxa" w:w="60"/>
-              <w:left w:type="dxa" w:w="100"/>
-              <w:bottom w:type="dxa" w:w="60"/>
-              <w:right w:type="dxa" w:w="100"/>
-            </w:tcMar>
-          </w:tcPr>
-          <w:p>
-            <w:pPr>
-              <w:spacing w:line="240"/>
-            </w:pPr>
-            <w:r>
-              <w:rPr>
-                <w:rFonts w:ascii="Times New Roman" w:cs="Times New Roman" w:eastAsia="Times New Roman" w:hAnsi="Times New Roman"/>
-                <w:b w:val="false"/>
-                <w:bCs w:val="false"/>
-                <w:sz w:val="22"/>
-                <w:szCs w:val="22"/>
-              </w:rPr>
-              <w:t xml:space="preserve">4800 minutes</w:t>
-            </w:r>
-          </w:p>
-        </w:tc>
-      </w:tr>
-      <w:tr>
-        <w:trPr>
-          <w:tblHeader w:val="false"/>
-        </w:trPr>
-        <w:tc>
-          <w:tcPr>
-            <w:tcBorders>
-              <w:top w:val="single" w:color="000000" w:sz="6"/>
-              <w:left w:val="single" w:color="000000" w:sz="6"/>
-              <w:bottom w:val="single" w:color="000000" w:sz="6"/>
-              <w:right w:val="single" w:color="000000" w:sz="6"/>
-            </w:tcBorders>
-            <w:tcMar>
-              <w:top w:type="dxa" w:w="60"/>
-              <w:left w:type="dxa" w:w="100"/>
-              <w:bottom w:type="dxa" w:w="60"/>
-              <w:right w:type="dxa" w:w="100"/>
-            </w:tcMar>
-          </w:tcPr>
-          <w:p>
-            <w:pPr>
-              <w:spacing w:line="240"/>
-            </w:pPr>
-            <w:r>
-              <w:rPr>
-                <w:rFonts w:ascii="Times New Roman" w:cs="Times New Roman" w:eastAsia="Times New Roman" w:hAnsi="Times New Roman"/>
-                <w:b w:val="false"/>
-                <w:bCs w:val="false"/>
-                <w:sz w:val="22"/>
-                <w:szCs w:val="22"/>
-              </w:rPr>
-              <w:t xml:space="preserve">Minutes delivered in those weeks</w:t>
-            </w:r>
-          </w:p>
-        </w:tc>
-        <w:tc>
-          <w:tcPr>
-            <w:tcBorders>
-              <w:top w:val="single" w:color="000000" w:sz="6"/>
-              <w:left w:val="single" w:color="000000" w:sz="6"/>
-              <w:bottom w:val="single" w:color="000000" w:sz="6"/>
-              <w:right w:val="single" w:color="000000" w:sz="6"/>
-            </w:tcBorders>
-            <w:tcMar>
-              <w:top w:type="dxa" w:w="60"/>
-              <w:left w:type="dxa" w:w="100"/>
-              <w:bottom w:type="dxa" w:w="60"/>
-              <w:right w:type="dxa" w:w="100"/>
-            </w:tcMar>
-          </w:tcPr>
-          <w:p>
-            <w:pPr>
-              <w:spacing w:line="240"/>
-            </w:pPr>
-            <w:r>
-              <w:rPr>
-                <w:rFonts w:ascii="Times New Roman" w:cs="Times New Roman" w:eastAsia="Times New Roman" w:hAnsi="Times New Roman"/>
-                <w:b w:val="false"/>
-                <w:bCs w:val="false"/>
-                <w:sz w:val="22"/>
-                <w:szCs w:val="22"/>
-              </w:rPr>
-              <w:t xml:space="preserve">90; 100; 60; 75; 60; 75; 45; 0; 100; 60; 75; 30; 60; 100; 45; 75; 60; 100; 45; 65 (service log, weekly entries from the week of 10/06/2025)</w:t>
-            </w:r>
-          </w:p>
-        </w:tc>
-        <w:tc>
-          <w:tcPr>
-            <w:tcBorders>
-              <w:top w:val="single" w:color="000000" w:sz="6"/>
-              <w:left w:val="single" w:color="000000" w:sz="6"/>
-              <w:bottom w:val="single" w:color="000000" w:sz="6"/>
-              <w:right w:val="single" w:color="000000" w:sz="6"/>
-            </w:tcBorders>
-            <w:tcMar>
-              <w:top w:type="dxa" w:w="60"/>
-              <w:left w:type="dxa" w:w="100"/>
-              <w:bottom w:type="dxa" w:w="60"/>
-              <w:right w:type="dxa" w:w="100"/>
-            </w:tcMar>
-          </w:tcPr>
-          <w:p>
-            <w:pPr>
-              <w:spacing w:line="240"/>
-            </w:pPr>
-            <w:r>
-              <w:rPr>
-                <w:rFonts w:ascii="Times New Roman" w:cs="Times New Roman" w:eastAsia="Times New Roman" w:hAnsi="Times New Roman"/>
-                <w:b w:val="false"/>
-                <w:bCs w:val="false"/>
-                <w:sz w:val="22"/>
-                <w:szCs w:val="22"/>
-              </w:rPr>
-              <w:t xml:space="preserve">90 + 100 + 60 + 75 + 60 + 75 + 45 + 0 + 100 + 60 + 75 + 30 + 60 + 100 + 45 + 75 + 60 + 100 + 45 + 65</w:t>
-            </w:r>
-          </w:p>
-        </w:tc>
-        <w:tc>
-          <w:tcPr>
-            <w:tcBorders>
-              <w:top w:val="single" w:color="000000" w:sz="6"/>
-              <w:left w:val="single" w:color="000000" w:sz="6"/>
-              <w:bottom w:val="single" w:color="000000" w:sz="6"/>
-              <w:right w:val="single" w:color="000000" w:sz="6"/>
-            </w:tcBorders>
-            <w:tcMar>
-              <w:top w:type="dxa" w:w="60"/>
-              <w:left w:type="dxa" w:w="100"/>
-              <w:bottom w:type="dxa" w:w="60"/>
-              <w:right w:type="dxa" w:w="100"/>
-            </w:tcMar>
-          </w:tcPr>
-          <w:p>
-            <w:pPr>
-              <w:spacing w:line="240"/>
-            </w:pPr>
-            <w:r>
-              <w:rPr>
-                <w:rFonts w:ascii="Times New Roman" w:cs="Times New Roman" w:eastAsia="Times New Roman" w:hAnsi="Times New Roman"/>
-                <w:b w:val="false"/>
-                <w:bCs w:val="false"/>
-                <w:sz w:val="22"/>
-                <w:szCs w:val="22"/>
-              </w:rPr>
-              <w:t xml:space="preserve">1320 minutes</w:t>
-            </w:r>
-          </w:p>
-        </w:tc>
-      </w:tr>
-      <w:tr>
-        <w:trPr>
-          <w:tblHeader w:val="false"/>
-        </w:trPr>
-        <w:tc>
-          <w:tcPr>
-            <w:tcBorders>
-              <w:top w:val="single" w:color="000000" w:sz="6"/>
-              <w:left w:val="single" w:color="000000" w:sz="6"/>
-              <w:bottom w:val="single" w:color="000000" w:sz="6"/>
-              <w:right w:val="single" w:color="000000" w:sz="6"/>
-            </w:tcBorders>
-            <w:tcMar>
-              <w:top w:type="dxa" w:w="60"/>
-              <w:left w:type="dxa" w:w="100"/>
-              <w:bottom w:type="dxa" w:w="60"/>
-              <w:right w:type="dxa" w:w="100"/>
-            </w:tcMar>
-          </w:tcPr>
-          <w:p>
-            <w:pPr>
-              <w:spacing w:line="240"/>
-            </w:pPr>
-            <w:r>
-              <w:rPr>
-                <w:rFonts w:ascii="Times New Roman" w:cs="Times New Roman" w:eastAsia="Times New Roman" w:hAnsi="Times New Roman"/>
-                <w:b w:val="false"/>
-                <w:bCs w:val="false"/>
-                <w:sz w:val="22"/>
-                <w:szCs w:val="22"/>
-              </w:rPr>
-              <w:t xml:space="preserve">Compensatory minutes owed</w:t>
-            </w:r>
-          </w:p>
-        </w:tc>
-        <w:tc>
-          <w:tcPr>
-            <w:tcBorders>
-              <w:top w:val="single" w:color="000000" w:sz="6"/>
-              <w:left w:val="single" w:color="000000" w:sz="6"/>
-              <w:bottom w:val="single" w:color="000000" w:sz="6"/>
-              <w:right w:val="single" w:color="000000" w:sz="6"/>
-            </w:tcBorders>
-            <w:tcMar>
-              <w:top w:type="dxa" w:w="60"/>
-              <w:left w:type="dxa" w:w="100"/>
-              <w:bottom w:type="dxa" w:w="60"/>
-              <w:right w:type="dxa" w:w="100"/>
-            </w:tcMar>
-          </w:tcPr>
-          <w:p>
-            <w:pPr>
-              <w:spacing w:line="240"/>
-            </w:pPr>
-            <w:r>
-              <w:rPr>
-                <w:rFonts w:ascii="Times New Roman" w:cs="Times New Roman" w:eastAsia="Times New Roman" w:hAnsi="Times New Roman"/>
-                <w:b w:val="false"/>
-                <w:bCs w:val="false"/>
-                <w:sz w:val="22"/>
-                <w:szCs w:val="22"/>
-              </w:rPr>
-              <w:t xml:space="preserve">4,800 minutes required (computed above); 1,320 minutes delivered (computed above)</w:t>
-            </w:r>
-          </w:p>
-        </w:tc>
-        <w:tc>
-          <w:tcPr>
-            <w:tcBorders>
-              <w:top w:val="single" w:color="000000" w:sz="6"/>
-              <w:left w:val="single" w:color="000000" w:sz="6"/>
-              <w:bottom w:val="single" w:color="000000" w:sz="6"/>
-              <w:right w:val="single" w:color="000000" w:sz="6"/>
-            </w:tcBorders>
-            <w:tcMar>
-              <w:top w:type="dxa" w:w="60"/>
-              <w:left w:type="dxa" w:w="100"/>
-              <w:bottom w:type="dxa" w:w="60"/>
-              <w:right w:type="dxa" w:w="100"/>
-            </w:tcMar>
-          </w:tcPr>
-          <w:p>
-            <w:pPr>
-              <w:spacing w:line="240"/>
-            </w:pPr>
-            <w:r>
-              <w:rPr>
-                <w:rFonts w:ascii="Times New Roman" w:cs="Times New Roman" w:eastAsia="Times New Roman" w:hAnsi="Times New Roman"/>
-                <w:b w:val="false"/>
-                <w:bCs w:val="false"/>
-                <w:sz w:val="22"/>
-                <w:szCs w:val="22"/>
-              </w:rPr>
-              <w:t xml:space="preserve">4800 - 1320</w:t>
-            </w:r>
-          </w:p>
-        </w:tc>
-        <w:tc>
-          <w:tcPr>
-            <w:tcBorders>
-              <w:top w:val="single" w:color="000000" w:sz="6"/>
-              <w:left w:val="single" w:color="000000" w:sz="6"/>
-              <w:bottom w:val="single" w:color="000000" w:sz="6"/>
-              <w:right w:val="single" w:color="000000" w:sz="6"/>
-            </w:tcBorders>
-            <w:tcMar>
-              <w:top w:type="dxa" w:w="60"/>
-              <w:left w:type="dxa" w:w="100"/>
-              <w:bottom w:type="dxa" w:w="60"/>
-              <w:right w:type="dxa" w:w="100"/>
-            </w:tcMar>
-          </w:tcPr>
-          <w:p>
-            <w:pPr>
-              <w:spacing w:line="240"/>
-            </w:pPr>
-            <w:r>
-              <w:rPr>
-                <w:rFonts w:ascii="Times New Roman" w:cs="Times New Roman" w:eastAsia="Times New Roman" w:hAnsi="Times New Roman"/>
-                <w:b w:val="false"/>
-                <w:bCs w:val="false"/>
-                <w:sz w:val="22"/>
-                <w:szCs w:val="22"/>
-              </w:rPr>
-              <w:t xml:space="preserve">3480 minutes</w:t>
-            </w:r>
-          </w:p>
-        </w:tc>
-      </w:tr>
-      <w:tr>
-        <w:trPr>
-          <w:tblHeader w:val="false"/>
-        </w:trPr>
-        <w:tc>
-          <w:tcPr>
-            <w:tcBorders>
-              <w:top w:val="single" w:color="000000" w:sz="6"/>
-              <w:left w:val="single" w:color="000000" w:sz="6"/>
-              <w:bottom w:val="single" w:color="000000" w:sz="6"/>
-              <w:right w:val="single" w:color="000000" w:sz="6"/>
-            </w:tcBorders>
-            <w:tcMar>
-              <w:top w:type="dxa" w:w="60"/>
-              <w:left w:type="dxa" w:w="100"/>
-              <w:bottom w:type="dxa" w:w="60"/>
-              <w:right w:type="dxa" w:w="100"/>
-            </w:tcMar>
-          </w:tcPr>
-          <w:p>
-            <w:pPr>
-              <w:spacing w:line="240"/>
-            </w:pPr>
-            <w:r>
-              <w:rPr>
-                <w:rFonts w:ascii="Times New Roman" w:cs="Times New Roman" w:eastAsia="Times New Roman" w:hAnsi="Times New Roman"/>
-                <w:b w:val="false"/>
-                <w:bCs w:val="false"/>
-                <w:sz w:val="22"/>
-                <w:szCs w:val="22"/>
-              </w:rPr>
-              <w:t xml:space="preserve">Average minutes per week, recomputed from the District’s own weekly entries</w:t>
-            </w:r>
-          </w:p>
-        </w:tc>
-        <w:tc>
-          <w:tcPr>
-            <w:tcBorders>
-              <w:top w:val="single" w:color="000000" w:sz="6"/>
-              <w:left w:val="single" w:color="000000" w:sz="6"/>
-              <w:bottom w:val="single" w:color="000000" w:sz="6"/>
-              <w:right w:val="single" w:color="000000" w:sz="6"/>
-            </w:tcBorders>
-            <w:tcMar>
-              <w:top w:type="dxa" w:w="60"/>
-              <w:left w:type="dxa" w:w="100"/>
-              <w:bottom w:type="dxa" w:w="60"/>
-              <w:right w:type="dxa" w:w="100"/>
-            </w:tcMar>
-          </w:tcPr>
-          <w:p>
-            <w:pPr>
-              <w:spacing w:line="240"/>
-            </w:pPr>
-            <w:r>
-              <w:rPr>
-                <w:rFonts w:ascii="Times New Roman" w:cs="Times New Roman" w:eastAsia="Times New Roman" w:hAnsi="Times New Roman"/>
-                <w:b w:val="false"/>
-                <w:bCs w:val="false"/>
-                <w:sz w:val="22"/>
-                <w:szCs w:val="22"/>
-              </w:rPr>
-              <w:t xml:space="preserve">240; 240; 240; 240; 90; 100; 60; 75; 60; 75; 45; 0; 100; 60; 75; 30; 60; 100; 45; 75; 60; 100; 45; 65 (service log); 24 instructional weeks (service log)</w:t>
-            </w:r>
-          </w:p>
-        </w:tc>
-        <w:tc>
-          <w:tcPr>
-            <w:tcBorders>
-              <w:top w:val="single" w:color="000000" w:sz="6"/>
-              <w:left w:val="single" w:color="000000" w:sz="6"/>
-              <w:bottom w:val="single" w:color="000000" w:sz="6"/>
-              <w:right w:val="single" w:color="000000" w:sz="6"/>
-            </w:tcBorders>
-            <w:tcMar>
-              <w:top w:type="dxa" w:w="60"/>
-              <w:left w:type="dxa" w:w="100"/>
-              <w:bottom w:type="dxa" w:w="60"/>
-              <w:right w:type="dxa" w:w="100"/>
-            </w:tcMar>
-          </w:tcPr>
-          <w:p>
-            <w:pPr>
-              <w:spacing w:line="240"/>
-            </w:pPr>
-            <w:r>
-              <w:rPr>
-                <w:rFonts w:ascii="Times New Roman" w:cs="Times New Roman" w:eastAsia="Times New Roman" w:hAnsi="Times New Roman"/>
-                <w:b w:val="false"/>
-                <w:bCs w:val="false"/>
-                <w:sz w:val="22"/>
-                <w:szCs w:val="22"/>
-              </w:rPr>
-              <w:t xml:space="preserve">(240 + 240 + 240 + 240 + 90 + 100 + 60 + 75 + 60 + 75 + 45 + 0 + 100 + 60 + 75 + 30 + 60 + 100 + 45 + 75 + 60 + 100 + 45 + 65) / 24</w:t>
-            </w:r>
-          </w:p>
-        </w:tc>
-        <w:tc>
-          <w:tcPr>
-            <w:tcBorders>
-              <w:top w:val="single" w:color="000000" w:sz="6"/>
-              <w:left w:val="single" w:color="000000" w:sz="6"/>
-              <w:bottom w:val="single" w:color="000000" w:sz="6"/>
-              <w:right w:val="single" w:color="000000" w:sz="6"/>
-            </w:tcBorders>
-            <w:tcMar>
-              <w:top w:type="dxa" w:w="60"/>
-              <w:left w:type="dxa" w:w="100"/>
-              <w:bottom w:type="dxa" w:w="60"/>
-              <w:right w:type="dxa" w:w="100"/>
-            </w:tcMar>
-          </w:tcPr>
-          <w:p>
-            <w:pPr>
-              <w:spacing w:line="240"/>
-            </w:pPr>
-            <w:r>
-              <w:rPr>
-                <w:rFonts w:ascii="Times New Roman" w:cs="Times New Roman" w:eastAsia="Times New Roman" w:hAnsi="Times New Roman"/>
-                <w:b w:val="false"/>
-                <w:bCs w:val="false"/>
-                <w:sz w:val="22"/>
-                <w:szCs w:val="22"/>
-              </w:rPr>
-              <w:t xml:space="preserve">95 minutes</w:t>
-            </w:r>
-          </w:p>
-        </w:tc>
-      </w:tr>
-      <w:tr>
-        <w:trPr>
-          <w:tblHeader w:val="false"/>
-        </w:trPr>
-        <w:tc>
-          <w:tcPr>
-            <w:tcBorders>
-              <w:top w:val="single" w:color="000000" w:sz="6"/>
-              <w:left w:val="single" w:color="000000" w:sz="6"/>
-              <w:bottom w:val="single" w:color="000000" w:sz="6"/>
-              <w:right w:val="single" w:color="000000" w:sz="6"/>
-            </w:tcBorders>
-            <w:tcMar>
-              <w:top w:type="dxa" w:w="60"/>
-              <w:left w:type="dxa" w:w="100"/>
-              <w:bottom w:type="dxa" w:w="60"/>
-              <w:right w:type="dxa" w:w="100"/>
-            </w:tcMar>
-          </w:tcPr>
-          <w:p>
-            <w:pPr>
-              <w:spacing w:line="240"/>
-            </w:pPr>
-            <w:r>
-              <w:rPr>
-                <w:rFonts w:ascii="Times New Roman" w:cs="Times New Roman" w:eastAsia="Times New Roman" w:hAnsi="Times New Roman"/>
-                <w:b w:val="false"/>
-                <w:bCs w:val="false"/>
-                <w:sz w:val="22"/>
-                <w:szCs w:val="22"/>
-              </w:rPr>
-              <w:t xml:space="preserve">Words per minute below the stated benchmark at baseline</w:t>
-            </w:r>
-          </w:p>
-        </w:tc>
-        <w:tc>
-          <w:tcPr>
-            <w:tcBorders>
-              <w:top w:val="single" w:color="000000" w:sz="6"/>
-              <w:left w:val="single" w:color="000000" w:sz="6"/>
-              <w:bottom w:val="single" w:color="000000" w:sz="6"/>
-              <w:right w:val="single" w:color="000000" w:sz="6"/>
-            </w:tcBorders>
-            <w:tcMar>
-              <w:top w:type="dxa" w:w="60"/>
-              <w:left w:type="dxa" w:w="100"/>
-              <w:bottom w:type="dxa" w:w="60"/>
-              <w:right w:type="dxa" w:w="100"/>
-            </w:tcMar>
-          </w:tcPr>
-          <w:p>
-            <w:pPr>
-              <w:spacing w:line="240"/>
-            </w:pPr>
-            <w:r>
-              <w:rPr>
-                <w:rFonts w:ascii="Times New Roman" w:cs="Times New Roman" w:eastAsia="Times New Roman" w:hAnsi="Times New Roman"/>
-                <w:b w:val="false"/>
-                <w:bCs w:val="false"/>
-                <w:sz w:val="22"/>
-                <w:szCs w:val="22"/>
-              </w:rPr>
-              <w:t xml:space="preserve">87 words per minute benchmark (IEP, p. 1); 22 words per minute baseline (IEP, p. 1)</w:t>
-            </w:r>
-          </w:p>
-        </w:tc>
-        <w:tc>
-          <w:tcPr>
-            <w:tcBorders>
-              <w:top w:val="single" w:color="000000" w:sz="6"/>
-              <w:left w:val="single" w:color="000000" w:sz="6"/>
-              <w:bottom w:val="single" w:color="000000" w:sz="6"/>
-              <w:right w:val="single" w:color="000000" w:sz="6"/>
-            </w:tcBorders>
-            <w:tcMar>
-              <w:top w:type="dxa" w:w="60"/>
-              <w:left w:type="dxa" w:w="100"/>
-              <w:bottom w:type="dxa" w:w="60"/>
-              <w:right w:type="dxa" w:w="100"/>
-            </w:tcMar>
-          </w:tcPr>
-          <w:p>
-            <w:pPr>
-              <w:spacing w:line="240"/>
-            </w:pPr>
-            <w:r>
-              <w:rPr>
-                <w:rFonts w:ascii="Times New Roman" w:cs="Times New Roman" w:eastAsia="Times New Roman" w:hAnsi="Times New Roman"/>
-                <w:b w:val="false"/>
-                <w:bCs w:val="false"/>
-                <w:sz w:val="22"/>
-                <w:szCs w:val="22"/>
-              </w:rPr>
-              <w:t xml:space="preserve">87 - 22</w:t>
-            </w:r>
-          </w:p>
-        </w:tc>
-        <w:tc>
-          <w:tcPr>
-            <w:tcBorders>
-              <w:top w:val="single" w:color="000000" w:sz="6"/>
-              <w:left w:val="single" w:color="000000" w:sz="6"/>
-              <w:bottom w:val="single" w:color="000000" w:sz="6"/>
-              <w:right w:val="single" w:color="000000" w:sz="6"/>
-            </w:tcBorders>
-            <w:tcMar>
-              <w:top w:type="dxa" w:w="60"/>
-              <w:left w:type="dxa" w:w="100"/>
-              <w:bottom w:type="dxa" w:w="60"/>
-              <w:right w:type="dxa" w:w="100"/>
-            </w:tcMar>
-          </w:tcPr>
-          <w:p>
-            <w:pPr>
-              <w:spacing w:line="240"/>
-            </w:pPr>
-            <w:r>
-              <w:rPr>
-                <w:rFonts w:ascii="Times New Roman" w:cs="Times New Roman" w:eastAsia="Times New Roman" w:hAnsi="Times New Roman"/>
-                <w:b w:val="false"/>
-                <w:bCs w:val="false"/>
-                <w:sz w:val="22"/>
-                <w:szCs w:val="22"/>
-              </w:rPr>
-              <w:t xml:space="preserve">65 words per minute</w:t>
-            </w:r>
-          </w:p>
-        </w:tc>
-      </w:tr>
-      <w:tr>
-        <w:trPr>
-          <w:tblHeader w:val="false"/>
-        </w:trPr>
-        <w:tc>
-          <w:tcPr>
-            <w:tcBorders>
-              <w:top w:val="single" w:color="000000" w:sz="6"/>
-              <w:left w:val="single" w:color="000000" w:sz="6"/>
-              <w:bottom w:val="single" w:color="000000" w:sz="6"/>
-              <w:right w:val="single" w:color="000000" w:sz="6"/>
-            </w:tcBorders>
-            <w:tcMar>
-              <w:top w:type="dxa" w:w="60"/>
-              <w:left w:type="dxa" w:w="100"/>
-              <w:bottom w:type="dxa" w:w="60"/>
-              <w:right w:type="dxa" w:w="100"/>
-            </w:tcMar>
-          </w:tcPr>
-          <w:p>
-            <w:pPr>
-              <w:spacing w:line="240"/>
-            </w:pPr>
-            <w:r>
-              <w:rPr>
-                <w:rFonts w:ascii="Times New Roman" w:cs="Times New Roman" w:eastAsia="Times New Roman" w:hAnsi="Times New Roman"/>
-                <w:b w:val="false"/>
-                <w:bCs w:val="false"/>
-                <w:sz w:val="22"/>
-                <w:szCs w:val="22"/>
-              </w:rPr>
-              <w:t xml:space="preserve">Limitations cutoff, two years before the planned filing date</w:t>
-            </w:r>
-          </w:p>
-        </w:tc>
-        <w:tc>
-          <w:tcPr>
-            <w:tcBorders>
-              <w:top w:val="single" w:color="000000" w:sz="6"/>
-              <w:left w:val="single" w:color="000000" w:sz="6"/>
-              <w:bottom w:val="single" w:color="000000" w:sz="6"/>
-              <w:right w:val="single" w:color="000000" w:sz="6"/>
-            </w:tcBorders>
-            <w:tcMar>
-              <w:top w:type="dxa" w:w="60"/>
-              <w:left w:type="dxa" w:w="100"/>
-              <w:bottom w:type="dxa" w:w="60"/>
-              <w:right w:type="dxa" w:w="100"/>
-            </w:tcMar>
-          </w:tcPr>
-          <w:p>
-            <w:pPr>
-              <w:spacing w:line="240"/>
-            </w:pPr>
-            <w:r>
-              <w:rPr>
-                <w:rFonts w:ascii="Times New Roman" w:cs="Times New Roman" w:eastAsia="Times New Roman" w:hAnsi="Times New Roman"/>
-                <w:b w:val="false"/>
-                <w:bCs w:val="false"/>
-                <w:sz w:val="22"/>
-                <w:szCs w:val="22"/>
-              </w:rPr>
-              <w:t xml:space="preserve">April 17, 2026 planned filing date (statement)</w:t>
-            </w:r>
-          </w:p>
-        </w:tc>
-        <w:tc>
-          <w:tcPr>
-            <w:tcBorders>
-              <w:top w:val="single" w:color="000000" w:sz="6"/>
-              <w:left w:val="single" w:color="000000" w:sz="6"/>
-              <w:bottom w:val="single" w:color="000000" w:sz="6"/>
-              <w:right w:val="single" w:color="000000" w:sz="6"/>
-            </w:tcBorders>
-            <w:tcMar>
-              <w:top w:type="dxa" w:w="60"/>
-              <w:left w:type="dxa" w:w="100"/>
-              <w:bottom w:type="dxa" w:w="60"/>
-              <w:right w:type="dxa" w:w="100"/>
-            </w:tcMar>
-          </w:tcPr>
-          <w:p>
-            <w:pPr>
-              <w:spacing w:line="240"/>
-            </w:pPr>
-            <w:r>
-              <w:rPr>
-                <w:rFonts w:ascii="Times New Roman" w:cs="Times New Roman" w:eastAsia="Times New Roman" w:hAnsi="Times New Roman"/>
-                <w:b w:val="false"/>
-                <w:bCs w:val="false"/>
-                <w:sz w:val="22"/>
-                <w:szCs w:val="22"/>
-              </w:rPr>
-              <w:t xml:space="preserve">2026 - 2</w:t>
-            </w:r>
-          </w:p>
-        </w:tc>
-        <w:tc>
-          <w:tcPr>
-            <w:tcBorders>
-              <w:top w:val="single" w:color="000000" w:sz="6"/>
-              <w:left w:val="single" w:color="000000" w:sz="6"/>
-              <w:bottom w:val="single" w:color="000000" w:sz="6"/>
-              <w:right w:val="single" w:color="000000" w:sz="6"/>
-            </w:tcBorders>
-            <w:tcMar>
-              <w:top w:type="dxa" w:w="60"/>
-              <w:left w:type="dxa" w:w="100"/>
-              <w:bottom w:type="dxa" w:w="60"/>
-              <w:right w:type="dxa" w:w="100"/>
-            </w:tcMar>
-          </w:tcPr>
-          <w:p>
-            <w:pPr>
-              <w:spacing w:line="240"/>
-            </w:pPr>
-            <w:r>
-              <w:rPr>
-                <w:rFonts w:ascii="Times New Roman" w:cs="Times New Roman" w:eastAsia="Times New Roman" w:hAnsi="Times New Roman"/>
-                <w:b w:val="false"/>
-                <w:bCs w:val="false"/>
-                <w:sz w:val="22"/>
-                <w:szCs w:val="22"/>
-              </w:rPr>
-              <w:t xml:space="preserve">2024</w:t>
-            </w:r>
-          </w:p>
-        </w:tc>
-      </w:tr>
-    </w:tbl>
-    <w:p>
-      <w:pPr>
-        <w:spacing w:after="160"/>
-      </w:pPr>
-    </w:p>
-    <w:p>
-      <w:pPr>
-        <w:spacing w:after="160"/>
-      </w:pPr>
-      <w:r>
-        <w:rPr>
-          <w:rFonts w:ascii="Times New Roman" w:cs="Times New Roman" w:eastAsia="Times New Roman" w:hAnsi="Times New Roman"/>
-          <w:sz w:val="22"/>
-          <w:szCs w:val="22"/>
-        </w:rPr>
-        <w:t xml:space="preserve">The District’s own summary states an average of 95 minutes per week and 20 weeks below 240. Both were recomputed from its weekly entries and both are correct.</w:t>
-      </w:r>
-    </w:p>
-    <w:p>
-      <w:pPr>
-        <w:keepNext/>
-        <w:spacing w:after="80" w:before="360"/>
-      </w:pPr>
-      <w:r>
-        <w:rPr>
-          <w:rFonts w:ascii="Times New Roman" w:cs="Times New Roman" w:eastAsia="Times New Roman" w:hAnsi="Times New Roman"/>
-          <w:b/>
-          <w:bCs/>
-          <w:sz w:val="24"/>
-          <w:szCs w:val="24"/>
-        </w:rPr>
-        <w:t xml:space="preserve">For the Parent to decide</w:t>
-      </w:r>
-    </w:p>
-    <w:p>
-      <w:pPr>
-        <w:spacing w:after="40" w:line="260"/>
-        <w:ind w:left="503" w:hanging="288"/>
-      </w:pPr>
-      <w:r>
-        <w:rPr>
-          <w:rFonts w:ascii="Times New Roman" w:cs="Times New Roman" w:eastAsia="Times New Roman" w:hAnsi="Times New Roman"/>
-          <w:sz w:val="22"/>
-          <w:szCs w:val="22"/>
-        </w:rPr>
-        <w:t xml:space="preserve">The eligibility date and the prior program of March 11, 2024 are pleaded as background at paragraph 1. March 11, 2024 falls outside the two-year period in 34 C.F.R. § 300.507(a)(2) measured from the planned filing date. The violations pleaded begin with the program dated September 8, 2025. Whether an exception applies to anything earlier is not addressed here.</w:t>
-      </w:r>
-    </w:p>
-    <w:p>
-      <w:pPr>
-        <w:spacing w:after="40" w:line="260"/>
-        <w:ind w:left="503" w:hanging="288"/>
-      </w:pPr>
-      <w:r>
-        <w:rPr>
-          <w:rFonts w:ascii="Times New Roman" w:cs="Times New Roman" w:eastAsia="Times New Roman" w:hAnsi="Times New Roman"/>
-          <w:sz w:val="22"/>
-          <w:szCs w:val="22"/>
-        </w:rPr>
-        <w:t xml:space="preserve">Which party bears the burden of proof in a California special education due process hearing was not confirmed in this session. Confirm it on the official text of the California Education Code before filing.</w:t>
-      </w:r>
-    </w:p>
-    <w:p>
-      <w:pPr>
-        <w:spacing w:after="40" w:line="260"/>
-        <w:ind w:left="503" w:hanging="288"/>
-      </w:pPr>
-      <w:r>
-        <w:rPr>
-          <w:rFonts w:ascii="Times New Roman" w:cs="Times New Roman" w:eastAsia="Times New Roman" w:hAnsi="Times New Roman"/>
-          <w:sz w:val="22"/>
-          <w:szCs w:val="22"/>
-        </w:rPr>
-        <w:t xml:space="preserve">The 15 days in remedy (a) and the monthly log in remedy (d) are the Parent’s own choices, not figures from a document.</w:t>
-      </w:r>
-    </w:p>
-    <w:p>
-      <w:pPr>
-        <w:spacing w:after="120"/>
-      </w:pPr>
-    </w:p>
-    <w:p>
-      <w:pPr>
-        <w:keepNext/>
-        <w:spacing w:after="80" w:before="360"/>
-      </w:pPr>
-      <w:r>
-        <w:rPr>
-          <w:rFonts w:ascii="Times New Roman" w:cs="Times New Roman" w:eastAsia="Times New Roman" w:hAnsi="Times New Roman"/>
-          <w:b/>
-          <w:bCs/>
-          <w:sz w:val="24"/>
-          <w:szCs w:val="24"/>
-        </w:rPr>
-        <w:t xml:space="preserve">Verification checklist</w:t>
-      </w:r>
-    </w:p>
-    <w:p>
-      <w:pPr>
-        <w:spacing w:after="40" w:line="260"/>
-        <w:ind w:left="503" w:hanging="288"/>
-      </w:pPr>
-      <w:r>
-        <w:rPr>
-          <w:rFonts w:ascii="Times New Roman" w:cs="Times New Roman" w:eastAsia="Times New Roman" w:hAnsi="Times New Roman"/>
-          <w:sz w:val="22"/>
-          <w:szCs w:val="22"/>
-        </w:rPr>
-        <w:t xml:space="preserve">[  ]  Forum, hearing body, caption and required copies</w:t>
-      </w:r>
-    </w:p>
-    <w:p>
-      <w:pPr>
-        <w:spacing w:after="40" w:line="260"/>
-        <w:ind w:left="503" w:hanging="288"/>
-      </w:pPr>
-      <w:r>
-        <w:rPr>
-          <w:rFonts w:ascii="Times New Roman" w:cs="Times New Roman" w:eastAsia="Times New Roman" w:hAnsi="Times New Roman"/>
-          <w:sz w:val="22"/>
-          <w:szCs w:val="22"/>
-        </w:rPr>
-        <w:t xml:space="preserve">[  ]  Filing date and limitations cutoff</w:t>
-      </w:r>
-    </w:p>
-    <w:p>
-      <w:pPr>
-        <w:spacing w:after="40" w:line="260"/>
-        <w:ind w:left="503" w:hanging="288"/>
-      </w:pPr>
-      <w:r>
-        <w:rPr>
-          <w:rFonts w:ascii="Times New Roman" w:cs="Times New Roman" w:eastAsia="Times New Roman" w:hAnsi="Times New Roman"/>
-          <w:sz w:val="22"/>
-          <w:szCs w:val="22"/>
-        </w:rPr>
-        <w:t xml:space="preserve">[  ]  School years and programs challenged</w:t>
-      </w:r>
-    </w:p>
-    <w:p>
-      <w:pPr>
-        <w:spacing w:after="40" w:line="260"/>
-        <w:ind w:left="503" w:hanging="288"/>
-      </w:pPr>
-      <w:r>
-        <w:rPr>
-          <w:rFonts w:ascii="Times New Roman" w:cs="Times New Roman" w:eastAsia="Times New Roman" w:hAnsi="Times New Roman"/>
-          <w:sz w:val="22"/>
-          <w:szCs w:val="22"/>
-        </w:rPr>
-        <w:t xml:space="preserve">[  ]  Residence and who holds educational rights</w:t>
-      </w:r>
-    </w:p>
-    <w:p>
-      <w:pPr>
-        <w:spacing w:after="40" w:line="260"/>
-        <w:ind w:left="503" w:hanging="288"/>
-      </w:pPr>
-      <w:r>
-        <w:rPr>
-          <w:rFonts w:ascii="Times New Roman" w:cs="Times New Roman" w:eastAsia="Times New Roman" w:hAnsi="Times New Roman"/>
-          <w:sz w:val="22"/>
-          <w:szCs w:val="22"/>
-        </w:rPr>
-        <w:t xml:space="preserve">[  ]  Current school</w:t>
-      </w:r>
-    </w:p>
-    <w:p>
-      <w:pPr>
-        <w:spacing w:after="40" w:line="260"/>
-        <w:ind w:left="503" w:hanging="288"/>
-      </w:pPr>
-      <w:r>
-        <w:rPr>
-          <w:rFonts w:ascii="Times New Roman" w:cs="Times New Roman" w:eastAsia="Times New Roman" w:hAnsi="Times New Roman"/>
-          <w:sz w:val="22"/>
-          <w:szCs w:val="22"/>
-        </w:rPr>
-        <w:t xml:space="preserve">[  ]  Service log and make-up counts</w:t>
-      </w:r>
-    </w:p>
-    <w:p>
-      <w:pPr>
-        <w:spacing w:after="40" w:line="260"/>
-        <w:ind w:left="503" w:hanging="288"/>
-      </w:pPr>
-      <w:r>
-        <w:rPr>
-          <w:rFonts w:ascii="Times New Roman" w:cs="Times New Roman" w:eastAsia="Times New Roman" w:hAnsi="Times New Roman"/>
-          <w:sz w:val="22"/>
-          <w:szCs w:val="22"/>
-        </w:rPr>
-        <w:t xml:space="preserve">[  ]  Compensatory quantities</w:t>
-      </w:r>
-    </w:p>
-    <w:p>
-      <w:pPr>
-        <w:spacing w:after="40" w:line="260"/>
-        <w:ind w:left="503" w:hanging="288"/>
-      </w:pPr>
-      <w:r>
-        <w:rPr>
-          <w:rFonts w:ascii="Times New Roman" w:cs="Times New Roman" w:eastAsia="Times New Roman" w:hAnsi="Times New Roman"/>
-          <w:sz w:val="22"/>
-          <w:szCs w:val="22"/>
-        </w:rPr>
-        <w:t xml:space="preserve">[  ]  Burden of proof allocation in California</w:t>
-      </w:r>
-    </w:p>
-    <w:p>
-      <w:pPr>
-        <w:spacing w:after="40" w:line="260"/>
-        <w:ind w:left="503" w:hanging="288"/>
-      </w:pPr>
-      <w:r>
-        <w:rPr>
-          <w:rFonts w:ascii="Times New Roman" w:cs="Times New Roman" w:eastAsia="Times New Roman" w:hAnsi="Times New Roman"/>
-          <w:sz w:val="22"/>
-          <w:szCs w:val="22"/>
-        </w:rPr>
-        <w:t xml:space="preserve">[  ]  Every statutory, regulatory and case citation</w:t>
-      </w:r>
-    </w:p>
-    <w:p>
-      <w:pPr>
-        <w:spacing w:after="40" w:line="260"/>
-        <w:ind w:left="503" w:hanging="288"/>
-      </w:pPr>
-      <w:r>
-        <w:rPr>
-          <w:rFonts w:ascii="Times New Roman" w:cs="Times New Roman" w:eastAsia="Times New Roman" w:hAnsi="Times New Roman"/>
-          <w:sz w:val="22"/>
-          <w:szCs w:val="22"/>
-        </w:rPr>
-        <w:t xml:space="preserve">[  ]  Signature block and service list</w:t>
-      </w:r>
-    </w:p>
-    <w:p>
-      <w:pPr>
-        <w:spacing w:after="120"/>
-      </w:pPr>
-    </w:p>
     <w:sectPr>
       <w:footerReference w:type="default" r:id="rId7"/>
       <w:pgSz w:w="12240" w:h="15840" w:orient="portrait"/>

--- a/examples/river-oak/complaint.docx
+++ b/examples/river-oak/complaint.docx
@@ -289,7 +289,7 @@
           <w:sz w:val="24"/>
           <w:szCs w:val="24"/>
         </w:rPr>
-        <w:t xml:space="preserve">2.	The District has denied Student a free appropriate public education by carrying forward a reading fluency goal Student has never approached; by failing to evaluate Student’s reading after a written request; by declining to revise the goal when its own progress reports recorded that it was not met; and by failing to deliver the specialized academic instruction the operative individualized education program requires. Petitioner requests an impartial due process hearing on the problems stated in this complaint.</w:t>
+        <w:t xml:space="preserve">2.	The District has denied Student a free appropriate public education by carrying forward a reading fluency rate Student has not moved toward; by failing to conduct the reevaluation of Student’s reading it twice undertook to begin; by declining to revise the goal when its own progress reports recorded that it was not met; and by failing to deliver the specialized academic instruction the operative individualized education program requires. Petitioner requests an impartial due process hearing on the problems stated in this complaint.</w:t>
       </w:r>
     </w:p>
     <w:p>
@@ -322,7 +322,7 @@
           <w:sz w:val="24"/>
           <w:szCs w:val="24"/>
         </w:rPr>
-        <w:t xml:space="preserve">34 C.F.R. § 300.508(b)(1)–(3).</w:t>
+        <w:t xml:space="preserve">The elements 34 C.F.R. § 300.508(b)(1)–(3) requires, with the further details the filing office asks for.</w:t>
       </w:r>
     </w:p>
     <w:tbl>
@@ -338,6 +338,7 @@
         </w:tblBorders>
       </w:tblPr>
       <w:tblGrid>
+        <w:gridCol w:w="100"/>
         <w:gridCol w:w="100"/>
         <w:gridCol w:w="100"/>
       </w:tblGrid>
@@ -372,7 +373,7 @@
                 <w:sz w:val="22"/>
                 <w:szCs w:val="22"/>
               </w:rPr>
-              <w:t xml:space="preserve">Required element</w:t>
+              <w:t xml:space="preserve">Element</w:t>
             </w:r>
           </w:p>
         </w:tc>
@@ -404,6 +405,37 @@
                 <w:szCs w:val="22"/>
               </w:rPr>
               <w:t xml:space="preserve">As provided</w:t>
+            </w:r>
+          </w:p>
+        </w:tc>
+        <w:tc>
+          <w:tcPr>
+            <w:tcBorders>
+              <w:top w:val="single" w:color="000000" w:sz="6"/>
+              <w:left w:val="single" w:color="000000" w:sz="6"/>
+              <w:bottom w:val="single" w:color="000000" w:sz="6"/>
+              <w:right w:val="single" w:color="000000" w:sz="6"/>
+            </w:tcBorders>
+            <w:tcMar>
+              <w:top w:type="dxa" w:w="60"/>
+              <w:left w:type="dxa" w:w="100"/>
+              <w:bottom w:type="dxa" w:w="60"/>
+              <w:right w:type="dxa" w:w="100"/>
+            </w:tcMar>
+          </w:tcPr>
+          <w:p>
+            <w:pPr>
+              <w:spacing w:line="240"/>
+            </w:pPr>
+            <w:r>
+              <w:rPr>
+                <w:rFonts w:ascii="Times New Roman" w:cs="Times New Roman" w:eastAsia="Times New Roman" w:hAnsi="Times New Roman"/>
+                <w:b/>
+                <w:bCs/>
+                <w:sz w:val="22"/>
+                <w:szCs w:val="22"/>
+              </w:rPr>
+              <w:t xml:space="preserve">Required by</w:t>
             </w:r>
           </w:p>
         </w:tc>
@@ -474,11 +506,6 @@
             </w:r>
           </w:p>
         </w:tc>
-      </w:tr>
-      <w:tr>
-        <w:trPr>
-          <w:tblHeader w:val="false"/>
-        </w:trPr>
         <w:tc>
           <w:tcPr>
             <w:tcBorders>
@@ -506,38 +533,7 @@
                 <w:sz w:val="22"/>
                 <w:szCs w:val="22"/>
               </w:rPr>
-              <w:t xml:space="preserve">Address of the child’s residence</w:t>
-            </w:r>
-          </w:p>
-        </w:tc>
-        <w:tc>
-          <w:tcPr>
-            <w:tcBorders>
-              <w:top w:val="single" w:color="000000" w:sz="6"/>
-              <w:left w:val="single" w:color="000000" w:sz="6"/>
-              <w:bottom w:val="single" w:color="000000" w:sz="6"/>
-              <w:right w:val="single" w:color="000000" w:sz="6"/>
-            </w:tcBorders>
-            <w:tcMar>
-              <w:top w:type="dxa" w:w="60"/>
-              <w:left w:type="dxa" w:w="100"/>
-              <w:bottom w:type="dxa" w:w="60"/>
-              <w:right w:type="dxa" w:w="100"/>
-            </w:tcMar>
-          </w:tcPr>
-          <w:p>
-            <w:pPr>
-              <w:spacing w:line="240"/>
-            </w:pPr>
-            <w:r>
-              <w:rPr>
-                <w:rFonts w:ascii="Times New Roman" w:cs="Times New Roman" w:eastAsia="Times New Roman" w:hAnsi="Times New Roman"/>
-                <w:b w:val="false"/>
-                <w:bCs w:val="false"/>
-                <w:sz w:val="22"/>
-                <w:szCs w:val="22"/>
-              </w:rPr>
-              <w:t xml:space="preserve">1418 Alder Street, Willow Creek, CA 95833</w:t>
+              <w:t xml:space="preserve">§ 300.508(b)(1)</w:t>
             </w:r>
           </w:p>
         </w:tc>
@@ -573,7 +569,7 @@
                 <w:sz w:val="22"/>
                 <w:szCs w:val="22"/>
               </w:rPr>
-              <w:t xml:space="preserve">Name of the school the child attends</w:t>
+              <w:t xml:space="preserve">Address of the child’s residence</w:t>
             </w:r>
           </w:p>
         </w:tc>
@@ -604,7 +600,38 @@
                 <w:sz w:val="22"/>
                 <w:szCs w:val="22"/>
               </w:rPr>
-              <w:t xml:space="preserve">Willow Creek Elementary School</w:t>
+              <w:t xml:space="preserve">1418 Alder Street, Willow Creek, CA 95833</w:t>
+            </w:r>
+          </w:p>
+        </w:tc>
+        <w:tc>
+          <w:tcPr>
+            <w:tcBorders>
+              <w:top w:val="single" w:color="000000" w:sz="6"/>
+              <w:left w:val="single" w:color="000000" w:sz="6"/>
+              <w:bottom w:val="single" w:color="000000" w:sz="6"/>
+              <w:right w:val="single" w:color="000000" w:sz="6"/>
+            </w:tcBorders>
+            <w:tcMar>
+              <w:top w:type="dxa" w:w="60"/>
+              <w:left w:type="dxa" w:w="100"/>
+              <w:bottom w:type="dxa" w:w="60"/>
+              <w:right w:type="dxa" w:w="100"/>
+            </w:tcMar>
+          </w:tcPr>
+          <w:p>
+            <w:pPr>
+              <w:spacing w:line="240"/>
+            </w:pPr>
+            <w:r>
+              <w:rPr>
+                <w:rFonts w:ascii="Times New Roman" w:cs="Times New Roman" w:eastAsia="Times New Roman" w:hAnsi="Times New Roman"/>
+                <w:b w:val="false"/>
+                <w:bCs w:val="false"/>
+                <w:sz w:val="22"/>
+                <w:szCs w:val="22"/>
+              </w:rPr>
+              <w:t xml:space="preserve">§ 300.508(b)(2)</w:t>
             </w:r>
           </w:p>
         </w:tc>
@@ -640,7 +667,7 @@
                 <w:sz w:val="22"/>
                 <w:szCs w:val="22"/>
               </w:rPr>
-              <w:t xml:space="preserve">Date of birth</w:t>
+              <w:t xml:space="preserve">Name of the school the child attends</w:t>
             </w:r>
           </w:p>
         </w:tc>
@@ -671,7 +698,38 @@
                 <w:sz w:val="22"/>
                 <w:szCs w:val="22"/>
               </w:rPr>
-              <w:t xml:space="preserve">November 3, 2017</w:t>
+              <w:t xml:space="preserve">Willow Creek Elementary School</w:t>
+            </w:r>
+          </w:p>
+        </w:tc>
+        <w:tc>
+          <w:tcPr>
+            <w:tcBorders>
+              <w:top w:val="single" w:color="000000" w:sz="6"/>
+              <w:left w:val="single" w:color="000000" w:sz="6"/>
+              <w:bottom w:val="single" w:color="000000" w:sz="6"/>
+              <w:right w:val="single" w:color="000000" w:sz="6"/>
+            </w:tcBorders>
+            <w:tcMar>
+              <w:top w:type="dxa" w:w="60"/>
+              <w:left w:type="dxa" w:w="100"/>
+              <w:bottom w:type="dxa" w:w="60"/>
+              <w:right w:type="dxa" w:w="100"/>
+            </w:tcMar>
+          </w:tcPr>
+          <w:p>
+            <w:pPr>
+              <w:spacing w:line="240"/>
+            </w:pPr>
+            <w:r>
+              <w:rPr>
+                <w:rFonts w:ascii="Times New Roman" w:cs="Times New Roman" w:eastAsia="Times New Roman" w:hAnsi="Times New Roman"/>
+                <w:b w:val="false"/>
+                <w:bCs w:val="false"/>
+                <w:sz w:val="22"/>
+                <w:szCs w:val="22"/>
+              </w:rPr>
+              <w:t xml:space="preserve">§ 300.508(b)(3)</w:t>
             </w:r>
           </w:p>
         </w:tc>
@@ -707,7 +765,7 @@
                 <w:sz w:val="22"/>
                 <w:szCs w:val="22"/>
               </w:rPr>
-              <w:t xml:space="preserve">Contact for the Parent</w:t>
+              <w:t xml:space="preserve">Date of birth</w:t>
             </w:r>
           </w:p>
         </w:tc>
@@ -738,7 +796,136 @@
                 <w:sz w:val="22"/>
                 <w:szCs w:val="22"/>
               </w:rPr>
+              <w:t xml:space="preserve">November 3, 2017</w:t>
+            </w:r>
+          </w:p>
+        </w:tc>
+        <w:tc>
+          <w:tcPr>
+            <w:tcBorders>
+              <w:top w:val="single" w:color="000000" w:sz="6"/>
+              <w:left w:val="single" w:color="000000" w:sz="6"/>
+              <w:bottom w:val="single" w:color="000000" w:sz="6"/>
+              <w:right w:val="single" w:color="000000" w:sz="6"/>
+            </w:tcBorders>
+            <w:tcMar>
+              <w:top w:type="dxa" w:w="60"/>
+              <w:left w:type="dxa" w:w="100"/>
+              <w:bottom w:type="dxa" w:w="60"/>
+              <w:right w:type="dxa" w:w="100"/>
+            </w:tcMar>
+          </w:tcPr>
+          <w:p>
+            <w:pPr>
+              <w:spacing w:line="240"/>
+            </w:pPr>
+            <w:r>
+              <w:rPr>
+                <w:rFonts w:ascii="Times New Roman" w:cs="Times New Roman" w:eastAsia="Times New Roman" w:hAnsi="Times New Roman"/>
+                <w:b w:val="false"/>
+                <w:bCs w:val="false"/>
+                <w:sz w:val="22"/>
+                <w:szCs w:val="22"/>
+              </w:rPr>
+              <w:t xml:space="preserve">the filing office’s form</w:t>
+            </w:r>
+          </w:p>
+        </w:tc>
+      </w:tr>
+      <w:tr>
+        <w:trPr>
+          <w:tblHeader w:val="false"/>
+        </w:trPr>
+        <w:tc>
+          <w:tcPr>
+            <w:tcBorders>
+              <w:top w:val="single" w:color="000000" w:sz="6"/>
+              <w:left w:val="single" w:color="000000" w:sz="6"/>
+              <w:bottom w:val="single" w:color="000000" w:sz="6"/>
+              <w:right w:val="single" w:color="000000" w:sz="6"/>
+            </w:tcBorders>
+            <w:tcMar>
+              <w:top w:type="dxa" w:w="60"/>
+              <w:left w:type="dxa" w:w="100"/>
+              <w:bottom w:type="dxa" w:w="60"/>
+              <w:right w:type="dxa" w:w="100"/>
+            </w:tcMar>
+          </w:tcPr>
+          <w:p>
+            <w:pPr>
+              <w:spacing w:line="240"/>
+            </w:pPr>
+            <w:r>
+              <w:rPr>
+                <w:rFonts w:ascii="Times New Roman" w:cs="Times New Roman" w:eastAsia="Times New Roman" w:hAnsi="Times New Roman"/>
+                <w:b w:val="false"/>
+                <w:bCs w:val="false"/>
+                <w:sz w:val="22"/>
+                <w:szCs w:val="22"/>
+              </w:rPr>
+              <w:t xml:space="preserve">Contact for the Parent</w:t>
+            </w:r>
+          </w:p>
+        </w:tc>
+        <w:tc>
+          <w:tcPr>
+            <w:tcBorders>
+              <w:top w:val="single" w:color="000000" w:sz="6"/>
+              <w:left w:val="single" w:color="000000" w:sz="6"/>
+              <w:bottom w:val="single" w:color="000000" w:sz="6"/>
+              <w:right w:val="single" w:color="000000" w:sz="6"/>
+            </w:tcBorders>
+            <w:tcMar>
+              <w:top w:type="dxa" w:w="60"/>
+              <w:left w:type="dxa" w:w="100"/>
+              <w:bottom w:type="dxa" w:w="60"/>
+              <w:right w:type="dxa" w:w="100"/>
+            </w:tcMar>
+          </w:tcPr>
+          <w:p>
+            <w:pPr>
+              <w:spacing w:line="240"/>
+            </w:pPr>
+            <w:r>
+              <w:rPr>
+                <w:rFonts w:ascii="Times New Roman" w:cs="Times New Roman" w:eastAsia="Times New Roman" w:hAnsi="Times New Roman"/>
+                <w:b w:val="false"/>
+                <w:bCs w:val="false"/>
+                <w:sz w:val="22"/>
+                <w:szCs w:val="22"/>
+              </w:rPr>
               <w:t xml:space="preserve">dana.r@example.com, (555) 010-4471</w:t>
+            </w:r>
+          </w:p>
+        </w:tc>
+        <w:tc>
+          <w:tcPr>
+            <w:tcBorders>
+              <w:top w:val="single" w:color="000000" w:sz="6"/>
+              <w:left w:val="single" w:color="000000" w:sz="6"/>
+              <w:bottom w:val="single" w:color="000000" w:sz="6"/>
+              <w:right w:val="single" w:color="000000" w:sz="6"/>
+            </w:tcBorders>
+            <w:tcMar>
+              <w:top w:type="dxa" w:w="60"/>
+              <w:left w:type="dxa" w:w="100"/>
+              <w:bottom w:type="dxa" w:w="60"/>
+              <w:right w:type="dxa" w:w="100"/>
+            </w:tcMar>
+          </w:tcPr>
+          <w:p>
+            <w:pPr>
+              <w:spacing w:line="240"/>
+            </w:pPr>
+            <w:r>
+              <w:rPr>
+                <w:rFonts w:ascii="Times New Roman" w:cs="Times New Roman" w:eastAsia="Times New Roman" w:hAnsi="Times New Roman"/>
+                <w:b w:val="false"/>
+                <w:bCs w:val="false"/>
+                <w:sz w:val="22"/>
+                <w:szCs w:val="22"/>
+              </w:rPr>
+              <w:t xml:space="preserve">the filing office’s form</w:t>
             </w:r>
           </w:p>
         </w:tc>
@@ -780,7 +967,7 @@
           <w:sz w:val="24"/>
           <w:szCs w:val="24"/>
         </w:rPr>
-        <w:t xml:space="preserve">3.	A parent may file a due process complaint on any matter relating to the identification, evaluation or educational placement of a child with a disability, or the provision of a free appropriate public education to the child. 34 C.F.R. § 300.507(a)(1). The complaint must allege a violation that occurred not more than two years before the date the parent knew or should have known about the alleged action, unless the State has an explicit time limitation. 34 C.F.R. § 300.507(a)(2). The violations pleaded below begin with the individualized education program dated September 8, 2025 and continue to the date of this complaint.</w:t>
+        <w:t xml:space="preserve">3.	A parent may file a due process complaint on any of the matters described in 34 C.F.R. § 300.503(a)(1) and (2): the identification, evaluation or educational placement of a child with a disability, or the provision of a free appropriate public education to the child. 34 C.F.R. § 300.507(a)(1). The complaint must allege a violation that occurred not more than two years before the date the parent knew or should have known about the alleged action, unless the State has an explicit time limitation. 34 C.F.R. § 300.507(a)(2). California sets a two-year period of its own in Education Code section 56505. The violations pleaded below begin with the individualized education program dated September 8, 2025 and continue to the date of this complaint.</w:t>
       </w:r>
     </w:p>
     <w:p>
@@ -848,7 +1035,7 @@
           <w:sz w:val="24"/>
           <w:szCs w:val="24"/>
         </w:rPr>
-        <w:t xml:space="preserve">6.	On August 29, 2025, on the DIBELS 8 oral reading fluency measure, Student read 22 words per minute on a first-grade passage with 86% accuracy. The same document records the end-of-second-grade benchmark on that measure as 87 words per minute. (p. 1).</w:t>
+        <w:t xml:space="preserve">6.	On August 29, 2025, on the DIBELS 8 oral reading fluency measure, Student read 22 words per minute on a first-grade passage with 86% accuracy. The same document records the end-of-second-grade benchmark on that measure as 87 words per minute, and records that Student “decodes consonant-vowel-consonant words and most high-frequency words but does not yet apply vowel-team or silent-e patterns.” (p. 1).</w:t>
       </w:r>
     </w:p>
     <w:p>
@@ -899,7 +1086,7 @@
           <w:sz w:val="24"/>
           <w:szCs w:val="24"/>
         </w:rPr>
-        <w:t xml:space="preserve">9.	The Parent consented to that individualized education program on September 8, 2025 with a written exception: “I do not agree that the reading goal is appropriate.” (p. 2).</w:t>
+        <w:t xml:space="preserve">9.	The Parent consented to that individualized education program on September 8, 2025 with a written exception: “I do not agree that the reading goal is appropriate. I am asking for a goal based on Jordan’s current level and for more intensive reading instruction.” The same document records the Parent’s statement that the goal had not changed since the March 11, 2024 program. (p. 2).</w:t>
       </w:r>
     </w:p>
     <w:p>
@@ -1035,92 +1222,109 @@
           <w:sz w:val="24"/>
           <w:szCs w:val="24"/>
         </w:rPr>
-        <w:t xml:space="preserve">17.	On March 12, 2026, at a review the Parent had requested, the individualized education program team declined to revise the reading fluency goal, and the District issued a prior written notice. (p. 1).</w:t>
-      </w:r>
-    </w:p>
-    <w:p>
-      <w:pPr>
-        <w:widowControl/>
-        <w:tabs>
-          <w:tab w:val="left" w:pos="720"/>
-        </w:tabs>
-        <w:spacing w:line="480"/>
-      </w:pPr>
-      <w:r>
-        <w:rPr>
-          <w:rFonts w:ascii="Times New Roman" w:cs="Times New Roman" w:eastAsia="Times New Roman" w:hAnsi="Times New Roman"/>
-          <w:sz w:val="24"/>
-          <w:szCs w:val="24"/>
-        </w:rPr>
-        <w:t xml:space="preserve">18.	That prior written notice explains the refusal: the team “determined that the goal remains appropriate and that Jordan is making progress toward it,” and “will review the goal at the annual review in September 2026.” (p. 1).</w:t>
-      </w:r>
-    </w:p>
-    <w:p>
-      <w:pPr>
-        <w:widowControl/>
-        <w:tabs>
-          <w:tab w:val="left" w:pos="720"/>
-        </w:tabs>
-        <w:spacing w:line="480"/>
-      </w:pPr>
-      <w:r>
-        <w:rPr>
-          <w:rFonts w:ascii="Times New Roman" w:cs="Times New Roman" w:eastAsia="Times New Roman" w:hAnsi="Times New Roman"/>
-          <w:sz w:val="24"/>
-          <w:szCs w:val="24"/>
-        </w:rPr>
-        <w:t xml:space="preserve">19.	The same prior written notice records that the District “acknowledges that the small-group reading block was discontinued in October 2025 owing to staffing and that specialized academic instruction has since been provided within the general education classroom,” and that “Compensatory services were not proposed at this meeting.” (p. 1).</w:t>
-      </w:r>
-    </w:p>
-    <w:p>
-      <w:pPr>
-        <w:widowControl/>
-        <w:tabs>
-          <w:tab w:val="left" w:pos="720"/>
-        </w:tabs>
-        <w:spacing w:line="480"/>
-      </w:pPr>
-      <w:r>
-        <w:rPr>
-          <w:rFonts w:ascii="Times New Roman" w:cs="Times New Roman" w:eastAsia="Times New Roman" w:hAnsi="Times New Roman"/>
-          <w:sz w:val="24"/>
-          <w:szCs w:val="24"/>
-        </w:rPr>
-        <w:t xml:space="preserve">20.	The same prior written notice records the Parent’s written request of December 2, 2025 for a reevaluation and states: “The District will provide an assessment plan.” (p. 1).</w:t>
-      </w:r>
-    </w:p>
-    <w:p>
-      <w:pPr>
-        <w:widowControl/>
-        <w:tabs>
-          <w:tab w:val="left" w:pos="720"/>
-        </w:tabs>
-        <w:spacing w:line="480"/>
-      </w:pPr>
-      <w:r>
-        <w:rPr>
-          <w:rFonts w:ascii="Times New Roman" w:cs="Times New Roman" w:eastAsia="Times New Roman" w:hAnsi="Times New Roman"/>
-          <w:sz w:val="24"/>
-          <w:szCs w:val="24"/>
-        </w:rPr>
-        <w:t xml:space="preserve">21.	On March 14, 2026, the Parent requested in writing that the reading fluency goal be revised based on Student’s current level, and that the District provide the assessment plan requested on December 2, 2025, which she had not received. (p. 1).</w:t>
-      </w:r>
-    </w:p>
-    <w:p>
-      <w:pPr>
-        <w:widowControl/>
-        <w:tabs>
-          <w:tab w:val="left" w:pos="720"/>
-        </w:tabs>
-        <w:spacing w:line="480"/>
-      </w:pPr>
-      <w:r>
-        <w:rPr>
-          <w:rFonts w:ascii="Times New Roman" w:cs="Times New Roman" w:eastAsia="Times New Roman" w:hAnsi="Times New Roman"/>
-          <w:sz w:val="24"/>
-          <w:szCs w:val="24"/>
-        </w:rPr>
-        <w:t xml:space="preserve">22.	On April 2, 2026, the Parent wrote that she had received no response to her March 14, 2026 request and still had no assessment plan. (p. 1).</w:t>
+        <w:t xml:space="preserve">17.	The same log attributes some of those weeks to the school calendar rather than to the vacancy: the week of November 17, 2025 at 45 minutes, noted “minimum day schedule”; the week of November 24, 2025 at 0 minutes, noted “school closed 11/26-11/28; no sessions logged 11/24-11/25”; the week of December 22, 2025 at 30 minutes, noted “two-day week before winter recess”; the week of January 19, 2026 at 45 minutes, noted “holiday 01/19”; and the week of February 16, 2026 at 45 minutes, noted “holiday 02/16.” The log excludes the week of December 29, 2025 from the period altogether as winter recess. (p. 1).</w:t>
+      </w:r>
+    </w:p>
+    <w:p>
+      <w:pPr>
+        <w:widowControl/>
+        <w:tabs>
+          <w:tab w:val="left" w:pos="720"/>
+        </w:tabs>
+        <w:spacing w:line="480"/>
+      </w:pPr>
+      <w:r>
+        <w:rPr>
+          <w:rFonts w:ascii="Times New Roman" w:cs="Times New Roman" w:eastAsia="Times New Roman" w:hAnsi="Times New Roman"/>
+          <w:sz w:val="24"/>
+          <w:szCs w:val="24"/>
+        </w:rPr>
+        <w:t xml:space="preserve">18.	On March 12, 2026, at a review the Parent had requested, the individualized education program team declined to revise the reading fluency goal, and the District issued a prior written notice. (p. 1).</w:t>
+      </w:r>
+    </w:p>
+    <w:p>
+      <w:pPr>
+        <w:widowControl/>
+        <w:tabs>
+          <w:tab w:val="left" w:pos="720"/>
+        </w:tabs>
+        <w:spacing w:line="480"/>
+      </w:pPr>
+      <w:r>
+        <w:rPr>
+          <w:rFonts w:ascii="Times New Roman" w:cs="Times New Roman" w:eastAsia="Times New Roman" w:hAnsi="Times New Roman"/>
+          <w:sz w:val="24"/>
+          <w:szCs w:val="24"/>
+        </w:rPr>
+        <w:t xml:space="preserve">19.	That prior written notice explains the refusal: the team “determined that the goal remains appropriate and that Jordan is making progress toward it, as reflected in the progress reports dated November 14, 2025, January 23, 2026 and March 6, 2026,” and “will review the goal at the annual review in September 2026.” (p. 1).</w:t>
+      </w:r>
+    </w:p>
+    <w:p>
+      <w:pPr>
+        <w:widowControl/>
+        <w:tabs>
+          <w:tab w:val="left" w:pos="720"/>
+        </w:tabs>
+        <w:spacing w:line="480"/>
+      </w:pPr>
+      <w:r>
+        <w:rPr>
+          <w:rFonts w:ascii="Times New Roman" w:cs="Times New Roman" w:eastAsia="Times New Roman" w:hAnsi="Times New Roman"/>
+          <w:sz w:val="24"/>
+          <w:szCs w:val="24"/>
+        </w:rPr>
+        <w:t xml:space="preserve">20.	The same prior written notice records that the District “acknowledges that the small-group reading block was discontinued in October 2025 owing to staffing and that specialized academic instruction has since been provided within the general education classroom,” and that “Compensatory services were not proposed at this meeting.” (p. 1).</w:t>
+      </w:r>
+    </w:p>
+    <w:p>
+      <w:pPr>
+        <w:widowControl/>
+        <w:tabs>
+          <w:tab w:val="left" w:pos="720"/>
+        </w:tabs>
+        <w:spacing w:line="480"/>
+      </w:pPr>
+      <w:r>
+        <w:rPr>
+          <w:rFonts w:ascii="Times New Roman" w:cs="Times New Roman" w:eastAsia="Times New Roman" w:hAnsi="Times New Roman"/>
+          <w:sz w:val="24"/>
+          <w:szCs w:val="24"/>
+        </w:rPr>
+        <w:t xml:space="preserve">21.	The same prior written notice records the Parent’s written request of December 2, 2025 for a reevaluation and states: “The District will provide an assessment plan.” (p. 1).</w:t>
+      </w:r>
+    </w:p>
+    <w:p>
+      <w:pPr>
+        <w:widowControl/>
+        <w:tabs>
+          <w:tab w:val="left" w:pos="720"/>
+        </w:tabs>
+        <w:spacing w:line="480"/>
+      </w:pPr>
+      <w:r>
+        <w:rPr>
+          <w:rFonts w:ascii="Times New Roman" w:cs="Times New Roman" w:eastAsia="Times New Roman" w:hAnsi="Times New Roman"/>
+          <w:sz w:val="24"/>
+          <w:szCs w:val="24"/>
+        </w:rPr>
+        <w:t xml:space="preserve">22.	On March 14, 2026, the Parent requested in writing that the reading fluency goal be revised based on Student’s current level, and that the District provide the assessment plan requested on December 2, 2025, which she had not received. (p. 1).</w:t>
+      </w:r>
+    </w:p>
+    <w:p>
+      <w:pPr>
+        <w:widowControl/>
+        <w:tabs>
+          <w:tab w:val="left" w:pos="720"/>
+        </w:tabs>
+        <w:spacing w:line="480"/>
+      </w:pPr>
+      <w:r>
+        <w:rPr>
+          <w:rFonts w:ascii="Times New Roman" w:cs="Times New Roman" w:eastAsia="Times New Roman" w:hAnsi="Times New Roman"/>
+          <w:sz w:val="24"/>
+          <w:szCs w:val="24"/>
+        </w:rPr>
+        <w:t xml:space="preserve">23.	On April 2, 2026, the Parent wrote that she had received no response to her March 14, 2026 request and still had no assessment plan. (p. 1).</w:t>
       </w:r>
     </w:p>
     <w:p>
@@ -1186,7 +1390,7 @@
           <w:sz w:val="24"/>
           <w:szCs w:val="24"/>
         </w:rPr>
-        <w:t xml:space="preserve">23.	An individualized education program must be reasonably calculated to enable a child to make progress appropriate in light of the child’s circumstances. </w:t>
+        <w:t xml:space="preserve">24.	An individualized education program must be reasonably calculated to enable a child to make progress appropriate in light of the child’s circumstances. </w:t>
       </w:r>
       <w:r>
         <w:rPr>
@@ -1221,24 +1425,24 @@
           <w:sz w:val="24"/>
           <w:szCs w:val="24"/>
         </w:rPr>
-        <w:t xml:space="preserve">24.	The goal the District adopted on September 8, 2025 was the goal from the previous program with its baseline rewritten, and Student began the year 65 words per minute below the end-of-second-grade benchmark on the same measure (paragraphs 6 and 7). Over three reporting periods the District recorded 21, 24 and 23 words per minute against a goal of 60, and its own March 6, 2026 report states that the goal was not met (paragraphs 11, 14 and 15).</w:t>
-      </w:r>
-    </w:p>
-    <w:p>
-      <w:pPr>
-        <w:widowControl/>
-        <w:tabs>
-          <w:tab w:val="left" w:pos="720"/>
-        </w:tabs>
-        <w:spacing w:line="480"/>
-      </w:pPr>
-      <w:r>
-        <w:rPr>
-          <w:rFonts w:ascii="Times New Roman" w:cs="Times New Roman" w:eastAsia="Times New Roman" w:hAnsi="Times New Roman"/>
-          <w:sz w:val="24"/>
-          <w:szCs w:val="24"/>
-        </w:rPr>
-        <w:t xml:space="preserve">25.	The District answered that the goal “remains appropriate” and that Student “is making progress toward it” (paragraph 18). Its own three measurements move four words per minute across five months and end below where the second of them stood, and the report that records the goal as not met recommends continuing it unchanged. The program the District has offered since September 8, 2025 has produced no meaningful progress toward the one reading goal it sets, and the District proposes to leave it in place until September 2026.</w:t>
+        <w:t xml:space="preserve">25.	The goal the District adopted on September 8, 2025 was the goal from the previous program with its baseline rewritten, and the Parent took written exception to it at the meeting that adopted it (paragraphs 7 and 9). Over three reporting periods the District recorded 21, 24 and 23 words per minute against a rate of 60, and its own March 6, 2026 report states that the goal was not met and recommends continuing it (paragraphs 11, 14 and 15).</w:t>
+      </w:r>
+    </w:p>
+    <w:p>
+      <w:pPr>
+        <w:widowControl/>
+        <w:tabs>
+          <w:tab w:val="left" w:pos="720"/>
+        </w:tabs>
+        <w:spacing w:line="480"/>
+      </w:pPr>
+      <w:r>
+        <w:rPr>
+          <w:rFonts w:ascii="Times New Roman" w:cs="Times New Roman" w:eastAsia="Times New Roman" w:hAnsi="Times New Roman"/>
+          <w:sz w:val="24"/>
+          <w:szCs w:val="24"/>
+        </w:rPr>
+        <w:t xml:space="preserve">26.	The District answered that the goal “remains appropriate” and that Student “is making progress toward it, as reflected in” those three reports (paragraph 19). The reports it relies on are the reports that record the rate falling between the second and the third. Student has met the accuracy criterion the goal sets and not the rate, which is the half of the goal the services address, and the District proposes no change to the rate, the services or the way progress is measured before September 2026.</w:t>
       </w:r>
     </w:p>
     <w:p>
@@ -1270,58 +1474,58 @@
           <w:sz w:val="24"/>
           <w:szCs w:val="24"/>
         </w:rPr>
-        <w:t xml:space="preserve">34 C.F.R. §§ 300.111, 300.301–300.311.</w:t>
-      </w:r>
-    </w:p>
-    <w:p>
-      <w:pPr>
-        <w:widowControl/>
-        <w:tabs>
-          <w:tab w:val="left" w:pos="720"/>
-        </w:tabs>
-        <w:spacing w:line="480"/>
-      </w:pPr>
-      <w:r>
-        <w:rPr>
-          <w:rFonts w:ascii="Times New Roman" w:cs="Times New Roman" w:eastAsia="Times New Roman" w:hAnsi="Times New Roman"/>
-          <w:sz w:val="24"/>
-          <w:szCs w:val="24"/>
-        </w:rPr>
-        <w:t xml:space="preserve">26.	A parent may request a reevaluation, and a public agency must conduct one when the parent requests it, subject to the limits in 34 C.F.R. § 300.303.</w:t>
-      </w:r>
-    </w:p>
-    <w:p>
-      <w:pPr>
-        <w:widowControl/>
-        <w:tabs>
-          <w:tab w:val="left" w:pos="720"/>
-        </w:tabs>
-        <w:spacing w:line="480"/>
-      </w:pPr>
-      <w:r>
-        <w:rPr>
-          <w:rFonts w:ascii="Times New Roman" w:cs="Times New Roman" w:eastAsia="Times New Roman" w:hAnsi="Times New Roman"/>
-          <w:sz w:val="24"/>
-          <w:szCs w:val="24"/>
-        </w:rPr>
-        <w:t xml:space="preserve">27.	The Parent requested a reevaluation of Student’s reading in writing on December 2, 2025, naming phonological processing and decoding as the areas to assess (paragraph 12). The District replied two days later that it would prepare an assessment plan for her consent “within the required timeline” (paragraph 13), repeated on March 12, 2026 that it “will provide an assessment plan” (paragraph 20), and had provided none by April 2, 2026 (paragraph 22).</w:t>
-      </w:r>
-    </w:p>
-    <w:p>
-      <w:pPr>
-        <w:widowControl/>
-        <w:tabs>
-          <w:tab w:val="left" w:pos="720"/>
-        </w:tabs>
-        <w:spacing w:line="480"/>
-      </w:pPr>
-      <w:r>
-        <w:rPr>
-          <w:rFonts w:ascii="Times New Roman" w:cs="Times New Roman" w:eastAsia="Times New Roman" w:hAnsi="Times New Roman"/>
-          <w:sz w:val="24"/>
-          <w:szCs w:val="24"/>
-        </w:rPr>
-        <w:t xml:space="preserve">28.	The District has never refused the reevaluation. It accepted it twice in writing and did not begin it, so consent was never sought and no assessment has been conducted in the areas the Parent named. Student’s reading has been measured only by the fluency probe the disputed goal uses, and no assessment of decoding or phonological processing exists in the record from which an appropriate goal could be written.</w:t>
+        <w:t xml:space="preserve">34 C.F.R. §§ 300.303–300.311.</w:t>
+      </w:r>
+    </w:p>
+    <w:p>
+      <w:pPr>
+        <w:widowControl/>
+        <w:tabs>
+          <w:tab w:val="left" w:pos="720"/>
+        </w:tabs>
+        <w:spacing w:line="480"/>
+      </w:pPr>
+      <w:r>
+        <w:rPr>
+          <w:rFonts w:ascii="Times New Roman" w:cs="Times New Roman" w:eastAsia="Times New Roman" w:hAnsi="Times New Roman"/>
+          <w:sz w:val="24"/>
+          <w:szCs w:val="24"/>
+        </w:rPr>
+        <w:t xml:space="preserve">27.	A parent may request a reevaluation, and a public agency must conduct one when the parent requests it, subject to the limits in 34 C.F.R. § 300.303.</w:t>
+      </w:r>
+    </w:p>
+    <w:p>
+      <w:pPr>
+        <w:widowControl/>
+        <w:tabs>
+          <w:tab w:val="left" w:pos="720"/>
+        </w:tabs>
+        <w:spacing w:line="480"/>
+      </w:pPr>
+      <w:r>
+        <w:rPr>
+          <w:rFonts w:ascii="Times New Roman" w:cs="Times New Roman" w:eastAsia="Times New Roman" w:hAnsi="Times New Roman"/>
+          <w:sz w:val="24"/>
+          <w:szCs w:val="24"/>
+        </w:rPr>
+        <w:t xml:space="preserve">28.	The Parent requested a reevaluation of Student’s reading in writing on December 2, 2025, naming phonological processing and decoding as the areas to assess (paragraph 12). The District replied two days later that it would prepare an assessment plan for her consent “within the required timeline” (paragraph 13), repeated on March 12, 2026 that it “will provide an assessment plan” (paragraph 21), and had provided none by April 2, 2026 (paragraph 23).</w:t>
+      </w:r>
+    </w:p>
+    <w:p>
+      <w:pPr>
+        <w:widowControl/>
+        <w:tabs>
+          <w:tab w:val="left" w:pos="720"/>
+        </w:tabs>
+        <w:spacing w:line="480"/>
+      </w:pPr>
+      <w:r>
+        <w:rPr>
+          <w:rFonts w:ascii="Times New Roman" w:cs="Times New Roman" w:eastAsia="Times New Roman" w:hAnsi="Times New Roman"/>
+          <w:sz w:val="24"/>
+          <w:szCs w:val="24"/>
+        </w:rPr>
+        <w:t xml:space="preserve">29.	The District has never refused the reevaluation. It accepted it twice in writing and did not begin it, so consent was never sought and no assessment has been conducted in either area the Parent named. The program’s own present levels describe Student’s decoding in words — vowel-team and silent-e patterns not yet applied — without any assessment of it, and no measure of phonological processing exists in the record from which services addressing it could be written (paragraph 6).</w:t>
       </w:r>
     </w:p>
     <w:p>
@@ -1370,41 +1574,41 @@
           <w:sz w:val="24"/>
           <w:szCs w:val="24"/>
         </w:rPr>
-        <w:t xml:space="preserve">29.	The team must revise the individualized education program as appropriate to address any lack of expected progress toward the annual goals. 34 C.F.R. § 300.324(b)(1)(ii)(A).</w:t>
-      </w:r>
-    </w:p>
-    <w:p>
-      <w:pPr>
-        <w:widowControl/>
-        <w:tabs>
-          <w:tab w:val="left" w:pos="720"/>
-        </w:tabs>
-        <w:spacing w:line="480"/>
-      </w:pPr>
-      <w:r>
-        <w:rPr>
-          <w:rFonts w:ascii="Times New Roman" w:cs="Times New Roman" w:eastAsia="Times New Roman" w:hAnsi="Times New Roman"/>
-          <w:sz w:val="24"/>
-          <w:szCs w:val="24"/>
-        </w:rPr>
-        <w:t xml:space="preserve">30.	The lack of expected progress was on the District’s own documents before the Parent asked for anything: three progress reports, the last recording the goal as not met (paragraphs 11, 14 and 15). At the review on March 12, 2026 the team declined to revise the goal (paragraph 17), and the Parent’s written request of March 14, 2026 drew no reply (paragraphs 21 and 22).</w:t>
-      </w:r>
-    </w:p>
-    <w:p>
-      <w:pPr>
-        <w:widowControl/>
-        <w:tabs>
-          <w:tab w:val="left" w:pos="720"/>
-        </w:tabs>
-        <w:spacing w:line="480"/>
-      </w:pPr>
-      <w:r>
-        <w:rPr>
-          <w:rFonts w:ascii="Times New Roman" w:cs="Times New Roman" w:eastAsia="Times New Roman" w:hAnsi="Times New Roman"/>
-          <w:sz w:val="24"/>
-          <w:szCs w:val="24"/>
-        </w:rPr>
-        <w:t xml:space="preserve">31.	The District’s stated reason is that it “will review the goal at the annual review in September 2026” (paragraph 18). That is the regular annual review the program already provided for, and it postpones any change until a full school year after the baseline was set. The obligation to revise arises from the lack of progress, not from the calendar.</w:t>
+        <w:t xml:space="preserve">30.	The team must revise the individualized education program as appropriate to address any lack of expected progress toward the annual goals. 34 C.F.R. § 300.324(b)(1)(ii)(A).</w:t>
+      </w:r>
+    </w:p>
+    <w:p>
+      <w:pPr>
+        <w:widowControl/>
+        <w:tabs>
+          <w:tab w:val="left" w:pos="720"/>
+        </w:tabs>
+        <w:spacing w:line="480"/>
+      </w:pPr>
+      <w:r>
+        <w:rPr>
+          <w:rFonts w:ascii="Times New Roman" w:cs="Times New Roman" w:eastAsia="Times New Roman" w:hAnsi="Times New Roman"/>
+          <w:sz w:val="24"/>
+          <w:szCs w:val="24"/>
+        </w:rPr>
+        <w:t xml:space="preserve">31.	The lack of expected progress was on the District’s own documents before the Parent asked for anything: three progress reports, the last recording the goal as not met (paragraphs 11, 14 and 15). At the review on March 12, 2026 the team declined to revise the goal (paragraph 18), and the Parent’s written request of March 14, 2026 drew no reply (paragraphs 22 and 23).</w:t>
+      </w:r>
+    </w:p>
+    <w:p>
+      <w:pPr>
+        <w:widowControl/>
+        <w:tabs>
+          <w:tab w:val="left" w:pos="720"/>
+        </w:tabs>
+        <w:spacing w:line="480"/>
+      </w:pPr>
+      <w:r>
+        <w:rPr>
+          <w:rFonts w:ascii="Times New Roman" w:cs="Times New Roman" w:eastAsia="Times New Roman" w:hAnsi="Times New Roman"/>
+          <w:sz w:val="24"/>
+          <w:szCs w:val="24"/>
+        </w:rPr>
+        <w:t xml:space="preserve">32.	The District’s stated reason is that Student “is making progress toward” the goal, as reflected in those three reports (paragraph 19). Progress toward a rate is movement in the rate, and the rate the District recorded was lower in March than in January. A report that records a goal as not met and recommends continuing it unchanged is a reason to revise the program, not a reason to leave it until the annual review.</w:t>
       </w:r>
     </w:p>
     <w:p>
@@ -1453,41 +1657,41 @@
           <w:sz w:val="24"/>
           <w:szCs w:val="24"/>
         </w:rPr>
-        <w:t xml:space="preserve">32.	A public agency must make the special education and related services available to the child in accordance with the child’s individualized education program. 34 C.F.R. § 300.323(c)(2).</w:t>
-      </w:r>
-    </w:p>
-    <w:p>
-      <w:pPr>
-        <w:widowControl/>
-        <w:tabs>
-          <w:tab w:val="left" w:pos="720"/>
-        </w:tabs>
-        <w:spacing w:line="480"/>
-      </w:pPr>
-      <w:r>
-        <w:rPr>
-          <w:rFonts w:ascii="Times New Roman" w:cs="Times New Roman" w:eastAsia="Times New Roman" w:hAnsi="Times New Roman"/>
-          <w:sz w:val="24"/>
-          <w:szCs w:val="24"/>
-        </w:rPr>
-        <w:t xml:space="preserve">33.	The program requires 240 minutes a week of specialized academic instruction in reading, in a small group of no more than 4 in the special education classroom (paragraph 8). The District’s own log records 20 of the 24 instructional weeks below that amount and an average of 95 minutes a week across the period (paragraph 16). The service stopped in the form the program specifies on October 6, 2025, when the reading intervention position fell vacant, and the position was still unfilled on February 27, 2026 (paragraphs 10 and 16).</w:t>
-      </w:r>
-    </w:p>
-    <w:p>
-      <w:pPr>
-        <w:widowControl/>
-        <w:tabs>
-          <w:tab w:val="left" w:pos="720"/>
-        </w:tabs>
-        <w:spacing w:line="480"/>
-      </w:pPr>
-      <w:r>
-        <w:rPr>
-          <w:rFonts w:ascii="Times New Roman" w:cs="Times New Roman" w:eastAsia="Times New Roman" w:hAnsi="Times New Roman"/>
-          <w:sz w:val="24"/>
-          <w:szCs w:val="24"/>
-        </w:rPr>
-        <w:t xml:space="preserve">34.	The District acknowledges the discontinuation and its cause, and records that “Compensatory services were not proposed at this meeting” (paragraph 19). A staffing vacancy is the District’s to solve. Across the 20 weeks the log records below the required amount, Student received 1,320 of the 4,800 minutes the program required, a shortfall of 3,480 minutes.</w:t>
+        <w:t xml:space="preserve">33.	A public agency must make the special education and related services available to the child in accordance with the child’s individualized education program. 34 C.F.R. § 300.323(c)(2).</w:t>
+      </w:r>
+    </w:p>
+    <w:p>
+      <w:pPr>
+        <w:widowControl/>
+        <w:tabs>
+          <w:tab w:val="left" w:pos="720"/>
+        </w:tabs>
+        <w:spacing w:line="480"/>
+      </w:pPr>
+      <w:r>
+        <w:rPr>
+          <w:rFonts w:ascii="Times New Roman" w:cs="Times New Roman" w:eastAsia="Times New Roman" w:hAnsi="Times New Roman"/>
+          <w:sz w:val="24"/>
+          <w:szCs w:val="24"/>
+        </w:rPr>
+        <w:t xml:space="preserve">34.	The program requires 240 minutes a week of specialized academic instruction in reading, in a small group of no more than 4 in the special education classroom (paragraph 8). The District’s own log records 20 of the 24 instructional weeks below that amount and an average of 95 minutes a week across the period (paragraph 16). The service stopped in the form the program specifies on October 6, 2025, when the reading intervention position fell vacant, and the position was still unfilled on February 27, 2026 (paragraphs 10 and 16).</w:t>
+      </w:r>
+    </w:p>
+    <w:p>
+      <w:pPr>
+        <w:widowControl/>
+        <w:tabs>
+          <w:tab w:val="left" w:pos="720"/>
+        </w:tabs>
+        <w:spacing w:line="480"/>
+      </w:pPr>
+      <w:r>
+        <w:rPr>
+          <w:rFonts w:ascii="Times New Roman" w:cs="Times New Roman" w:eastAsia="Times New Roman" w:hAnsi="Times New Roman"/>
+          <w:sz w:val="24"/>
+          <w:szCs w:val="24"/>
+        </w:rPr>
+        <w:t xml:space="preserve">35.	The weeks the log attributes to the school calendar are not claimed here (paragraph 17). Across the weeks that remain, Student received 1,155 of the 3,600 minutes the program required, a shortfall of 2,445 minutes. The District acknowledges the discontinuation and its cause, and records that “Compensatory services were not proposed at this meeting” (paragraph 20). A staffing vacancy is the District’s to solve.</w:t>
       </w:r>
     </w:p>
     <w:p>
@@ -1537,7 +1741,7 @@
           <w:sz w:val="24"/>
           <w:szCs w:val="24"/>
         </w:rPr>
-        <w:t xml:space="preserve">35.	The Parent proposes the following resolution:</w:t>
+        <w:t xml:space="preserve">36.	The Parent proposes the following resolution:</w:t>
       </w:r>
     </w:p>
     <w:p>
@@ -1556,7 +1760,7 @@
           <w:sz w:val="24"/>
           <w:szCs w:val="24"/>
         </w:rPr>
-        <w:t xml:space="preserve">(a)	convene an individualized education program team meeting within 15 days to adopt measurable reading goals based on current assessment data (claims A and C; 34 C.F.R. § 300.324(b));</w:t>
+        <w:t xml:space="preserve">(a)	conduct the reevaluation of Student’s reading the Parent requested on December 2, 2025, assessing phonological processing and decoding (claim B; 34 C.F.R. §§ 300.303, 300.304);</w:t>
       </w:r>
     </w:p>
     <w:p>
@@ -1575,7 +1779,7 @@
           <w:sz w:val="24"/>
           <w:szCs w:val="24"/>
         </w:rPr>
-        <w:t xml:space="preserve">(b)	fund an independent educational evaluation in reading and written expression at the District’s expense, including assessment of phonological processing and decoding (claim B; 34 C.F.R. § 300.502);</w:t>
+        <w:t xml:space="preserve">(b)	convene an individualized education program team meeting within 15 days of that assessment to adopt measurable reading goals based on it (claims A and C; 34 C.F.R. § 300.324(b));</w:t>
       </w:r>
     </w:p>
     <w:p>
@@ -1594,7 +1798,7 @@
           <w:sz w:val="24"/>
           <w:szCs w:val="24"/>
         </w:rPr>
-        <w:t xml:space="preserve">(c)	provide 3,480 minutes of compensatory specialized academic instruction in reading, being the shortfall between the 4,800 minutes the individualized education program required in the 20 weeks the District’s service delivery log records below 240 minutes and the 1,320 minutes the log records as delivered (claim D; 34 C.F.R. § 300.323); and</w:t>
+        <w:t xml:space="preserve">(c)	provide 2,445 minutes of compensatory specialized academic instruction in reading, being the shortfall between the 3,600 minutes the program required in the weeks the District’s service delivery log records below 240 minutes and does not attribute to the school calendar, and the 1,155 minutes the log records as delivered in those weeks (claim D; 34 C.F.R. § 300.323); and</w:t>
       </w:r>
     </w:p>
     <w:p>
@@ -1613,7 +1817,7 @@
           <w:sz w:val="24"/>
           <w:szCs w:val="24"/>
         </w:rPr>
-        <w:t xml:space="preserve">(d)	implement the individualized education program as written, in a small group of no more than 4 in the special education classroom, and provide the Parent the service delivery log each month (claim D; 34 C.F.R. § 300.323).</w:t>
+        <w:t xml:space="preserve">(d)	implement the individualized education program as written, in a small group of no more than 4 in the special education classroom, and provide the Parent the service delivery log each quarter (claim D; 34 C.F.R. § 300.323).</w:t>
       </w:r>
     </w:p>
     <w:p>
@@ -1647,7 +1851,7 @@
           <w:sz w:val="24"/>
           <w:szCs w:val="24"/>
         </w:rPr>
-        <w:t xml:space="preserve">36.	Petitioner reserves the right to amend this complaint, to raise additional issues disclosed by documents not yet produced, and to seek any other relief the hearing officer is authorized to grant.</w:t>
+        <w:t xml:space="preserve">37.	Petitioner reserves the right to amend this complaint as 34 C.F.R. § 300.508(d)(3) permits, and to seek any other relief the hearing officer is authorized to grant on the problems stated above.</w:t>
       </w:r>
     </w:p>
     <w:p>
